--- a/#2 对称密码/第3章 传统加密技术/attachments/Note_chapter_3.docx
+++ b/#2 对称密码/第3章 传统加密技术/attachments/Note_chapter_3.docx
@@ -8,7 +8,7 @@
         <w:spacing w:after="200"/>
         <w:jc w:val="center"/>
         <w:rPr>
-          <w:rFonts w:asciiTheme="minorEastAsia" w:hAnsiTheme="minorEastAsia"/>
+          <w:rFonts w:asciiTheme="minorEastAsia" w:hAnsiTheme="minorEastAsia" w:hint="eastAsia"/>
           <w:sz w:val="32"/>
           <w:szCs w:val="32"/>
         </w:rPr>
@@ -27,7 +27,7 @@
         <w:pStyle w:val="2"/>
         <w:spacing w:after="200"/>
         <w:rPr>
-          <w:rFonts w:asciiTheme="minorEastAsia" w:hAnsiTheme="minorEastAsia"/>
+          <w:rFonts w:asciiTheme="minorEastAsia" w:hAnsiTheme="minorEastAsia" w:hint="eastAsia"/>
           <w:sz w:val="28"/>
           <w:szCs w:val="28"/>
         </w:rPr>
@@ -64,7 +64,7 @@
         <w:spacing w:after="100"/>
         <w:ind w:leftChars="108" w:left="259"/>
         <w:rPr>
-          <w:rFonts w:asciiTheme="minorEastAsia" w:hAnsiTheme="minorEastAsia"/>
+          <w:rFonts w:asciiTheme="minorEastAsia" w:hAnsiTheme="minorEastAsia" w:hint="eastAsia"/>
           <w:sz w:val="21"/>
           <w:szCs w:val="21"/>
         </w:rPr>
@@ -83,7 +83,7 @@
         <w:spacing w:after="100"/>
         <w:ind w:leftChars="108" w:left="259"/>
         <w:rPr>
-          <w:rFonts w:asciiTheme="minorEastAsia" w:hAnsiTheme="minorEastAsia"/>
+          <w:rFonts w:asciiTheme="minorEastAsia" w:hAnsiTheme="minorEastAsia" w:hint="eastAsia"/>
           <w:sz w:val="21"/>
           <w:szCs w:val="21"/>
         </w:rPr>
@@ -102,7 +102,7 @@
         <w:spacing w:after="100"/>
         <w:ind w:leftChars="108" w:left="259"/>
         <w:rPr>
-          <w:rFonts w:asciiTheme="minorEastAsia" w:hAnsiTheme="minorEastAsia"/>
+          <w:rFonts w:asciiTheme="minorEastAsia" w:hAnsiTheme="minorEastAsia" w:hint="eastAsia"/>
           <w:sz w:val="21"/>
           <w:szCs w:val="21"/>
         </w:rPr>
@@ -121,7 +121,7 @@
         <w:spacing w:after="100"/>
         <w:ind w:leftChars="108" w:left="259"/>
         <w:rPr>
-          <w:rFonts w:asciiTheme="minorEastAsia" w:hAnsiTheme="minorEastAsia"/>
+          <w:rFonts w:asciiTheme="minorEastAsia" w:hAnsiTheme="minorEastAsia" w:hint="eastAsia"/>
           <w:sz w:val="21"/>
           <w:szCs w:val="21"/>
         </w:rPr>
@@ -140,7 +140,7 @@
         <w:spacing w:after="100"/>
         <w:ind w:leftChars="108" w:left="259"/>
         <w:rPr>
-          <w:rFonts w:asciiTheme="minorEastAsia" w:hAnsiTheme="minorEastAsia"/>
+          <w:rFonts w:asciiTheme="minorEastAsia" w:hAnsiTheme="minorEastAsia" w:hint="eastAsia"/>
           <w:sz w:val="21"/>
           <w:szCs w:val="21"/>
         </w:rPr>
@@ -158,7 +158,7 @@
       <w:pPr>
         <w:spacing w:after="200"/>
         <w:rPr>
-          <w:rFonts w:asciiTheme="minorEastAsia" w:hAnsiTheme="minorEastAsia"/>
+          <w:rFonts w:asciiTheme="minorEastAsia" w:hAnsiTheme="minorEastAsia" w:hint="eastAsia"/>
           <w:sz w:val="21"/>
           <w:szCs w:val="21"/>
         </w:rPr>
@@ -500,7 +500,7 @@
       <w:pPr>
         <w:spacing w:after="120"/>
         <w:rPr>
-          <w:rFonts w:asciiTheme="minorEastAsia" w:hAnsiTheme="minorEastAsia"/>
+          <w:rFonts w:asciiTheme="minorEastAsia" w:hAnsiTheme="minorEastAsia" w:hint="eastAsia"/>
           <w:sz w:val="21"/>
           <w:szCs w:val="21"/>
         </w:rPr>
@@ -529,7 +529,7 @@
         <w:pStyle w:val="2"/>
         <w:spacing w:after="200"/>
         <w:rPr>
-          <w:rFonts w:asciiTheme="minorEastAsia" w:hAnsiTheme="minorEastAsia"/>
+          <w:rFonts w:asciiTheme="minorEastAsia" w:hAnsiTheme="minorEastAsia" w:hint="eastAsia"/>
           <w:sz w:val="28"/>
           <w:szCs w:val="28"/>
         </w:rPr>
@@ -549,7 +549,7 @@
         <w:pStyle w:val="3"/>
         <w:spacing w:after="200"/>
         <w:rPr>
-          <w:rFonts w:asciiTheme="minorEastAsia" w:hAnsiTheme="minorEastAsia"/>
+          <w:rFonts w:asciiTheme="minorEastAsia" w:hAnsiTheme="minorEastAsia" w:hint="eastAsia"/>
           <w:sz w:val="24"/>
           <w:szCs w:val="24"/>
         </w:rPr>
@@ -616,7 +616,7 @@
           <w:p>
             <w:pPr>
               <w:rPr>
-                <w:rFonts w:asciiTheme="minorEastAsia" w:hAnsiTheme="minorEastAsia"/>
+                <w:rFonts w:asciiTheme="minorEastAsia" w:hAnsiTheme="minorEastAsia" w:hint="eastAsia"/>
                 <w:sz w:val="21"/>
                 <w:szCs w:val="21"/>
               </w:rPr>
@@ -640,7 +640,7 @@
           <w:p>
             <w:pPr>
               <w:rPr>
-                <w:rFonts w:asciiTheme="minorEastAsia" w:hAnsiTheme="minorEastAsia"/>
+                <w:rFonts w:asciiTheme="minorEastAsia" w:hAnsiTheme="minorEastAsia" w:hint="eastAsia"/>
                 <w:sz w:val="21"/>
                 <w:szCs w:val="21"/>
               </w:rPr>
@@ -666,7 +666,7 @@
           <w:p>
             <w:pPr>
               <w:rPr>
-                <w:rFonts w:asciiTheme="minorEastAsia" w:hAnsiTheme="minorEastAsia"/>
+                <w:rFonts w:asciiTheme="minorEastAsia" w:hAnsiTheme="minorEastAsia" w:hint="eastAsia"/>
                 <w:sz w:val="21"/>
                 <w:szCs w:val="21"/>
               </w:rPr>
@@ -688,7 +688,7 @@
           <w:p>
             <w:pPr>
               <w:rPr>
-                <w:rFonts w:asciiTheme="minorEastAsia" w:hAnsiTheme="minorEastAsia"/>
+                <w:rFonts w:asciiTheme="minorEastAsia" w:hAnsiTheme="minorEastAsia" w:hint="eastAsia"/>
                 <w:sz w:val="21"/>
                 <w:szCs w:val="21"/>
               </w:rPr>
@@ -712,7 +712,7 @@
           <w:p>
             <w:pPr>
               <w:rPr>
-                <w:rFonts w:asciiTheme="minorEastAsia" w:hAnsiTheme="minorEastAsia"/>
+                <w:rFonts w:asciiTheme="minorEastAsia" w:hAnsiTheme="minorEastAsia" w:hint="eastAsia"/>
                 <w:sz w:val="21"/>
                 <w:szCs w:val="21"/>
               </w:rPr>
@@ -734,7 +734,7 @@
           <w:p>
             <w:pPr>
               <w:rPr>
-                <w:rFonts w:asciiTheme="minorEastAsia" w:hAnsiTheme="minorEastAsia"/>
+                <w:rFonts w:asciiTheme="minorEastAsia" w:hAnsiTheme="minorEastAsia" w:hint="eastAsia"/>
                 <w:sz w:val="21"/>
                 <w:szCs w:val="21"/>
               </w:rPr>
@@ -758,7 +758,7 @@
           <w:p>
             <w:pPr>
               <w:rPr>
-                <w:rFonts w:asciiTheme="minorEastAsia" w:hAnsiTheme="minorEastAsia"/>
+                <w:rFonts w:asciiTheme="minorEastAsia" w:hAnsiTheme="minorEastAsia" w:hint="eastAsia"/>
                 <w:sz w:val="21"/>
                 <w:szCs w:val="21"/>
               </w:rPr>
@@ -780,7 +780,7 @@
           <w:p>
             <w:pPr>
               <w:rPr>
-                <w:rFonts w:asciiTheme="minorEastAsia" w:hAnsiTheme="minorEastAsia"/>
+                <w:rFonts w:asciiTheme="minorEastAsia" w:hAnsiTheme="minorEastAsia" w:hint="eastAsia"/>
                 <w:sz w:val="21"/>
                 <w:szCs w:val="21"/>
               </w:rPr>
@@ -804,7 +804,7 @@
           <w:p>
             <w:pPr>
               <w:rPr>
-                <w:rFonts w:asciiTheme="minorEastAsia" w:hAnsiTheme="minorEastAsia"/>
+                <w:rFonts w:asciiTheme="minorEastAsia" w:hAnsiTheme="minorEastAsia" w:hint="eastAsia"/>
                 <w:sz w:val="21"/>
                 <w:szCs w:val="21"/>
               </w:rPr>
@@ -826,7 +826,7 @@
           <w:p>
             <w:pPr>
               <w:rPr>
-                <w:rFonts w:asciiTheme="minorEastAsia" w:hAnsiTheme="minorEastAsia"/>
+                <w:rFonts w:asciiTheme="minorEastAsia" w:hAnsiTheme="minorEastAsia" w:hint="eastAsia"/>
                 <w:sz w:val="21"/>
                 <w:szCs w:val="21"/>
               </w:rPr>
@@ -850,7 +850,7 @@
           <w:p>
             <w:pPr>
               <w:rPr>
-                <w:rFonts w:asciiTheme="minorEastAsia" w:hAnsiTheme="minorEastAsia"/>
+                <w:rFonts w:asciiTheme="minorEastAsia" w:hAnsiTheme="minorEastAsia" w:hint="eastAsia"/>
                 <w:sz w:val="21"/>
                 <w:szCs w:val="21"/>
               </w:rPr>
@@ -872,7 +872,7 @@
           <w:p>
             <w:pPr>
               <w:rPr>
-                <w:rFonts w:asciiTheme="minorEastAsia" w:hAnsiTheme="minorEastAsia"/>
+                <w:rFonts w:asciiTheme="minorEastAsia" w:hAnsiTheme="minorEastAsia" w:hint="eastAsia"/>
                 <w:sz w:val="21"/>
                 <w:szCs w:val="21"/>
               </w:rPr>
@@ -896,7 +896,7 @@
           <w:p>
             <w:pPr>
               <w:rPr>
-                <w:rFonts w:asciiTheme="minorEastAsia" w:hAnsiTheme="minorEastAsia"/>
+                <w:rFonts w:asciiTheme="minorEastAsia" w:hAnsiTheme="minorEastAsia" w:hint="eastAsia"/>
                 <w:sz w:val="21"/>
                 <w:szCs w:val="21"/>
               </w:rPr>
@@ -918,7 +918,7 @@
           <w:p>
             <w:pPr>
               <w:rPr>
-                <w:rFonts w:asciiTheme="minorEastAsia" w:hAnsiTheme="minorEastAsia"/>
+                <w:rFonts w:asciiTheme="minorEastAsia" w:hAnsiTheme="minorEastAsia" w:hint="eastAsia"/>
                 <w:sz w:val="21"/>
                 <w:szCs w:val="21"/>
               </w:rPr>
@@ -942,7 +942,7 @@
           <w:p>
             <w:pPr>
               <w:rPr>
-                <w:rFonts w:asciiTheme="minorEastAsia" w:hAnsiTheme="minorEastAsia"/>
+                <w:rFonts w:asciiTheme="minorEastAsia" w:hAnsiTheme="minorEastAsia" w:hint="eastAsia"/>
                 <w:sz w:val="21"/>
                 <w:szCs w:val="21"/>
               </w:rPr>
@@ -964,7 +964,7 @@
           <w:p>
             <w:pPr>
               <w:rPr>
-                <w:rFonts w:asciiTheme="minorEastAsia" w:hAnsiTheme="minorEastAsia"/>
+                <w:rFonts w:asciiTheme="minorEastAsia" w:hAnsiTheme="minorEastAsia" w:hint="eastAsia"/>
                 <w:sz w:val="21"/>
                 <w:szCs w:val="21"/>
               </w:rPr>
@@ -988,7 +988,7 @@
           <w:p>
             <w:pPr>
               <w:rPr>
-                <w:rFonts w:asciiTheme="minorEastAsia" w:hAnsiTheme="minorEastAsia"/>
+                <w:rFonts w:asciiTheme="minorEastAsia" w:hAnsiTheme="minorEastAsia" w:hint="eastAsia"/>
                 <w:sz w:val="21"/>
                 <w:szCs w:val="21"/>
               </w:rPr>
@@ -1010,7 +1010,7 @@
           <w:p>
             <w:pPr>
               <w:rPr>
-                <w:rFonts w:asciiTheme="minorEastAsia" w:hAnsiTheme="minorEastAsia"/>
+                <w:rFonts w:asciiTheme="minorEastAsia" w:hAnsiTheme="minorEastAsia" w:hint="eastAsia"/>
                 <w:sz w:val="21"/>
                 <w:szCs w:val="21"/>
               </w:rPr>
@@ -1031,7 +1031,7 @@
       <w:pPr>
         <w:spacing w:before="240"/>
         <w:rPr>
-          <w:rFonts w:asciiTheme="minorEastAsia" w:hAnsiTheme="minorEastAsia"/>
+          <w:rFonts w:asciiTheme="minorEastAsia" w:hAnsiTheme="minorEastAsia" w:hint="eastAsia"/>
           <w:sz w:val="21"/>
           <w:szCs w:val="21"/>
         </w:rPr>
@@ -1050,7 +1050,7 @@
         <w:pStyle w:val="3"/>
         <w:spacing w:after="200"/>
         <w:rPr>
-          <w:rFonts w:asciiTheme="minorEastAsia" w:hAnsiTheme="minorEastAsia"/>
+          <w:rFonts w:asciiTheme="minorEastAsia" w:hAnsiTheme="minorEastAsia" w:hint="eastAsia"/>
           <w:sz w:val="24"/>
           <w:szCs w:val="24"/>
         </w:rPr>
@@ -1068,7 +1068,7 @@
       <w:pPr>
         <w:spacing w:after="120"/>
         <w:rPr>
-          <w:rFonts w:asciiTheme="minorEastAsia" w:hAnsiTheme="minorEastAsia"/>
+          <w:rFonts w:asciiTheme="minorEastAsia" w:hAnsiTheme="minorEastAsia" w:hint="eastAsia"/>
           <w:sz w:val="21"/>
           <w:szCs w:val="21"/>
         </w:rPr>
@@ -1125,7 +1125,7 @@
               <w:spacing w:after="200"/>
               <w:jc w:val="center"/>
               <w:rPr>
-                <w:rFonts w:asciiTheme="minorEastAsia" w:hAnsiTheme="minorEastAsia"/>
+                <w:rFonts w:asciiTheme="minorEastAsia" w:hAnsiTheme="minorEastAsia" w:hint="eastAsia"/>
                 <w:sz w:val="21"/>
                 <w:szCs w:val="21"/>
               </w:rPr>
@@ -1152,7 +1152,7 @@
                           </pic:cNvPicPr>
                         </pic:nvPicPr>
                         <pic:blipFill>
-                          <a:blip r:embed="rId6" cstate="print">
+                          <a:blip r:embed="rId8" cstate="print">
                             <a:extLst>
                               <a:ext uri="{28A0092B-C50C-407E-A947-70E740481C1C}">
                                 <a14:useLocalDpi xmlns:a14="http://schemas.microsoft.com/office/drawing/2010/main" val="0"/>
@@ -1191,7 +1191,7 @@
       <w:pPr>
         <w:spacing w:after="120"/>
         <w:rPr>
-          <w:rFonts w:asciiTheme="minorEastAsia" w:hAnsiTheme="minorEastAsia"/>
+          <w:rFonts w:asciiTheme="minorEastAsia" w:hAnsiTheme="minorEastAsia" w:hint="eastAsia"/>
           <w:sz w:val="21"/>
           <w:szCs w:val="21"/>
         </w:rPr>
@@ -1211,7 +1211,7 @@
       <w:pPr>
         <w:spacing w:after="200"/>
         <w:rPr>
-          <w:rFonts w:asciiTheme="minorEastAsia" w:hAnsiTheme="minorEastAsia"/>
+          <w:rFonts w:asciiTheme="minorEastAsia" w:hAnsiTheme="minorEastAsia" w:hint="eastAsia"/>
           <w:sz w:val="21"/>
           <w:szCs w:val="21"/>
         </w:rPr>
@@ -1260,7 +1260,7 @@
           <w:p>
             <w:pPr>
               <w:rPr>
-                <w:rFonts w:asciiTheme="minorEastAsia" w:hAnsiTheme="minorEastAsia"/>
+                <w:rFonts w:asciiTheme="minorEastAsia" w:hAnsiTheme="minorEastAsia" w:hint="eastAsia"/>
                 <w:sz w:val="21"/>
                 <w:szCs w:val="21"/>
               </w:rPr>
@@ -1284,7 +1284,7 @@
           <w:p>
             <w:pPr>
               <w:rPr>
-                <w:rFonts w:asciiTheme="minorEastAsia" w:hAnsiTheme="minorEastAsia"/>
+                <w:rFonts w:asciiTheme="minorEastAsia" w:hAnsiTheme="minorEastAsia" w:hint="eastAsia"/>
                 <w:sz w:val="21"/>
                 <w:szCs w:val="21"/>
               </w:rPr>
@@ -1310,7 +1310,7 @@
           <w:p>
             <w:pPr>
               <w:rPr>
-                <w:rFonts w:asciiTheme="minorEastAsia" w:hAnsiTheme="minorEastAsia"/>
+                <w:rFonts w:asciiTheme="minorEastAsia" w:hAnsiTheme="minorEastAsia" w:hint="eastAsia"/>
                 <w:sz w:val="21"/>
                 <w:szCs w:val="21"/>
               </w:rPr>
@@ -1332,7 +1332,7 @@
           <w:p>
             <w:pPr>
               <w:rPr>
-                <w:rFonts w:asciiTheme="minorEastAsia" w:hAnsiTheme="minorEastAsia"/>
+                <w:rFonts w:asciiTheme="minorEastAsia" w:hAnsiTheme="minorEastAsia" w:hint="eastAsia"/>
                 <w:sz w:val="21"/>
                 <w:szCs w:val="21"/>
               </w:rPr>
@@ -1356,7 +1356,7 @@
           <w:p>
             <w:pPr>
               <w:rPr>
-                <w:rFonts w:asciiTheme="minorEastAsia" w:hAnsiTheme="minorEastAsia"/>
+                <w:rFonts w:asciiTheme="minorEastAsia" w:hAnsiTheme="minorEastAsia" w:hint="eastAsia"/>
                 <w:sz w:val="21"/>
                 <w:szCs w:val="21"/>
               </w:rPr>
@@ -1378,7 +1378,7 @@
           <w:p>
             <w:pPr>
               <w:rPr>
-                <w:rFonts w:asciiTheme="minorEastAsia" w:hAnsiTheme="minorEastAsia"/>
+                <w:rFonts w:asciiTheme="minorEastAsia" w:hAnsiTheme="minorEastAsia" w:hint="eastAsia"/>
                 <w:sz w:val="21"/>
                 <w:szCs w:val="21"/>
               </w:rPr>
@@ -1402,7 +1402,7 @@
           <w:p>
             <w:pPr>
               <w:rPr>
-                <w:rFonts w:asciiTheme="minorEastAsia" w:hAnsiTheme="minorEastAsia"/>
+                <w:rFonts w:asciiTheme="minorEastAsia" w:hAnsiTheme="minorEastAsia" w:hint="eastAsia"/>
                 <w:sz w:val="21"/>
                 <w:szCs w:val="21"/>
               </w:rPr>
@@ -1425,7 +1425,7 @@
           <w:p>
             <w:pPr>
               <w:rPr>
-                <w:rFonts w:asciiTheme="minorEastAsia" w:hAnsiTheme="minorEastAsia"/>
+                <w:rFonts w:asciiTheme="minorEastAsia" w:hAnsiTheme="minorEastAsia" w:hint="eastAsia"/>
                 <w:sz w:val="21"/>
                 <w:szCs w:val="21"/>
               </w:rPr>
@@ -1449,7 +1449,7 @@
           <w:p>
             <w:pPr>
               <w:rPr>
-                <w:rFonts w:asciiTheme="minorEastAsia" w:hAnsiTheme="minorEastAsia"/>
+                <w:rFonts w:asciiTheme="minorEastAsia" w:hAnsiTheme="minorEastAsia" w:hint="eastAsia"/>
                 <w:sz w:val="21"/>
                 <w:szCs w:val="21"/>
               </w:rPr>
@@ -1471,7 +1471,7 @@
           <w:p>
             <w:pPr>
               <w:rPr>
-                <w:rFonts w:asciiTheme="minorEastAsia" w:hAnsiTheme="minorEastAsia"/>
+                <w:rFonts w:asciiTheme="minorEastAsia" w:hAnsiTheme="minorEastAsia" w:hint="eastAsia"/>
                 <w:sz w:val="21"/>
                 <w:szCs w:val="21"/>
               </w:rPr>
@@ -1495,7 +1495,7 @@
           <w:p>
             <w:pPr>
               <w:rPr>
-                <w:rFonts w:asciiTheme="minorEastAsia" w:hAnsiTheme="minorEastAsia"/>
+                <w:rFonts w:asciiTheme="minorEastAsia" w:hAnsiTheme="minorEastAsia" w:hint="eastAsia"/>
                 <w:sz w:val="21"/>
                 <w:szCs w:val="21"/>
               </w:rPr>
@@ -1517,7 +1517,7 @@
           <w:p>
             <w:pPr>
               <w:rPr>
-                <w:rFonts w:asciiTheme="minorEastAsia" w:hAnsiTheme="minorEastAsia"/>
+                <w:rFonts w:asciiTheme="minorEastAsia" w:hAnsiTheme="minorEastAsia" w:hint="eastAsia"/>
                 <w:sz w:val="21"/>
                 <w:szCs w:val="21"/>
               </w:rPr>
@@ -1538,7 +1538,7 @@
       <w:pPr>
         <w:spacing w:before="240"/>
         <w:rPr>
-          <w:rFonts w:asciiTheme="minorEastAsia" w:hAnsiTheme="minorEastAsia"/>
+          <w:rFonts w:asciiTheme="minorEastAsia" w:hAnsiTheme="minorEastAsia" w:hint="eastAsia"/>
           <w:sz w:val="21"/>
           <w:szCs w:val="21"/>
         </w:rPr>
@@ -1556,7 +1556,7 @@
       <w:pPr>
         <w:spacing w:after="120"/>
         <w:rPr>
-          <w:rFonts w:asciiTheme="minorEastAsia" w:hAnsiTheme="minorEastAsia"/>
+          <w:rFonts w:asciiTheme="minorEastAsia" w:hAnsiTheme="minorEastAsia" w:hint="eastAsia"/>
           <w:sz w:val="21"/>
           <w:szCs w:val="21"/>
         </w:rPr>
@@ -1640,7 +1640,7 @@
                           </pic:cNvPicPr>
                         </pic:nvPicPr>
                         <pic:blipFill>
-                          <a:blip r:embed="rId7">
+                          <a:blip r:embed="rId9">
                             <a:extLst>
                               <a:ext uri="{28A0092B-C50C-407E-A947-70E740481C1C}">
                                 <a14:useLocalDpi xmlns:a14="http://schemas.microsoft.com/office/drawing/2010/main" val="0"/>
@@ -1679,7 +1679,7 @@
       <w:pPr>
         <w:spacing w:after="120"/>
         <w:rPr>
-          <w:rFonts w:asciiTheme="minorEastAsia" w:hAnsiTheme="minorEastAsia"/>
+          <w:rFonts w:asciiTheme="minorEastAsia" w:hAnsiTheme="minorEastAsia" w:hint="eastAsia"/>
           <w:sz w:val="21"/>
           <w:szCs w:val="21"/>
         </w:rPr>
@@ -1699,7 +1699,7 @@
       <w:pPr>
         <w:spacing w:after="200"/>
         <w:rPr>
-          <w:rFonts w:asciiTheme="minorEastAsia" w:hAnsiTheme="minorEastAsia"/>
+          <w:rFonts w:asciiTheme="minorEastAsia" w:hAnsiTheme="minorEastAsia" w:hint="eastAsia"/>
           <w:sz w:val="21"/>
           <w:szCs w:val="21"/>
         </w:rPr>
@@ -1718,7 +1718,7 @@
         <w:pStyle w:val="3"/>
         <w:spacing w:after="200"/>
         <w:rPr>
-          <w:rFonts w:asciiTheme="minorEastAsia" w:hAnsiTheme="minorEastAsia"/>
+          <w:rFonts w:asciiTheme="minorEastAsia" w:hAnsiTheme="minorEastAsia" w:hint="eastAsia"/>
           <w:sz w:val="24"/>
           <w:szCs w:val="24"/>
         </w:rPr>
@@ -1755,7 +1755,7 @@
         <w:spacing w:before="240" w:after="160"/>
         <w:jc w:val="center"/>
         <w:rPr>
-          <w:rFonts w:asciiTheme="minorEastAsia" w:hAnsiTheme="minorEastAsia"/>
+          <w:rFonts w:asciiTheme="minorEastAsia" w:hAnsiTheme="minorEastAsia" w:hint="eastAsia"/>
           <w:sz w:val="21"/>
           <w:szCs w:val="21"/>
         </w:rPr>
@@ -1894,7 +1894,7 @@
       <w:pPr>
         <w:spacing w:after="200"/>
         <w:rPr>
-          <w:rFonts w:asciiTheme="minorEastAsia" w:hAnsiTheme="minorEastAsia"/>
+          <w:rFonts w:asciiTheme="minorEastAsia" w:hAnsiTheme="minorEastAsia" w:hint="eastAsia"/>
           <w:sz w:val="21"/>
           <w:szCs w:val="21"/>
         </w:rPr>
@@ -1912,7 +1912,7 @@
       <w:pPr>
         <w:spacing w:after="120"/>
         <w:rPr>
-          <w:rFonts w:asciiTheme="minorEastAsia" w:hAnsiTheme="minorEastAsia"/>
+          <w:rFonts w:asciiTheme="minorEastAsia" w:hAnsiTheme="minorEastAsia" w:hint="eastAsia"/>
           <w:sz w:val="21"/>
           <w:szCs w:val="21"/>
         </w:rPr>
@@ -1976,7 +1976,7 @@
       <w:pPr>
         <w:spacing w:after="200"/>
         <w:rPr>
-          <w:rFonts w:asciiTheme="minorEastAsia" w:hAnsiTheme="minorEastAsia"/>
+          <w:rFonts w:asciiTheme="minorEastAsia" w:hAnsiTheme="minorEastAsia" w:hint="eastAsia"/>
           <w:sz w:val="21"/>
           <w:szCs w:val="21"/>
         </w:rPr>
@@ -2013,7 +2013,7 @@
         <w:spacing w:before="240" w:after="160"/>
         <w:jc w:val="center"/>
         <w:rPr>
-          <w:rFonts w:asciiTheme="minorEastAsia" w:hAnsiTheme="minorEastAsia"/>
+          <w:rFonts w:asciiTheme="minorEastAsia" w:hAnsiTheme="minorEastAsia" w:hint="eastAsia"/>
           <w:sz w:val="21"/>
           <w:szCs w:val="21"/>
         </w:rPr>
@@ -2152,7 +2152,7 @@
       <w:pPr>
         <w:spacing w:after="200"/>
         <w:rPr>
-          <w:rFonts w:asciiTheme="minorEastAsia" w:hAnsiTheme="minorEastAsia"/>
+          <w:rFonts w:asciiTheme="minorEastAsia" w:hAnsiTheme="minorEastAsia" w:hint="eastAsia"/>
           <w:sz w:val="21"/>
           <w:szCs w:val="21"/>
         </w:rPr>
@@ -2234,7 +2234,7 @@
         <w:spacing w:before="240" w:after="160"/>
         <w:jc w:val="center"/>
         <w:rPr>
-          <w:rFonts w:asciiTheme="minorEastAsia" w:hAnsiTheme="minorEastAsia"/>
+          <w:rFonts w:asciiTheme="minorEastAsia" w:hAnsiTheme="minorEastAsia" w:hint="eastAsia"/>
           <w:sz w:val="21"/>
           <w:szCs w:val="21"/>
         </w:rPr>
@@ -2373,7 +2373,7 @@
       <w:pPr>
         <w:spacing w:after="200"/>
         <w:rPr>
-          <w:rFonts w:asciiTheme="minorEastAsia" w:hAnsiTheme="minorEastAsia"/>
+          <w:rFonts w:asciiTheme="minorEastAsia" w:hAnsiTheme="minorEastAsia" w:hint="eastAsia"/>
           <w:sz w:val="21"/>
           <w:szCs w:val="21"/>
         </w:rPr>
@@ -2410,7 +2410,7 @@
         <w:spacing w:before="240" w:after="160"/>
         <w:jc w:val="center"/>
         <w:rPr>
-          <w:rFonts w:asciiTheme="minorEastAsia" w:hAnsiTheme="minorEastAsia"/>
+          <w:rFonts w:asciiTheme="minorEastAsia" w:hAnsiTheme="minorEastAsia" w:hint="eastAsia"/>
           <w:sz w:val="21"/>
           <w:szCs w:val="21"/>
         </w:rPr>
@@ -2432,7 +2432,7 @@
       <w:pPr>
         <w:spacing w:after="200"/>
         <w:rPr>
-          <w:rFonts w:asciiTheme="minorEastAsia" w:hAnsiTheme="minorEastAsia"/>
+          <w:rFonts w:asciiTheme="minorEastAsia" w:hAnsiTheme="minorEastAsia" w:hint="eastAsia"/>
           <w:sz w:val="21"/>
           <w:szCs w:val="21"/>
         </w:rPr>
@@ -2487,7 +2487,7 @@
         <w:spacing w:before="240" w:after="160"/>
         <w:jc w:val="center"/>
         <w:rPr>
-          <w:rFonts w:asciiTheme="minorEastAsia" w:hAnsiTheme="minorEastAsia"/>
+          <w:rFonts w:asciiTheme="minorEastAsia" w:hAnsiTheme="minorEastAsia" w:hint="eastAsia"/>
           <w:sz w:val="21"/>
           <w:szCs w:val="21"/>
         </w:rPr>
@@ -2509,7 +2509,7 @@
       <w:pPr>
         <w:spacing w:after="200"/>
         <w:rPr>
-          <w:rFonts w:asciiTheme="minorEastAsia" w:hAnsiTheme="minorEastAsia"/>
+          <w:rFonts w:asciiTheme="minorEastAsia" w:hAnsiTheme="minorEastAsia" w:hint="eastAsia"/>
           <w:sz w:val="21"/>
           <w:szCs w:val="21"/>
         </w:rPr>
@@ -2527,7 +2527,7 @@
       <w:pPr>
         <w:spacing w:after="120"/>
         <w:rPr>
-          <w:rFonts w:asciiTheme="minorEastAsia" w:hAnsiTheme="minorEastAsia"/>
+          <w:rFonts w:asciiTheme="minorEastAsia" w:hAnsiTheme="minorEastAsia" w:hint="eastAsia"/>
           <w:sz w:val="21"/>
           <w:szCs w:val="21"/>
         </w:rPr>
@@ -2733,7 +2733,7 @@
       <w:pPr>
         <w:spacing w:after="200"/>
         <w:rPr>
-          <w:rFonts w:asciiTheme="minorEastAsia" w:hAnsiTheme="minorEastAsia"/>
+          <w:rFonts w:asciiTheme="minorEastAsia" w:hAnsiTheme="minorEastAsia" w:hint="eastAsia"/>
           <w:sz w:val="21"/>
           <w:szCs w:val="21"/>
         </w:rPr>
@@ -2752,7 +2752,7 @@
         <w:pStyle w:val="3"/>
         <w:spacing w:after="200"/>
         <w:rPr>
-          <w:rFonts w:asciiTheme="minorEastAsia" w:hAnsiTheme="minorEastAsia"/>
+          <w:rFonts w:asciiTheme="minorEastAsia" w:hAnsiTheme="minorEastAsia" w:hint="eastAsia"/>
           <w:sz w:val="24"/>
           <w:szCs w:val="24"/>
         </w:rPr>
@@ -2789,7 +2789,7 @@
         <w:spacing w:after="100"/>
         <w:ind w:leftChars="108" w:left="259"/>
         <w:rPr>
-          <w:rFonts w:asciiTheme="minorEastAsia" w:hAnsiTheme="minorEastAsia"/>
+          <w:rFonts w:asciiTheme="minorEastAsia" w:hAnsiTheme="minorEastAsia" w:hint="eastAsia"/>
           <w:sz w:val="21"/>
           <w:szCs w:val="21"/>
         </w:rPr>
@@ -2808,7 +2808,7 @@
         <w:spacing w:after="100"/>
         <w:ind w:leftChars="108" w:left="259"/>
         <w:rPr>
-          <w:rFonts w:asciiTheme="minorEastAsia" w:hAnsiTheme="minorEastAsia"/>
+          <w:rFonts w:asciiTheme="minorEastAsia" w:hAnsiTheme="minorEastAsia" w:hint="eastAsia"/>
           <w:sz w:val="21"/>
           <w:szCs w:val="21"/>
         </w:rPr>
@@ -2826,7 +2826,7 @@
       <w:pPr>
         <w:spacing w:after="200"/>
         <w:rPr>
-          <w:rFonts w:asciiTheme="minorEastAsia" w:hAnsiTheme="minorEastAsia"/>
+          <w:rFonts w:asciiTheme="minorEastAsia" w:hAnsiTheme="minorEastAsia" w:hint="eastAsia"/>
           <w:sz w:val="21"/>
           <w:szCs w:val="21"/>
         </w:rPr>
@@ -2844,7 +2844,7 @@
       <w:pPr>
         <w:spacing w:after="120"/>
         <w:rPr>
-          <w:rFonts w:asciiTheme="minorEastAsia" w:hAnsiTheme="minorEastAsia"/>
+          <w:rFonts w:asciiTheme="minorEastAsia" w:hAnsiTheme="minorEastAsia" w:hint="eastAsia"/>
           <w:sz w:val="21"/>
           <w:szCs w:val="21"/>
         </w:rPr>
@@ -2862,7 +2862,7 @@
       <w:pPr>
         <w:spacing w:after="200"/>
         <w:rPr>
-          <w:rFonts w:asciiTheme="minorEastAsia" w:hAnsiTheme="minorEastAsia"/>
+          <w:rFonts w:asciiTheme="minorEastAsia" w:hAnsiTheme="minorEastAsia" w:hint="eastAsia"/>
           <w:sz w:val="21"/>
           <w:szCs w:val="21"/>
         </w:rPr>
@@ -2881,7 +2881,7 @@
         <w:pStyle w:val="3"/>
         <w:spacing w:after="200"/>
         <w:rPr>
-          <w:rFonts w:asciiTheme="minorEastAsia" w:hAnsiTheme="minorEastAsia"/>
+          <w:rFonts w:asciiTheme="minorEastAsia" w:hAnsiTheme="minorEastAsia" w:hint="eastAsia"/>
           <w:sz w:val="24"/>
           <w:szCs w:val="24"/>
         </w:rPr>
@@ -2948,7 +2948,7 @@
           <w:p>
             <w:pPr>
               <w:rPr>
-                <w:rFonts w:asciiTheme="minorEastAsia" w:hAnsiTheme="minorEastAsia"/>
+                <w:rFonts w:asciiTheme="minorEastAsia" w:hAnsiTheme="minorEastAsia" w:hint="eastAsia"/>
                 <w:sz w:val="21"/>
                 <w:szCs w:val="21"/>
               </w:rPr>
@@ -2972,7 +2972,7 @@
           <w:p>
             <w:pPr>
               <w:rPr>
-                <w:rFonts w:asciiTheme="minorEastAsia" w:hAnsiTheme="minorEastAsia"/>
+                <w:rFonts w:asciiTheme="minorEastAsia" w:hAnsiTheme="minorEastAsia" w:hint="eastAsia"/>
                 <w:sz w:val="21"/>
                 <w:szCs w:val="21"/>
               </w:rPr>
@@ -2998,7 +2998,7 @@
           <w:p>
             <w:pPr>
               <w:rPr>
-                <w:rFonts w:asciiTheme="minorEastAsia" w:hAnsiTheme="minorEastAsia"/>
+                <w:rFonts w:asciiTheme="minorEastAsia" w:hAnsiTheme="minorEastAsia" w:hint="eastAsia"/>
                 <w:sz w:val="21"/>
                 <w:szCs w:val="21"/>
               </w:rPr>
@@ -3020,7 +3020,7 @@
           <w:p>
             <w:pPr>
               <w:rPr>
-                <w:rFonts w:asciiTheme="minorEastAsia" w:hAnsiTheme="minorEastAsia"/>
+                <w:rFonts w:asciiTheme="minorEastAsia" w:hAnsiTheme="minorEastAsia" w:hint="eastAsia"/>
                 <w:sz w:val="21"/>
                 <w:szCs w:val="21"/>
               </w:rPr>
@@ -3044,7 +3044,7 @@
           <w:p>
             <w:pPr>
               <w:rPr>
-                <w:rFonts w:asciiTheme="minorEastAsia" w:hAnsiTheme="minorEastAsia"/>
+                <w:rFonts w:asciiTheme="minorEastAsia" w:hAnsiTheme="minorEastAsia" w:hint="eastAsia"/>
                 <w:sz w:val="21"/>
                 <w:szCs w:val="21"/>
               </w:rPr>
@@ -3066,7 +3066,7 @@
           <w:p>
             <w:pPr>
               <w:rPr>
-                <w:rFonts w:asciiTheme="minorEastAsia" w:hAnsiTheme="minorEastAsia"/>
+                <w:rFonts w:asciiTheme="minorEastAsia" w:hAnsiTheme="minorEastAsia" w:hint="eastAsia"/>
                 <w:sz w:val="21"/>
                 <w:szCs w:val="21"/>
               </w:rPr>
@@ -3090,7 +3090,7 @@
           <w:p>
             <w:pPr>
               <w:rPr>
-                <w:rFonts w:asciiTheme="minorEastAsia" w:hAnsiTheme="minorEastAsia"/>
+                <w:rFonts w:asciiTheme="minorEastAsia" w:hAnsiTheme="minorEastAsia" w:hint="eastAsia"/>
                 <w:sz w:val="21"/>
                 <w:szCs w:val="21"/>
               </w:rPr>
@@ -3112,7 +3112,7 @@
           <w:p>
             <w:pPr>
               <w:rPr>
-                <w:rFonts w:asciiTheme="minorEastAsia" w:hAnsiTheme="minorEastAsia"/>
+                <w:rFonts w:asciiTheme="minorEastAsia" w:hAnsiTheme="minorEastAsia" w:hint="eastAsia"/>
                 <w:sz w:val="21"/>
                 <w:szCs w:val="21"/>
               </w:rPr>
@@ -3134,7 +3134,7 @@
         <w:pStyle w:val="2"/>
         <w:spacing w:after="200"/>
         <w:rPr>
-          <w:rFonts w:asciiTheme="minorEastAsia" w:hAnsiTheme="minorEastAsia"/>
+          <w:rFonts w:asciiTheme="minorEastAsia" w:hAnsiTheme="minorEastAsia" w:hint="eastAsia"/>
           <w:sz w:val="28"/>
           <w:szCs w:val="28"/>
         </w:rPr>
@@ -3154,7 +3154,7 @@
         <w:pStyle w:val="3"/>
         <w:spacing w:after="200"/>
         <w:rPr>
-          <w:rFonts w:asciiTheme="minorEastAsia" w:hAnsiTheme="minorEastAsia"/>
+          <w:rFonts w:asciiTheme="minorEastAsia" w:hAnsiTheme="minorEastAsia" w:hint="eastAsia"/>
           <w:sz w:val="24"/>
           <w:szCs w:val="24"/>
         </w:rPr>
@@ -3222,7 +3222,7 @@
           <w:p>
             <w:pPr>
               <w:rPr>
-                <w:rFonts w:asciiTheme="minorEastAsia" w:hAnsiTheme="minorEastAsia"/>
+                <w:rFonts w:asciiTheme="minorEastAsia" w:hAnsiTheme="minorEastAsia" w:hint="eastAsia"/>
                 <w:sz w:val="21"/>
                 <w:szCs w:val="21"/>
               </w:rPr>
@@ -3246,7 +3246,7 @@
           <w:p>
             <w:pPr>
               <w:rPr>
-                <w:rFonts w:asciiTheme="minorEastAsia" w:hAnsiTheme="minorEastAsia"/>
+                <w:rFonts w:asciiTheme="minorEastAsia" w:hAnsiTheme="minorEastAsia" w:hint="eastAsia"/>
                 <w:sz w:val="21"/>
                 <w:szCs w:val="21"/>
               </w:rPr>
@@ -3270,7 +3270,7 @@
           <w:p>
             <w:pPr>
               <w:rPr>
-                <w:rFonts w:asciiTheme="minorEastAsia" w:hAnsiTheme="minorEastAsia"/>
+                <w:rFonts w:asciiTheme="minorEastAsia" w:hAnsiTheme="minorEastAsia" w:hint="eastAsia"/>
                 <w:sz w:val="21"/>
                 <w:szCs w:val="21"/>
               </w:rPr>
@@ -3296,7 +3296,7 @@
           <w:p>
             <w:pPr>
               <w:rPr>
-                <w:rFonts w:asciiTheme="minorEastAsia" w:hAnsiTheme="minorEastAsia"/>
+                <w:rFonts w:asciiTheme="minorEastAsia" w:hAnsiTheme="minorEastAsia" w:hint="eastAsia"/>
                 <w:sz w:val="21"/>
                 <w:szCs w:val="21"/>
               </w:rPr>
@@ -3318,7 +3318,7 @@
           <w:p>
             <w:pPr>
               <w:rPr>
-                <w:rFonts w:asciiTheme="minorEastAsia" w:hAnsiTheme="minorEastAsia"/>
+                <w:rFonts w:asciiTheme="minorEastAsia" w:hAnsiTheme="minorEastAsia" w:hint="eastAsia"/>
                 <w:sz w:val="21"/>
                 <w:szCs w:val="21"/>
               </w:rPr>
@@ -3340,7 +3340,7 @@
           <w:p>
             <w:pPr>
               <w:rPr>
-                <w:rFonts w:asciiTheme="minorEastAsia" w:hAnsiTheme="minorEastAsia"/>
+                <w:rFonts w:asciiTheme="minorEastAsia" w:hAnsiTheme="minorEastAsia" w:hint="eastAsia"/>
                 <w:sz w:val="21"/>
                 <w:szCs w:val="21"/>
               </w:rPr>
@@ -3364,7 +3364,7 @@
           <w:p>
             <w:pPr>
               <w:rPr>
-                <w:rFonts w:asciiTheme="minorEastAsia" w:hAnsiTheme="minorEastAsia"/>
+                <w:rFonts w:asciiTheme="minorEastAsia" w:hAnsiTheme="minorEastAsia" w:hint="eastAsia"/>
                 <w:sz w:val="21"/>
                 <w:szCs w:val="21"/>
               </w:rPr>
@@ -3386,7 +3386,7 @@
           <w:p>
             <w:pPr>
               <w:rPr>
-                <w:rFonts w:asciiTheme="minorEastAsia" w:hAnsiTheme="minorEastAsia"/>
+                <w:rFonts w:asciiTheme="minorEastAsia" w:hAnsiTheme="minorEastAsia" w:hint="eastAsia"/>
                 <w:sz w:val="21"/>
                 <w:szCs w:val="21"/>
               </w:rPr>
@@ -3408,7 +3408,7 @@
           <w:p>
             <w:pPr>
               <w:rPr>
-                <w:rFonts w:asciiTheme="minorEastAsia" w:hAnsiTheme="minorEastAsia"/>
+                <w:rFonts w:asciiTheme="minorEastAsia" w:hAnsiTheme="minorEastAsia" w:hint="eastAsia"/>
                 <w:sz w:val="21"/>
                 <w:szCs w:val="21"/>
               </w:rPr>
@@ -3429,7 +3429,7 @@
       <w:pPr>
         <w:spacing w:before="240"/>
         <w:rPr>
-          <w:rFonts w:asciiTheme="minorEastAsia" w:hAnsiTheme="minorEastAsia"/>
+          <w:rFonts w:asciiTheme="minorEastAsia" w:hAnsiTheme="minorEastAsia" w:hint="eastAsia"/>
           <w:sz w:val="21"/>
           <w:szCs w:val="21"/>
         </w:rPr>
@@ -3447,7 +3447,7 @@
       <w:pPr>
         <w:spacing w:after="120"/>
         <w:rPr>
-          <w:rFonts w:asciiTheme="minorEastAsia" w:hAnsiTheme="minorEastAsia"/>
+          <w:rFonts w:asciiTheme="minorEastAsia" w:hAnsiTheme="minorEastAsia" w:hint="eastAsia"/>
           <w:sz w:val="21"/>
           <w:szCs w:val="21"/>
         </w:rPr>
@@ -3465,7 +3465,7 @@
       <w:pPr>
         <w:spacing w:after="200"/>
         <w:rPr>
-          <w:rFonts w:asciiTheme="minorEastAsia" w:hAnsiTheme="minorEastAsia"/>
+          <w:rFonts w:asciiTheme="minorEastAsia" w:hAnsiTheme="minorEastAsia" w:hint="eastAsia"/>
           <w:sz w:val="21"/>
           <w:szCs w:val="21"/>
         </w:rPr>
@@ -3484,7 +3484,7 @@
         <w:pStyle w:val="3"/>
         <w:spacing w:after="200"/>
         <w:rPr>
-          <w:rFonts w:asciiTheme="minorEastAsia" w:hAnsiTheme="minorEastAsia"/>
+          <w:rFonts w:asciiTheme="minorEastAsia" w:hAnsiTheme="minorEastAsia" w:hint="eastAsia"/>
           <w:sz w:val="24"/>
           <w:szCs w:val="24"/>
         </w:rPr>
@@ -3551,7 +3551,7 @@
           <w:p>
             <w:pPr>
               <w:rPr>
-                <w:rFonts w:asciiTheme="minorEastAsia" w:hAnsiTheme="minorEastAsia"/>
+                <w:rFonts w:asciiTheme="minorEastAsia" w:hAnsiTheme="minorEastAsia" w:hint="eastAsia"/>
                 <w:sz w:val="21"/>
                 <w:szCs w:val="21"/>
               </w:rPr>
@@ -3575,7 +3575,7 @@
           <w:p>
             <w:pPr>
               <w:rPr>
-                <w:rFonts w:asciiTheme="minorEastAsia" w:hAnsiTheme="minorEastAsia"/>
+                <w:rFonts w:asciiTheme="minorEastAsia" w:hAnsiTheme="minorEastAsia" w:hint="eastAsia"/>
                 <w:sz w:val="21"/>
                 <w:szCs w:val="21"/>
               </w:rPr>
@@ -3601,7 +3601,7 @@
           <w:p>
             <w:pPr>
               <w:rPr>
-                <w:rFonts w:asciiTheme="minorEastAsia" w:hAnsiTheme="minorEastAsia"/>
+                <w:rFonts w:asciiTheme="minorEastAsia" w:hAnsiTheme="minorEastAsia" w:hint="eastAsia"/>
                 <w:sz w:val="21"/>
                 <w:szCs w:val="21"/>
               </w:rPr>
@@ -3623,7 +3623,7 @@
           <w:p>
             <w:pPr>
               <w:rPr>
-                <w:rFonts w:asciiTheme="minorEastAsia" w:hAnsiTheme="minorEastAsia"/>
+                <w:rFonts w:asciiTheme="minorEastAsia" w:hAnsiTheme="minorEastAsia" w:hint="eastAsia"/>
                 <w:sz w:val="21"/>
                 <w:szCs w:val="21"/>
               </w:rPr>
@@ -3647,7 +3647,7 @@
           <w:p>
             <w:pPr>
               <w:rPr>
-                <w:rFonts w:asciiTheme="minorEastAsia" w:hAnsiTheme="minorEastAsia"/>
+                <w:rFonts w:asciiTheme="minorEastAsia" w:hAnsiTheme="minorEastAsia" w:hint="eastAsia"/>
                 <w:sz w:val="21"/>
                 <w:szCs w:val="21"/>
               </w:rPr>
@@ -3669,7 +3669,7 @@
           <w:p>
             <w:pPr>
               <w:rPr>
-                <w:rFonts w:asciiTheme="minorEastAsia" w:hAnsiTheme="minorEastAsia"/>
+                <w:rFonts w:asciiTheme="minorEastAsia" w:hAnsiTheme="minorEastAsia" w:hint="eastAsia"/>
                 <w:sz w:val="21"/>
                 <w:szCs w:val="21"/>
               </w:rPr>
@@ -3693,7 +3693,7 @@
           <w:p>
             <w:pPr>
               <w:rPr>
-                <w:rFonts w:asciiTheme="minorEastAsia" w:hAnsiTheme="minorEastAsia"/>
+                <w:rFonts w:asciiTheme="minorEastAsia" w:hAnsiTheme="minorEastAsia" w:hint="eastAsia"/>
                 <w:sz w:val="21"/>
                 <w:szCs w:val="21"/>
               </w:rPr>
@@ -3715,7 +3715,7 @@
           <w:p>
             <w:pPr>
               <w:rPr>
-                <w:rFonts w:asciiTheme="minorEastAsia" w:hAnsiTheme="minorEastAsia"/>
+                <w:rFonts w:asciiTheme="minorEastAsia" w:hAnsiTheme="minorEastAsia" w:hint="eastAsia"/>
                 <w:sz w:val="21"/>
                 <w:szCs w:val="21"/>
               </w:rPr>
@@ -3739,7 +3739,7 @@
           <w:p>
             <w:pPr>
               <w:rPr>
-                <w:rFonts w:asciiTheme="minorEastAsia" w:hAnsiTheme="minorEastAsia"/>
+                <w:rFonts w:asciiTheme="minorEastAsia" w:hAnsiTheme="minorEastAsia" w:hint="eastAsia"/>
                 <w:sz w:val="21"/>
                 <w:szCs w:val="21"/>
               </w:rPr>
@@ -3761,7 +3761,7 @@
           <w:p>
             <w:pPr>
               <w:rPr>
-                <w:rFonts w:asciiTheme="minorEastAsia" w:hAnsiTheme="minorEastAsia"/>
+                <w:rFonts w:asciiTheme="minorEastAsia" w:hAnsiTheme="minorEastAsia" w:hint="eastAsia"/>
                 <w:sz w:val="21"/>
                 <w:szCs w:val="21"/>
               </w:rPr>
@@ -3785,7 +3785,7 @@
           <w:p>
             <w:pPr>
               <w:rPr>
-                <w:rFonts w:asciiTheme="minorEastAsia" w:hAnsiTheme="minorEastAsia"/>
+                <w:rFonts w:asciiTheme="minorEastAsia" w:hAnsiTheme="minorEastAsia" w:hint="eastAsia"/>
                 <w:sz w:val="21"/>
                 <w:szCs w:val="21"/>
               </w:rPr>
@@ -3807,7 +3807,7 @@
           <w:p>
             <w:pPr>
               <w:rPr>
-                <w:rFonts w:asciiTheme="minorEastAsia" w:hAnsiTheme="minorEastAsia"/>
+                <w:rFonts w:asciiTheme="minorEastAsia" w:hAnsiTheme="minorEastAsia" w:hint="eastAsia"/>
                 <w:sz w:val="21"/>
                 <w:szCs w:val="21"/>
               </w:rPr>
@@ -3828,7 +3828,7 @@
       <w:pPr>
         <w:spacing w:before="240"/>
         <w:rPr>
-          <w:rFonts w:asciiTheme="minorEastAsia" w:hAnsiTheme="minorEastAsia"/>
+          <w:rFonts w:asciiTheme="minorEastAsia" w:hAnsiTheme="minorEastAsia" w:hint="eastAsia"/>
           <w:sz w:val="21"/>
           <w:szCs w:val="21"/>
         </w:rPr>
@@ -3846,7 +3846,7 @@
       <w:pPr>
         <w:spacing w:after="120"/>
         <w:rPr>
-          <w:rFonts w:asciiTheme="minorEastAsia" w:hAnsiTheme="minorEastAsia"/>
+          <w:rFonts w:asciiTheme="minorEastAsia" w:hAnsiTheme="minorEastAsia" w:hint="eastAsia"/>
           <w:sz w:val="21"/>
           <w:szCs w:val="21"/>
         </w:rPr>
@@ -3864,7 +3864,7 @@
       <w:pPr>
         <w:spacing w:after="200"/>
         <w:rPr>
-          <w:rFonts w:asciiTheme="minorEastAsia" w:hAnsiTheme="minorEastAsia"/>
+          <w:rFonts w:asciiTheme="minorEastAsia" w:hAnsiTheme="minorEastAsia" w:hint="eastAsia"/>
           <w:sz w:val="21"/>
           <w:szCs w:val="21"/>
         </w:rPr>
@@ -3883,7 +3883,7 @@
         <w:pStyle w:val="3"/>
         <w:spacing w:after="200"/>
         <w:rPr>
-          <w:rFonts w:asciiTheme="minorEastAsia" w:hAnsiTheme="minorEastAsia"/>
+          <w:rFonts w:asciiTheme="minorEastAsia" w:hAnsiTheme="minorEastAsia" w:hint="eastAsia"/>
           <w:sz w:val="24"/>
           <w:szCs w:val="24"/>
         </w:rPr>
@@ -3901,7 +3901,7 @@
       <w:pPr>
         <w:spacing w:after="120"/>
         <w:rPr>
-          <w:rFonts w:asciiTheme="minorEastAsia" w:hAnsiTheme="minorEastAsia"/>
+          <w:rFonts w:asciiTheme="minorEastAsia" w:hAnsiTheme="minorEastAsia" w:hint="eastAsia"/>
           <w:sz w:val="21"/>
           <w:szCs w:val="21"/>
         </w:rPr>
@@ -3919,7 +3919,7 @@
       <w:pPr>
         <w:spacing w:after="200"/>
         <w:rPr>
-          <w:rFonts w:asciiTheme="minorEastAsia" w:hAnsiTheme="minorEastAsia"/>
+          <w:rFonts w:asciiTheme="minorEastAsia" w:hAnsiTheme="minorEastAsia" w:hint="eastAsia"/>
           <w:sz w:val="21"/>
           <w:szCs w:val="21"/>
         </w:rPr>
@@ -3937,7 +3937,7 @@
       <w:pPr>
         <w:spacing w:after="120"/>
         <w:rPr>
-          <w:rFonts w:asciiTheme="minorEastAsia" w:hAnsiTheme="minorEastAsia"/>
+          <w:rFonts w:asciiTheme="minorEastAsia" w:hAnsiTheme="minorEastAsia" w:hint="eastAsia"/>
           <w:sz w:val="21"/>
           <w:szCs w:val="21"/>
         </w:rPr>
@@ -3964,7 +3964,7 @@
       <w:pPr>
         <w:spacing w:after="200"/>
         <w:rPr>
-          <w:rFonts w:asciiTheme="minorEastAsia" w:hAnsiTheme="minorEastAsia"/>
+          <w:rFonts w:asciiTheme="minorEastAsia" w:hAnsiTheme="minorEastAsia" w:hint="eastAsia"/>
           <w:sz w:val="21"/>
           <w:szCs w:val="21"/>
         </w:rPr>
@@ -3983,7 +3983,7 @@
         <w:pStyle w:val="3"/>
         <w:spacing w:after="200"/>
         <w:rPr>
-          <w:rFonts w:asciiTheme="minorEastAsia" w:hAnsiTheme="minorEastAsia"/>
+          <w:rFonts w:asciiTheme="minorEastAsia" w:hAnsiTheme="minorEastAsia" w:hint="eastAsia"/>
           <w:sz w:val="24"/>
           <w:szCs w:val="24"/>
         </w:rPr>
@@ -4050,7 +4050,7 @@
           <w:p>
             <w:pPr>
               <w:rPr>
-                <w:rFonts w:asciiTheme="minorEastAsia" w:hAnsiTheme="minorEastAsia"/>
+                <w:rFonts w:asciiTheme="minorEastAsia" w:hAnsiTheme="minorEastAsia" w:hint="eastAsia"/>
                 <w:sz w:val="21"/>
                 <w:szCs w:val="21"/>
               </w:rPr>
@@ -4074,7 +4074,7 @@
           <w:p>
             <w:pPr>
               <w:rPr>
-                <w:rFonts w:asciiTheme="minorEastAsia" w:hAnsiTheme="minorEastAsia"/>
+                <w:rFonts w:asciiTheme="minorEastAsia" w:hAnsiTheme="minorEastAsia" w:hint="eastAsia"/>
                 <w:sz w:val="21"/>
                 <w:szCs w:val="21"/>
               </w:rPr>
@@ -4100,7 +4100,7 @@
           <w:p>
             <w:pPr>
               <w:rPr>
-                <w:rFonts w:asciiTheme="minorEastAsia" w:hAnsiTheme="minorEastAsia"/>
+                <w:rFonts w:asciiTheme="minorEastAsia" w:hAnsiTheme="minorEastAsia" w:hint="eastAsia"/>
                 <w:sz w:val="21"/>
                 <w:szCs w:val="21"/>
               </w:rPr>
@@ -4122,7 +4122,7 @@
           <w:p>
             <w:pPr>
               <w:rPr>
-                <w:rFonts w:asciiTheme="minorEastAsia" w:hAnsiTheme="minorEastAsia"/>
+                <w:rFonts w:asciiTheme="minorEastAsia" w:hAnsiTheme="minorEastAsia" w:hint="eastAsia"/>
                 <w:sz w:val="21"/>
                 <w:szCs w:val="21"/>
               </w:rPr>
@@ -4146,7 +4146,7 @@
           <w:p>
             <w:pPr>
               <w:rPr>
-                <w:rFonts w:asciiTheme="minorEastAsia" w:hAnsiTheme="minorEastAsia"/>
+                <w:rFonts w:asciiTheme="minorEastAsia" w:hAnsiTheme="minorEastAsia" w:hint="eastAsia"/>
                 <w:sz w:val="21"/>
                 <w:szCs w:val="21"/>
               </w:rPr>
@@ -4168,7 +4168,7 @@
           <w:p>
             <w:pPr>
               <w:rPr>
-                <w:rFonts w:asciiTheme="minorEastAsia" w:hAnsiTheme="minorEastAsia"/>
+                <w:rFonts w:asciiTheme="minorEastAsia" w:hAnsiTheme="minorEastAsia" w:hint="eastAsia"/>
                 <w:sz w:val="21"/>
                 <w:szCs w:val="21"/>
               </w:rPr>
@@ -4189,7 +4189,7 @@
       <w:pPr>
         <w:spacing w:before="240"/>
         <w:rPr>
-          <w:rFonts w:asciiTheme="minorEastAsia" w:hAnsiTheme="minorEastAsia"/>
+          <w:rFonts w:asciiTheme="minorEastAsia" w:hAnsiTheme="minorEastAsia" w:hint="eastAsia"/>
           <w:sz w:val="21"/>
           <w:szCs w:val="21"/>
         </w:rPr>
@@ -4207,7 +4207,7 @@
       <w:pPr>
         <w:spacing w:after="120"/>
         <w:rPr>
-          <w:rFonts w:asciiTheme="minorEastAsia" w:hAnsiTheme="minorEastAsia"/>
+          <w:rFonts w:asciiTheme="minorEastAsia" w:hAnsiTheme="minorEastAsia" w:hint="eastAsia"/>
           <w:sz w:val="21"/>
           <w:szCs w:val="21"/>
         </w:rPr>
@@ -4225,7 +4225,7 @@
       <w:pPr>
         <w:spacing w:after="200"/>
         <w:rPr>
-          <w:rFonts w:asciiTheme="minorEastAsia" w:hAnsiTheme="minorEastAsia"/>
+          <w:rFonts w:asciiTheme="minorEastAsia" w:hAnsiTheme="minorEastAsia" w:hint="eastAsia"/>
           <w:sz w:val="21"/>
           <w:szCs w:val="21"/>
         </w:rPr>
@@ -4244,7 +4244,7 @@
         <w:pStyle w:val="3"/>
         <w:spacing w:after="200"/>
         <w:rPr>
-          <w:rFonts w:asciiTheme="minorEastAsia" w:hAnsiTheme="minorEastAsia"/>
+          <w:rFonts w:asciiTheme="minorEastAsia" w:hAnsiTheme="minorEastAsia" w:hint="eastAsia"/>
           <w:sz w:val="24"/>
           <w:szCs w:val="24"/>
         </w:rPr>
@@ -4262,7 +4262,7 @@
       <w:pPr>
         <w:spacing w:after="120"/>
         <w:rPr>
-          <w:rFonts w:asciiTheme="minorEastAsia" w:hAnsiTheme="minorEastAsia"/>
+          <w:rFonts w:asciiTheme="minorEastAsia" w:hAnsiTheme="minorEastAsia" w:hint="eastAsia"/>
           <w:sz w:val="21"/>
           <w:szCs w:val="21"/>
         </w:rPr>
@@ -4335,7 +4335,7 @@
       <w:pPr>
         <w:spacing w:after="200"/>
         <w:rPr>
-          <w:rFonts w:asciiTheme="minorEastAsia" w:hAnsiTheme="minorEastAsia"/>
+          <w:rFonts w:asciiTheme="minorEastAsia" w:hAnsiTheme="minorEastAsia" w:hint="eastAsia"/>
           <w:sz w:val="21"/>
           <w:szCs w:val="21"/>
         </w:rPr>
@@ -4353,7 +4353,7 @@
       <w:pPr>
         <w:spacing w:after="120"/>
         <w:rPr>
-          <w:rFonts w:asciiTheme="minorEastAsia" w:hAnsiTheme="minorEastAsia"/>
+          <w:rFonts w:asciiTheme="minorEastAsia" w:hAnsiTheme="minorEastAsia" w:hint="eastAsia"/>
           <w:sz w:val="21"/>
           <w:szCs w:val="21"/>
         </w:rPr>
@@ -4371,7 +4371,7 @@
       <w:pPr>
         <w:spacing w:after="200"/>
         <w:rPr>
-          <w:rFonts w:asciiTheme="minorEastAsia" w:hAnsiTheme="minorEastAsia"/>
+          <w:rFonts w:asciiTheme="minorEastAsia" w:hAnsiTheme="minorEastAsia" w:hint="eastAsia"/>
           <w:sz w:val="21"/>
           <w:szCs w:val="21"/>
         </w:rPr>
@@ -4390,7 +4390,7 @@
         <w:pStyle w:val="3"/>
         <w:spacing w:after="200"/>
         <w:rPr>
-          <w:rFonts w:asciiTheme="minorEastAsia" w:hAnsiTheme="minorEastAsia"/>
+          <w:rFonts w:asciiTheme="minorEastAsia" w:hAnsiTheme="minorEastAsia" w:hint="eastAsia"/>
           <w:sz w:val="24"/>
           <w:szCs w:val="24"/>
         </w:rPr>
@@ -4427,7 +4427,7 @@
         <w:spacing w:after="100"/>
         <w:ind w:leftChars="108" w:left="259"/>
         <w:rPr>
-          <w:rFonts w:asciiTheme="minorEastAsia" w:hAnsiTheme="minorEastAsia"/>
+          <w:rFonts w:asciiTheme="minorEastAsia" w:hAnsiTheme="minorEastAsia" w:hint="eastAsia"/>
           <w:sz w:val="21"/>
           <w:szCs w:val="21"/>
         </w:rPr>
@@ -4446,7 +4446,7 @@
         <w:spacing w:after="100"/>
         <w:ind w:leftChars="108" w:left="259"/>
         <w:rPr>
-          <w:rFonts w:asciiTheme="minorEastAsia" w:hAnsiTheme="minorEastAsia"/>
+          <w:rFonts w:asciiTheme="minorEastAsia" w:hAnsiTheme="minorEastAsia" w:hint="eastAsia"/>
           <w:sz w:val="21"/>
           <w:szCs w:val="21"/>
         </w:rPr>
@@ -4465,7 +4465,7 @@
         <w:spacing w:after="100"/>
         <w:ind w:leftChars="108" w:left="259"/>
         <w:rPr>
-          <w:rFonts w:asciiTheme="minorEastAsia" w:hAnsiTheme="minorEastAsia"/>
+          <w:rFonts w:asciiTheme="minorEastAsia" w:hAnsiTheme="minorEastAsia" w:hint="eastAsia"/>
           <w:sz w:val="21"/>
           <w:szCs w:val="21"/>
         </w:rPr>
@@ -4484,7 +4484,7 @@
         <w:spacing w:after="100"/>
         <w:ind w:leftChars="108" w:left="259"/>
         <w:rPr>
-          <w:rFonts w:asciiTheme="minorEastAsia" w:hAnsiTheme="minorEastAsia"/>
+          <w:rFonts w:asciiTheme="minorEastAsia" w:hAnsiTheme="minorEastAsia" w:hint="eastAsia"/>
           <w:sz w:val="21"/>
           <w:szCs w:val="21"/>
         </w:rPr>
@@ -4503,7 +4503,7 @@
         <w:spacing w:after="100"/>
         <w:ind w:leftChars="108" w:left="259"/>
         <w:rPr>
-          <w:rFonts w:asciiTheme="minorEastAsia" w:hAnsiTheme="minorEastAsia"/>
+          <w:rFonts w:asciiTheme="minorEastAsia" w:hAnsiTheme="minorEastAsia" w:hint="eastAsia"/>
           <w:sz w:val="21"/>
           <w:szCs w:val="21"/>
         </w:rPr>
@@ -4521,7 +4521,7 @@
       <w:pPr>
         <w:spacing w:after="200"/>
         <w:rPr>
-          <w:rFonts w:asciiTheme="minorEastAsia" w:hAnsiTheme="minorEastAsia"/>
+          <w:rFonts w:asciiTheme="minorEastAsia" w:hAnsiTheme="minorEastAsia" w:hint="eastAsia"/>
           <w:sz w:val="21"/>
           <w:szCs w:val="21"/>
         </w:rPr>
@@ -4539,7 +4539,7 @@
       <w:pPr>
         <w:spacing w:after="120"/>
         <w:rPr>
-          <w:rFonts w:asciiTheme="minorEastAsia" w:hAnsiTheme="minorEastAsia"/>
+          <w:rFonts w:asciiTheme="minorEastAsia" w:hAnsiTheme="minorEastAsia" w:hint="eastAsia"/>
           <w:sz w:val="21"/>
           <w:szCs w:val="21"/>
         </w:rPr>
@@ -4557,7 +4557,7 @@
       <w:pPr>
         <w:spacing w:after="200"/>
         <w:rPr>
-          <w:rFonts w:asciiTheme="minorEastAsia" w:hAnsiTheme="minorEastAsia"/>
+          <w:rFonts w:asciiTheme="minorEastAsia" w:hAnsiTheme="minorEastAsia" w:hint="eastAsia"/>
           <w:sz w:val="21"/>
           <w:szCs w:val="21"/>
         </w:rPr>
@@ -4575,7 +4575,7 @@
       <w:pPr>
         <w:spacing w:after="200"/>
         <w:rPr>
-          <w:rFonts w:asciiTheme="minorEastAsia" w:hAnsiTheme="minorEastAsia"/>
+          <w:rFonts w:asciiTheme="minorEastAsia" w:hAnsiTheme="minorEastAsia" w:hint="eastAsia"/>
           <w:sz w:val="21"/>
           <w:szCs w:val="21"/>
         </w:rPr>
@@ -4586,7 +4586,7 @@
         <w:pStyle w:val="2"/>
         <w:spacing w:after="200"/>
         <w:rPr>
-          <w:rFonts w:asciiTheme="minorEastAsia" w:hAnsiTheme="minorEastAsia"/>
+          <w:rFonts w:asciiTheme="minorEastAsia" w:hAnsiTheme="minorEastAsia" w:hint="eastAsia"/>
           <w:sz w:val="28"/>
           <w:szCs w:val="28"/>
         </w:rPr>
@@ -4606,7 +4606,7 @@
         <w:pStyle w:val="3"/>
         <w:spacing w:after="200"/>
         <w:rPr>
-          <w:rFonts w:asciiTheme="minorEastAsia" w:hAnsiTheme="minorEastAsia"/>
+          <w:rFonts w:asciiTheme="minorEastAsia" w:hAnsiTheme="minorEastAsia" w:hint="eastAsia"/>
           <w:sz w:val="24"/>
           <w:szCs w:val="24"/>
         </w:rPr>
@@ -4624,7 +4624,7 @@
       <w:pPr>
         <w:spacing w:after="120"/>
         <w:rPr>
-          <w:rFonts w:asciiTheme="minorEastAsia" w:hAnsiTheme="minorEastAsia"/>
+          <w:rFonts w:asciiTheme="minorEastAsia" w:hAnsiTheme="minorEastAsia" w:hint="eastAsia"/>
           <w:sz w:val="21"/>
           <w:szCs w:val="21"/>
         </w:rPr>
@@ -4642,7 +4642,7 @@
       <w:pPr>
         <w:spacing w:after="200"/>
         <w:rPr>
-          <w:rFonts w:asciiTheme="minorEastAsia" w:hAnsiTheme="minorEastAsia"/>
+          <w:rFonts w:asciiTheme="minorEastAsia" w:hAnsiTheme="minorEastAsia" w:hint="eastAsia"/>
           <w:sz w:val="21"/>
           <w:szCs w:val="21"/>
         </w:rPr>
@@ -4660,7 +4660,7 @@
       <w:pPr>
         <w:spacing w:after="120"/>
         <w:rPr>
-          <w:rFonts w:asciiTheme="minorEastAsia" w:hAnsiTheme="minorEastAsia"/>
+          <w:rFonts w:asciiTheme="minorEastAsia" w:hAnsiTheme="minorEastAsia" w:hint="eastAsia"/>
           <w:sz w:val="21"/>
           <w:szCs w:val="21"/>
         </w:rPr>
@@ -4876,7 +4876,7 @@
       <w:pPr>
         <w:spacing w:after="200"/>
         <w:rPr>
-          <w:rFonts w:asciiTheme="minorEastAsia" w:hAnsiTheme="minorEastAsia"/>
+          <w:rFonts w:asciiTheme="minorEastAsia" w:hAnsiTheme="minorEastAsia" w:hint="eastAsia"/>
           <w:sz w:val="21"/>
           <w:szCs w:val="21"/>
         </w:rPr>
@@ -4887,7 +4887,7 @@
         <w:pStyle w:val="3"/>
         <w:spacing w:after="200"/>
         <w:rPr>
-          <w:rFonts w:asciiTheme="minorEastAsia" w:hAnsiTheme="minorEastAsia"/>
+          <w:rFonts w:asciiTheme="minorEastAsia" w:hAnsiTheme="minorEastAsia" w:hint="eastAsia"/>
           <w:sz w:val="24"/>
           <w:szCs w:val="24"/>
         </w:rPr>
@@ -4973,7 +4973,7 @@
       <w:pPr>
         <w:spacing w:after="200"/>
         <w:rPr>
-          <w:rFonts w:asciiTheme="minorEastAsia" w:hAnsiTheme="minorEastAsia"/>
+          <w:rFonts w:asciiTheme="minorEastAsia" w:hAnsiTheme="minorEastAsia" w:hint="eastAsia"/>
           <w:sz w:val="21"/>
           <w:szCs w:val="21"/>
         </w:rPr>
@@ -5020,7 +5020,7 @@
         <w:spacing w:before="240" w:after="160"/>
         <w:jc w:val="center"/>
         <w:rPr>
-          <w:rFonts w:asciiTheme="minorEastAsia" w:hAnsiTheme="minorEastAsia"/>
+          <w:rFonts w:asciiTheme="minorEastAsia" w:hAnsiTheme="minorEastAsia" w:hint="eastAsia"/>
           <w:sz w:val="21"/>
           <w:szCs w:val="21"/>
         </w:rPr>
@@ -5033,15 +5033,7 @@
               <w:sz w:val="21"/>
               <w:szCs w:val="21"/>
             </w:rPr>
-            <m:t>C=E(3,p)=(p+3)</m:t>
-          </m:r>
-          <m:r>
-            <w:rPr>
-              <w:rFonts w:ascii="Cambria Math" w:hAnsi="Cambria Math"/>
-              <w:sz w:val="21"/>
-              <w:szCs w:val="21"/>
-            </w:rPr>
-            <m:t xml:space="preserve"> </m:t>
+            <m:t xml:space="preserve">C=E(3,p)=(p+3) </m:t>
           </m:r>
           <m:r>
             <m:rPr>
@@ -5080,7 +5072,7 @@
       <w:pPr>
         <w:spacing w:after="200"/>
         <w:rPr>
-          <w:rFonts w:asciiTheme="minorEastAsia" w:hAnsiTheme="minorEastAsia"/>
+          <w:rFonts w:asciiTheme="minorEastAsia" w:hAnsiTheme="minorEastAsia" w:hint="eastAsia"/>
           <w:sz w:val="21"/>
           <w:szCs w:val="21"/>
         </w:rPr>
@@ -5135,7 +5127,7 @@
         <w:spacing w:before="240" w:after="160"/>
         <w:jc w:val="center"/>
         <w:rPr>
-          <w:rFonts w:asciiTheme="minorEastAsia" w:hAnsiTheme="minorEastAsia"/>
+          <w:rFonts w:asciiTheme="minorEastAsia" w:hAnsiTheme="minorEastAsia" w:hint="eastAsia"/>
           <w:sz w:val="21"/>
           <w:szCs w:val="21"/>
         </w:rPr>
@@ -5170,15 +5162,7 @@
                     <w:sz w:val="21"/>
                     <w:szCs w:val="21"/>
                   </w:rPr>
-                  <m:t>C=E(k,p)=(p+k)</m:t>
-                </m:r>
-                <m:r>
-                  <w:rPr>
-                    <w:rFonts w:ascii="Cambria Math" w:hAnsi="Cambria Math"/>
-                    <w:sz w:val="21"/>
-                    <w:szCs w:val="21"/>
-                  </w:rPr>
-                  <m:t xml:space="preserve"> </m:t>
+                  <m:t xml:space="preserve">C=E(k,p)=(p+k) </m:t>
                 </m:r>
                 <m:r>
                   <m:rPr>
@@ -5234,7 +5218,7 @@
       <w:pPr>
         <w:spacing w:after="200"/>
         <w:rPr>
-          <w:rFonts w:asciiTheme="minorEastAsia" w:hAnsiTheme="minorEastAsia"/>
+          <w:rFonts w:asciiTheme="minorEastAsia" w:hAnsiTheme="minorEastAsia" w:hint="eastAsia"/>
           <w:sz w:val="21"/>
           <w:szCs w:val="21"/>
         </w:rPr>
@@ -5289,7 +5273,7 @@
         <w:spacing w:before="240" w:after="160"/>
         <w:jc w:val="center"/>
         <w:rPr>
-          <w:rFonts w:asciiTheme="minorEastAsia" w:hAnsiTheme="minorEastAsia"/>
+          <w:rFonts w:asciiTheme="minorEastAsia" w:hAnsiTheme="minorEastAsia" w:hint="eastAsia"/>
           <w:sz w:val="21"/>
           <w:szCs w:val="21"/>
         </w:rPr>
@@ -5324,15 +5308,7 @@
                     <w:sz w:val="21"/>
                     <w:szCs w:val="21"/>
                   </w:rPr>
-                  <m:t>p=D(k,C)=(C-k)</m:t>
-                </m:r>
-                <m:r>
-                  <w:rPr>
-                    <w:rFonts w:ascii="Cambria Math" w:hAnsi="Cambria Math"/>
-                    <w:sz w:val="21"/>
-                    <w:szCs w:val="21"/>
-                  </w:rPr>
-                  <m:t xml:space="preserve"> </m:t>
+                  <m:t xml:space="preserve">p=D(k,C)=(C-k) </m:t>
                 </m:r>
                 <m:r>
                   <m:rPr>
@@ -5388,7 +5364,7 @@
       <w:pPr>
         <w:spacing w:after="200"/>
         <w:rPr>
-          <w:rFonts w:asciiTheme="minorEastAsia" w:hAnsiTheme="minorEastAsia"/>
+          <w:rFonts w:asciiTheme="minorEastAsia" w:hAnsiTheme="minorEastAsia" w:hint="eastAsia"/>
           <w:sz w:val="21"/>
           <w:szCs w:val="21"/>
         </w:rPr>
@@ -5426,7 +5402,7 @@
         <w:spacing w:after="100"/>
         <w:ind w:leftChars="108" w:left="259"/>
         <w:rPr>
-          <w:rFonts w:asciiTheme="minorEastAsia" w:hAnsiTheme="minorEastAsia"/>
+          <w:rFonts w:asciiTheme="minorEastAsia" w:hAnsiTheme="minorEastAsia" w:hint="eastAsia"/>
           <w:sz w:val="21"/>
           <w:szCs w:val="21"/>
         </w:rPr>
@@ -5445,7 +5421,7 @@
         <w:spacing w:after="100"/>
         <w:ind w:leftChars="108" w:left="259"/>
         <w:rPr>
-          <w:rFonts w:asciiTheme="minorEastAsia" w:hAnsiTheme="minorEastAsia"/>
+          <w:rFonts w:asciiTheme="minorEastAsia" w:hAnsiTheme="minorEastAsia" w:hint="eastAsia"/>
           <w:sz w:val="21"/>
           <w:szCs w:val="21"/>
         </w:rPr>
@@ -5464,7 +5440,7 @@
         <w:spacing w:after="100"/>
         <w:ind w:leftChars="108" w:left="259"/>
         <w:rPr>
-          <w:rFonts w:asciiTheme="minorEastAsia" w:hAnsiTheme="minorEastAsia"/>
+          <w:rFonts w:asciiTheme="minorEastAsia" w:hAnsiTheme="minorEastAsia" w:hint="eastAsia"/>
           <w:sz w:val="21"/>
           <w:szCs w:val="21"/>
         </w:rPr>
@@ -5482,7 +5458,7 @@
       <w:pPr>
         <w:spacing w:after="200"/>
         <w:rPr>
-          <w:rFonts w:asciiTheme="minorEastAsia" w:hAnsiTheme="minorEastAsia"/>
+          <w:rFonts w:asciiTheme="minorEastAsia" w:hAnsiTheme="minorEastAsia" w:hint="eastAsia"/>
           <w:sz w:val="21"/>
           <w:szCs w:val="21"/>
         </w:rPr>
@@ -5500,7 +5476,7 @@
       <w:pPr>
         <w:spacing w:after="120"/>
         <w:rPr>
-          <w:rFonts w:asciiTheme="minorEastAsia" w:hAnsiTheme="minorEastAsia"/>
+          <w:rFonts w:asciiTheme="minorEastAsia" w:hAnsiTheme="minorEastAsia" w:hint="eastAsia"/>
           <w:sz w:val="21"/>
           <w:szCs w:val="21"/>
         </w:rPr>
@@ -5518,7 +5494,7 @@
       <w:pPr>
         <w:spacing w:after="200"/>
         <w:rPr>
-          <w:rFonts w:asciiTheme="minorEastAsia" w:hAnsiTheme="minorEastAsia"/>
+          <w:rFonts w:asciiTheme="minorEastAsia" w:hAnsiTheme="minorEastAsia" w:hint="eastAsia"/>
           <w:sz w:val="21"/>
           <w:szCs w:val="21"/>
         </w:rPr>
@@ -5537,7 +5513,7 @@
         <w:pStyle w:val="3"/>
         <w:spacing w:after="200"/>
         <w:rPr>
-          <w:rFonts w:asciiTheme="minorEastAsia" w:hAnsiTheme="minorEastAsia"/>
+          <w:rFonts w:asciiTheme="minorEastAsia" w:hAnsiTheme="minorEastAsia" w:hint="eastAsia"/>
           <w:sz w:val="24"/>
           <w:szCs w:val="24"/>
         </w:rPr>
@@ -5555,7 +5531,7 @@
       <w:pPr>
         <w:spacing w:after="120"/>
         <w:rPr>
-          <w:rFonts w:asciiTheme="minorEastAsia" w:hAnsiTheme="minorEastAsia"/>
+          <w:rFonts w:asciiTheme="minorEastAsia" w:hAnsiTheme="minorEastAsia" w:hint="eastAsia"/>
           <w:sz w:val="21"/>
           <w:szCs w:val="21"/>
         </w:rPr>
@@ -5573,7 +5549,7 @@
       <w:pPr>
         <w:spacing w:after="200"/>
         <w:rPr>
-          <w:rFonts w:asciiTheme="minorEastAsia" w:hAnsiTheme="minorEastAsia"/>
+          <w:rFonts w:asciiTheme="minorEastAsia" w:hAnsiTheme="minorEastAsia" w:hint="eastAsia"/>
           <w:sz w:val="21"/>
           <w:szCs w:val="21"/>
         </w:rPr>
@@ -5591,7 +5567,7 @@
       <w:pPr>
         <w:spacing w:after="120"/>
         <w:rPr>
-          <w:rFonts w:asciiTheme="minorEastAsia" w:hAnsiTheme="minorEastAsia"/>
+          <w:rFonts w:asciiTheme="minorEastAsia" w:hAnsiTheme="minorEastAsia" w:hint="eastAsia"/>
           <w:sz w:val="21"/>
           <w:szCs w:val="21"/>
         </w:rPr>
@@ -5681,7 +5657,7 @@
       <w:pPr>
         <w:spacing w:after="200"/>
         <w:rPr>
-          <w:rFonts w:asciiTheme="minorEastAsia" w:hAnsiTheme="minorEastAsia"/>
+          <w:rFonts w:asciiTheme="minorEastAsia" w:hAnsiTheme="minorEastAsia" w:hint="eastAsia"/>
           <w:sz w:val="21"/>
           <w:szCs w:val="21"/>
         </w:rPr>
@@ -5771,7 +5747,7 @@
       <w:pPr>
         <w:spacing w:after="120"/>
         <w:rPr>
-          <w:rFonts w:asciiTheme="minorEastAsia" w:hAnsiTheme="minorEastAsia"/>
+          <w:rFonts w:asciiTheme="minorEastAsia" w:hAnsiTheme="minorEastAsia" w:hint="eastAsia"/>
           <w:sz w:val="21"/>
           <w:szCs w:val="21"/>
         </w:rPr>
@@ -5781,7 +5757,7 @@
       <w:pPr>
         <w:spacing w:after="120"/>
         <w:rPr>
-          <w:rFonts w:asciiTheme="minorEastAsia" w:hAnsiTheme="minorEastAsia"/>
+          <w:rFonts w:asciiTheme="minorEastAsia" w:hAnsiTheme="minorEastAsia" w:hint="eastAsia"/>
           <w:sz w:val="21"/>
           <w:szCs w:val="21"/>
         </w:rPr>
@@ -5799,7 +5775,7 @@
       <w:pPr>
         <w:spacing w:after="200"/>
         <w:rPr>
-          <w:rFonts w:asciiTheme="minorEastAsia" w:hAnsiTheme="minorEastAsia"/>
+          <w:rFonts w:asciiTheme="minorEastAsia" w:hAnsiTheme="minorEastAsia" w:hint="eastAsia"/>
           <w:sz w:val="21"/>
           <w:szCs w:val="21"/>
         </w:rPr>
@@ -5818,7 +5794,7 @@
         <w:pStyle w:val="3"/>
         <w:spacing w:after="200"/>
         <w:rPr>
-          <w:rFonts w:asciiTheme="minorEastAsia" w:hAnsiTheme="minorEastAsia"/>
+          <w:rFonts w:asciiTheme="minorEastAsia" w:hAnsiTheme="minorEastAsia" w:hint="eastAsia"/>
           <w:sz w:val="24"/>
           <w:szCs w:val="24"/>
         </w:rPr>
@@ -5836,7 +5812,7 @@
       <w:pPr>
         <w:spacing w:after="120"/>
         <w:rPr>
-          <w:rFonts w:asciiTheme="minorEastAsia" w:hAnsiTheme="minorEastAsia"/>
+          <w:rFonts w:asciiTheme="minorEastAsia" w:hAnsiTheme="minorEastAsia" w:hint="eastAsia"/>
           <w:sz w:val="21"/>
           <w:szCs w:val="21"/>
         </w:rPr>
@@ -5854,7 +5830,7 @@
       <w:pPr>
         <w:spacing w:after="200"/>
         <w:rPr>
-          <w:rFonts w:asciiTheme="minorEastAsia" w:hAnsiTheme="minorEastAsia"/>
+          <w:rFonts w:asciiTheme="minorEastAsia" w:hAnsiTheme="minorEastAsia" w:hint="eastAsia"/>
           <w:sz w:val="21"/>
           <w:szCs w:val="21"/>
         </w:rPr>
@@ -5911,7 +5887,7 @@
               <w:spacing w:after="200"/>
               <w:jc w:val="center"/>
               <w:rPr>
-                <w:rFonts w:asciiTheme="minorEastAsia" w:hAnsiTheme="minorEastAsia"/>
+                <w:rFonts w:asciiTheme="minorEastAsia" w:hAnsiTheme="minorEastAsia" w:hint="eastAsia"/>
                 <w:sz w:val="21"/>
                 <w:szCs w:val="21"/>
               </w:rPr>
@@ -5939,7 +5915,7 @@
                           </pic:cNvPicPr>
                         </pic:nvPicPr>
                         <pic:blipFill>
-                          <a:blip r:embed="rId8">
+                          <a:blip r:embed="rId10">
                             <a:extLst>
                               <a:ext uri="{28A0092B-C50C-407E-A947-70E740481C1C}">
                                 <a14:useLocalDpi xmlns:a14="http://schemas.microsoft.com/office/drawing/2010/main" val="0"/>
@@ -5978,7 +5954,7 @@
       <w:pPr>
         <w:spacing w:after="120"/>
         <w:rPr>
-          <w:rFonts w:asciiTheme="minorEastAsia" w:hAnsiTheme="minorEastAsia"/>
+          <w:rFonts w:asciiTheme="minorEastAsia" w:hAnsiTheme="minorEastAsia" w:hint="eastAsia"/>
           <w:sz w:val="21"/>
           <w:szCs w:val="21"/>
         </w:rPr>
@@ -5998,7 +5974,7 @@
       <w:pPr>
         <w:spacing w:after="200"/>
         <w:rPr>
-          <w:rFonts w:asciiTheme="minorEastAsia" w:hAnsiTheme="minorEastAsia"/>
+          <w:rFonts w:asciiTheme="minorEastAsia" w:hAnsiTheme="minorEastAsia" w:hint="eastAsia"/>
           <w:sz w:val="21"/>
           <w:szCs w:val="21"/>
         </w:rPr>
@@ -6035,7 +6011,7 @@
         <w:spacing w:after="100"/>
         <w:ind w:leftChars="108" w:left="259"/>
         <w:rPr>
-          <w:rFonts w:asciiTheme="minorEastAsia" w:hAnsiTheme="minorEastAsia"/>
+          <w:rFonts w:asciiTheme="minorEastAsia" w:hAnsiTheme="minorEastAsia" w:hint="eastAsia"/>
           <w:sz w:val="21"/>
           <w:szCs w:val="21"/>
         </w:rPr>
@@ -6054,7 +6030,7 @@
         <w:spacing w:after="100"/>
         <w:ind w:leftChars="108" w:left="259"/>
         <w:rPr>
-          <w:rFonts w:asciiTheme="minorEastAsia" w:hAnsiTheme="minorEastAsia"/>
+          <w:rFonts w:asciiTheme="minorEastAsia" w:hAnsiTheme="minorEastAsia" w:hint="eastAsia"/>
           <w:sz w:val="21"/>
           <w:szCs w:val="21"/>
         </w:rPr>
@@ -6091,7 +6067,7 @@
         <w:spacing w:after="100"/>
         <w:ind w:leftChars="108" w:left="259"/>
         <w:rPr>
-          <w:rFonts w:asciiTheme="minorEastAsia" w:hAnsiTheme="minorEastAsia"/>
+          <w:rFonts w:asciiTheme="minorEastAsia" w:hAnsiTheme="minorEastAsia" w:hint="eastAsia"/>
           <w:sz w:val="21"/>
           <w:szCs w:val="21"/>
         </w:rPr>
@@ -6128,7 +6104,7 @@
         <w:spacing w:after="100"/>
         <w:ind w:leftChars="108" w:left="259"/>
         <w:rPr>
-          <w:rFonts w:asciiTheme="minorEastAsia" w:hAnsiTheme="minorEastAsia"/>
+          <w:rFonts w:asciiTheme="minorEastAsia" w:hAnsiTheme="minorEastAsia" w:hint="eastAsia"/>
           <w:sz w:val="21"/>
           <w:szCs w:val="21"/>
         </w:rPr>
@@ -6165,7 +6141,7 @@
         <w:spacing w:after="100"/>
         <w:ind w:leftChars="108" w:left="259"/>
         <w:rPr>
-          <w:rFonts w:asciiTheme="minorEastAsia" w:hAnsiTheme="minorEastAsia"/>
+          <w:rFonts w:asciiTheme="minorEastAsia" w:hAnsiTheme="minorEastAsia" w:hint="eastAsia"/>
           <w:sz w:val="21"/>
           <w:szCs w:val="21"/>
         </w:rPr>
@@ -6184,7 +6160,7 @@
         <w:spacing w:after="100"/>
         <w:ind w:leftChars="108" w:left="259"/>
         <w:rPr>
-          <w:rFonts w:asciiTheme="minorEastAsia" w:hAnsiTheme="minorEastAsia"/>
+          <w:rFonts w:asciiTheme="minorEastAsia" w:hAnsiTheme="minorEastAsia" w:hint="eastAsia"/>
           <w:sz w:val="21"/>
           <w:szCs w:val="21"/>
         </w:rPr>
@@ -6220,7 +6196,7 @@
       <w:pPr>
         <w:spacing w:after="200"/>
         <w:rPr>
-          <w:rFonts w:asciiTheme="minorEastAsia" w:hAnsiTheme="minorEastAsia"/>
+          <w:rFonts w:asciiTheme="minorEastAsia" w:hAnsiTheme="minorEastAsia" w:hint="eastAsia"/>
           <w:sz w:val="21"/>
           <w:szCs w:val="21"/>
         </w:rPr>
@@ -6275,7 +6251,7 @@
             <w:pPr>
               <w:spacing w:after="200"/>
               <w:rPr>
-                <w:rFonts w:asciiTheme="minorEastAsia" w:hAnsiTheme="minorEastAsia"/>
+                <w:rFonts w:asciiTheme="minorEastAsia" w:hAnsiTheme="minorEastAsia" w:hint="eastAsia"/>
                 <w:sz w:val="20"/>
                 <w:szCs w:val="20"/>
               </w:rPr>
@@ -6293,7 +6269,7 @@
             <w:pPr>
               <w:spacing w:after="200"/>
               <w:rPr>
-                <w:rFonts w:asciiTheme="minorEastAsia" w:hAnsiTheme="minorEastAsia"/>
+                <w:rFonts w:asciiTheme="minorEastAsia" w:hAnsiTheme="minorEastAsia" w:hint="eastAsia"/>
                 <w:sz w:val="20"/>
                 <w:szCs w:val="20"/>
               </w:rPr>
@@ -6311,7 +6287,7 @@
             <w:pPr>
               <w:spacing w:after="200"/>
               <w:rPr>
-                <w:rFonts w:asciiTheme="minorEastAsia" w:hAnsiTheme="minorEastAsia"/>
+                <w:rFonts w:asciiTheme="minorEastAsia" w:hAnsiTheme="minorEastAsia" w:hint="eastAsia"/>
                 <w:sz w:val="21"/>
                 <w:szCs w:val="21"/>
               </w:rPr>
@@ -6389,7 +6365,7 @@
         <w:pStyle w:val="3"/>
         <w:spacing w:after="200"/>
         <w:rPr>
-          <w:rFonts w:asciiTheme="minorEastAsia" w:hAnsiTheme="minorEastAsia"/>
+          <w:rFonts w:asciiTheme="minorEastAsia" w:hAnsiTheme="minorEastAsia" w:hint="eastAsia"/>
           <w:sz w:val="24"/>
           <w:szCs w:val="24"/>
         </w:rPr>
@@ -6407,7 +6383,7 @@
       <w:pPr>
         <w:spacing w:after="120"/>
         <w:rPr>
-          <w:rFonts w:asciiTheme="minorEastAsia" w:hAnsiTheme="minorEastAsia"/>
+          <w:rFonts w:asciiTheme="minorEastAsia" w:hAnsiTheme="minorEastAsia" w:hint="eastAsia"/>
           <w:sz w:val="21"/>
           <w:szCs w:val="21"/>
         </w:rPr>
@@ -6425,7 +6401,7 @@
       <w:pPr>
         <w:spacing w:after="200"/>
         <w:rPr>
-          <w:rFonts w:asciiTheme="minorEastAsia" w:hAnsiTheme="minorEastAsia"/>
+          <w:rFonts w:asciiTheme="minorEastAsia" w:hAnsiTheme="minorEastAsia" w:hint="eastAsia"/>
           <w:sz w:val="21"/>
           <w:szCs w:val="21"/>
         </w:rPr>
@@ -6443,7 +6419,7 @@
       <w:pPr>
         <w:spacing w:after="120"/>
         <w:rPr>
-          <w:rFonts w:asciiTheme="minorEastAsia" w:hAnsiTheme="minorEastAsia"/>
+          <w:rFonts w:asciiTheme="minorEastAsia" w:hAnsiTheme="minorEastAsia" w:hint="eastAsia"/>
           <w:sz w:val="21"/>
           <w:szCs w:val="21"/>
         </w:rPr>
@@ -6470,7 +6446,7 @@
       <w:pPr>
         <w:spacing w:after="200"/>
         <w:rPr>
-          <w:rFonts w:asciiTheme="minorEastAsia" w:hAnsiTheme="minorEastAsia"/>
+          <w:rFonts w:asciiTheme="minorEastAsia" w:hAnsiTheme="minorEastAsia" w:hint="eastAsia"/>
           <w:sz w:val="21"/>
           <w:szCs w:val="21"/>
         </w:rPr>
@@ -6507,7 +6483,7 @@
         <w:spacing w:after="100"/>
         <w:ind w:leftChars="108" w:left="259"/>
         <w:rPr>
-          <w:rFonts w:asciiTheme="minorEastAsia" w:hAnsiTheme="minorEastAsia"/>
+          <w:rFonts w:asciiTheme="minorEastAsia" w:hAnsiTheme="minorEastAsia" w:hint="eastAsia"/>
           <w:sz w:val="21"/>
           <w:szCs w:val="21"/>
         </w:rPr>
@@ -6526,7 +6502,7 @@
         <w:spacing w:after="100"/>
         <w:ind w:leftChars="108" w:left="259"/>
         <w:rPr>
-          <w:rFonts w:asciiTheme="minorEastAsia" w:hAnsiTheme="minorEastAsia"/>
+          <w:rFonts w:asciiTheme="minorEastAsia" w:hAnsiTheme="minorEastAsia" w:hint="eastAsia"/>
           <w:sz w:val="21"/>
           <w:szCs w:val="21"/>
         </w:rPr>
@@ -6544,7 +6520,7 @@
       <w:pPr>
         <w:spacing w:after="200"/>
         <w:rPr>
-          <w:rFonts w:asciiTheme="minorEastAsia" w:hAnsiTheme="minorEastAsia"/>
+          <w:rFonts w:asciiTheme="minorEastAsia" w:hAnsiTheme="minorEastAsia" w:hint="eastAsia"/>
           <w:sz w:val="21"/>
           <w:szCs w:val="21"/>
         </w:rPr>
@@ -6563,7 +6539,7 @@
         <w:pStyle w:val="3"/>
         <w:spacing w:after="200"/>
         <w:rPr>
-          <w:rFonts w:asciiTheme="minorEastAsia" w:hAnsiTheme="minorEastAsia"/>
+          <w:rFonts w:asciiTheme="minorEastAsia" w:hAnsiTheme="minorEastAsia" w:hint="eastAsia"/>
           <w:sz w:val="24"/>
           <w:szCs w:val="24"/>
         </w:rPr>
@@ -6581,7 +6557,7 @@
       <w:pPr>
         <w:spacing w:after="120"/>
         <w:rPr>
-          <w:rFonts w:asciiTheme="minorEastAsia" w:hAnsiTheme="minorEastAsia"/>
+          <w:rFonts w:asciiTheme="minorEastAsia" w:hAnsiTheme="minorEastAsia" w:hint="eastAsia"/>
           <w:sz w:val="21"/>
           <w:szCs w:val="21"/>
         </w:rPr>
@@ -6599,7 +6575,7 @@
       <w:pPr>
         <w:spacing w:after="200"/>
         <w:rPr>
-          <w:rFonts w:asciiTheme="minorEastAsia" w:hAnsiTheme="minorEastAsia"/>
+          <w:rFonts w:asciiTheme="minorEastAsia" w:hAnsiTheme="minorEastAsia" w:hint="eastAsia"/>
           <w:sz w:val="21"/>
           <w:szCs w:val="21"/>
         </w:rPr>
@@ -6688,7 +6664,7 @@
           <w:p>
             <w:pPr>
               <w:rPr>
-                <w:rFonts w:asciiTheme="minorEastAsia" w:hAnsiTheme="minorEastAsia"/>
+                <w:rFonts w:asciiTheme="minorEastAsia" w:hAnsiTheme="minorEastAsia" w:hint="eastAsia"/>
                 <w:b/>
                 <w:bCs/>
                 <w:sz w:val="21"/>
@@ -6715,7 +6691,7 @@
           <w:p>
             <w:pPr>
               <w:rPr>
-                <w:rFonts w:asciiTheme="minorEastAsia" w:hAnsiTheme="minorEastAsia"/>
+                <w:rFonts w:asciiTheme="minorEastAsia" w:hAnsiTheme="minorEastAsia" w:hint="eastAsia"/>
                 <w:b/>
                 <w:bCs/>
                 <w:sz w:val="21"/>
@@ -6742,7 +6718,7 @@
           <w:p>
             <w:pPr>
               <w:rPr>
-                <w:rFonts w:asciiTheme="minorEastAsia" w:hAnsiTheme="minorEastAsia"/>
+                <w:rFonts w:asciiTheme="minorEastAsia" w:hAnsiTheme="minorEastAsia" w:hint="eastAsia"/>
                 <w:b/>
                 <w:bCs/>
                 <w:sz w:val="21"/>
@@ -6769,7 +6745,7 @@
           <w:p>
             <w:pPr>
               <w:rPr>
-                <w:rFonts w:asciiTheme="minorEastAsia" w:hAnsiTheme="minorEastAsia"/>
+                <w:rFonts w:asciiTheme="minorEastAsia" w:hAnsiTheme="minorEastAsia" w:hint="eastAsia"/>
                 <w:b/>
                 <w:bCs/>
                 <w:sz w:val="21"/>
@@ -6796,7 +6772,7 @@
           <w:p>
             <w:pPr>
               <w:rPr>
-                <w:rFonts w:asciiTheme="minorEastAsia" w:hAnsiTheme="minorEastAsia"/>
+                <w:rFonts w:asciiTheme="minorEastAsia" w:hAnsiTheme="minorEastAsia" w:hint="eastAsia"/>
                 <w:b/>
                 <w:bCs/>
                 <w:sz w:val="21"/>
@@ -6825,7 +6801,7 @@
           <w:p>
             <w:pPr>
               <w:rPr>
-                <w:rFonts w:asciiTheme="minorEastAsia" w:hAnsiTheme="minorEastAsia"/>
+                <w:rFonts w:asciiTheme="minorEastAsia" w:hAnsiTheme="minorEastAsia" w:hint="eastAsia"/>
                 <w:b/>
                 <w:bCs/>
                 <w:sz w:val="21"/>
@@ -6852,7 +6828,7 @@
           <w:p>
             <w:pPr>
               <w:rPr>
-                <w:rFonts w:asciiTheme="minorEastAsia" w:hAnsiTheme="minorEastAsia"/>
+                <w:rFonts w:asciiTheme="minorEastAsia" w:hAnsiTheme="minorEastAsia" w:hint="eastAsia"/>
                 <w:b/>
                 <w:bCs/>
                 <w:sz w:val="21"/>
@@ -6879,7 +6855,7 @@
           <w:p>
             <w:pPr>
               <w:rPr>
-                <w:rFonts w:asciiTheme="minorEastAsia" w:hAnsiTheme="minorEastAsia"/>
+                <w:rFonts w:asciiTheme="minorEastAsia" w:hAnsiTheme="minorEastAsia" w:hint="eastAsia"/>
                 <w:b/>
                 <w:bCs/>
                 <w:sz w:val="21"/>
@@ -6905,7 +6881,7 @@
           <w:p>
             <w:pPr>
               <w:rPr>
-                <w:rFonts w:asciiTheme="minorEastAsia" w:hAnsiTheme="minorEastAsia"/>
+                <w:rFonts w:asciiTheme="minorEastAsia" w:hAnsiTheme="minorEastAsia" w:hint="eastAsia"/>
                 <w:sz w:val="21"/>
                 <w:szCs w:val="21"/>
               </w:rPr>
@@ -6927,7 +6903,7 @@
           <w:p>
             <w:pPr>
               <w:rPr>
-                <w:rFonts w:asciiTheme="minorEastAsia" w:hAnsiTheme="minorEastAsia"/>
+                <w:rFonts w:asciiTheme="minorEastAsia" w:hAnsiTheme="minorEastAsia" w:hint="eastAsia"/>
                 <w:sz w:val="21"/>
                 <w:szCs w:val="21"/>
               </w:rPr>
@@ -6951,7 +6927,7 @@
           <w:p>
             <w:pPr>
               <w:rPr>
-                <w:rFonts w:asciiTheme="minorEastAsia" w:hAnsiTheme="minorEastAsia"/>
+                <w:rFonts w:asciiTheme="minorEastAsia" w:hAnsiTheme="minorEastAsia" w:hint="eastAsia"/>
                 <w:sz w:val="21"/>
                 <w:szCs w:val="21"/>
               </w:rPr>
@@ -6973,7 +6949,7 @@
           <w:p>
             <w:pPr>
               <w:rPr>
-                <w:rFonts w:asciiTheme="minorEastAsia" w:hAnsiTheme="minorEastAsia"/>
+                <w:rFonts w:asciiTheme="minorEastAsia" w:hAnsiTheme="minorEastAsia" w:hint="eastAsia"/>
                 <w:sz w:val="21"/>
                 <w:szCs w:val="21"/>
               </w:rPr>
@@ -6995,7 +6971,7 @@
           <w:p>
             <w:pPr>
               <w:rPr>
-                <w:rFonts w:asciiTheme="minorEastAsia" w:hAnsiTheme="minorEastAsia"/>
+                <w:rFonts w:asciiTheme="minorEastAsia" w:hAnsiTheme="minorEastAsia" w:hint="eastAsia"/>
                 <w:sz w:val="21"/>
                 <w:szCs w:val="21"/>
               </w:rPr>
@@ -7017,7 +6993,7 @@
           <w:p>
             <w:pPr>
               <w:rPr>
-                <w:rFonts w:asciiTheme="minorEastAsia" w:hAnsiTheme="minorEastAsia"/>
+                <w:rFonts w:asciiTheme="minorEastAsia" w:hAnsiTheme="minorEastAsia" w:hint="eastAsia"/>
                 <w:sz w:val="21"/>
                 <w:szCs w:val="21"/>
               </w:rPr>
@@ -7039,7 +7015,7 @@
           <w:p>
             <w:pPr>
               <w:rPr>
-                <w:rFonts w:asciiTheme="minorEastAsia" w:hAnsiTheme="minorEastAsia"/>
+                <w:rFonts w:asciiTheme="minorEastAsia" w:hAnsiTheme="minorEastAsia" w:hint="eastAsia"/>
                 <w:sz w:val="21"/>
                 <w:szCs w:val="21"/>
               </w:rPr>
@@ -7063,7 +7039,7 @@
           <w:p>
             <w:pPr>
               <w:rPr>
-                <w:rFonts w:asciiTheme="minorEastAsia" w:hAnsiTheme="minorEastAsia"/>
+                <w:rFonts w:asciiTheme="minorEastAsia" w:hAnsiTheme="minorEastAsia" w:hint="eastAsia"/>
                 <w:sz w:val="21"/>
                 <w:szCs w:val="21"/>
               </w:rPr>
@@ -7085,7 +7061,7 @@
           <w:p>
             <w:pPr>
               <w:rPr>
-                <w:rFonts w:asciiTheme="minorEastAsia" w:hAnsiTheme="minorEastAsia"/>
+                <w:rFonts w:asciiTheme="minorEastAsia" w:hAnsiTheme="minorEastAsia" w:hint="eastAsia"/>
                 <w:sz w:val="21"/>
                 <w:szCs w:val="21"/>
               </w:rPr>
@@ -7107,7 +7083,7 @@
           <w:p>
             <w:pPr>
               <w:rPr>
-                <w:rFonts w:asciiTheme="minorEastAsia" w:hAnsiTheme="minorEastAsia"/>
+                <w:rFonts w:asciiTheme="minorEastAsia" w:hAnsiTheme="minorEastAsia" w:hint="eastAsia"/>
                 <w:sz w:val="21"/>
                 <w:szCs w:val="21"/>
               </w:rPr>
@@ -7129,7 +7105,7 @@
           <w:p>
             <w:pPr>
               <w:rPr>
-                <w:rFonts w:asciiTheme="minorEastAsia" w:hAnsiTheme="minorEastAsia"/>
+                <w:rFonts w:asciiTheme="minorEastAsia" w:hAnsiTheme="minorEastAsia" w:hint="eastAsia"/>
                 <w:sz w:val="21"/>
                 <w:szCs w:val="21"/>
               </w:rPr>
@@ -7151,7 +7127,7 @@
           <w:p>
             <w:pPr>
               <w:rPr>
-                <w:rFonts w:asciiTheme="minorEastAsia" w:hAnsiTheme="minorEastAsia"/>
+                <w:rFonts w:asciiTheme="minorEastAsia" w:hAnsiTheme="minorEastAsia" w:hint="eastAsia"/>
                 <w:sz w:val="21"/>
                 <w:szCs w:val="21"/>
               </w:rPr>
@@ -7175,7 +7151,7 @@
           <w:p>
             <w:pPr>
               <w:rPr>
-                <w:rFonts w:asciiTheme="minorEastAsia" w:hAnsiTheme="minorEastAsia"/>
+                <w:rFonts w:asciiTheme="minorEastAsia" w:hAnsiTheme="minorEastAsia" w:hint="eastAsia"/>
                 <w:sz w:val="21"/>
                 <w:szCs w:val="21"/>
               </w:rPr>
@@ -7197,7 +7173,7 @@
           <w:p>
             <w:pPr>
               <w:rPr>
-                <w:rFonts w:asciiTheme="minorEastAsia" w:hAnsiTheme="minorEastAsia"/>
+                <w:rFonts w:asciiTheme="minorEastAsia" w:hAnsiTheme="minorEastAsia" w:hint="eastAsia"/>
                 <w:sz w:val="21"/>
                 <w:szCs w:val="21"/>
               </w:rPr>
@@ -7219,7 +7195,7 @@
           <w:p>
             <w:pPr>
               <w:rPr>
-                <w:rFonts w:asciiTheme="minorEastAsia" w:hAnsiTheme="minorEastAsia"/>
+                <w:rFonts w:asciiTheme="minorEastAsia" w:hAnsiTheme="minorEastAsia" w:hint="eastAsia"/>
                 <w:sz w:val="21"/>
                 <w:szCs w:val="21"/>
               </w:rPr>
@@ -7241,7 +7217,7 @@
           <w:p>
             <w:pPr>
               <w:rPr>
-                <w:rFonts w:asciiTheme="minorEastAsia" w:hAnsiTheme="minorEastAsia"/>
+                <w:rFonts w:asciiTheme="minorEastAsia" w:hAnsiTheme="minorEastAsia" w:hint="eastAsia"/>
                 <w:sz w:val="21"/>
                 <w:szCs w:val="21"/>
               </w:rPr>
@@ -7263,7 +7239,7 @@
           <w:p>
             <w:pPr>
               <w:rPr>
-                <w:rFonts w:asciiTheme="minorEastAsia" w:hAnsiTheme="minorEastAsia"/>
+                <w:rFonts w:asciiTheme="minorEastAsia" w:hAnsiTheme="minorEastAsia" w:hint="eastAsia"/>
                 <w:sz w:val="21"/>
                 <w:szCs w:val="21"/>
               </w:rPr>
@@ -7284,7 +7260,7 @@
       <w:pPr>
         <w:spacing w:before="240"/>
         <w:rPr>
-          <w:rFonts w:asciiTheme="minorEastAsia" w:hAnsiTheme="minorEastAsia"/>
+          <w:rFonts w:asciiTheme="minorEastAsia" w:hAnsiTheme="minorEastAsia" w:hint="eastAsia"/>
           <w:sz w:val="21"/>
           <w:szCs w:val="21"/>
         </w:rPr>
@@ -7321,7 +7297,7 @@
         <w:spacing w:after="100"/>
         <w:ind w:leftChars="108" w:left="259"/>
         <w:rPr>
-          <w:rFonts w:asciiTheme="minorEastAsia" w:hAnsiTheme="minorEastAsia"/>
+          <w:rFonts w:asciiTheme="minorEastAsia" w:hAnsiTheme="minorEastAsia" w:hint="eastAsia"/>
           <w:sz w:val="21"/>
           <w:szCs w:val="21"/>
         </w:rPr>
@@ -7340,7 +7316,7 @@
         <w:spacing w:after="100"/>
         <w:ind w:leftChars="108" w:left="259"/>
         <w:rPr>
-          <w:rFonts w:asciiTheme="minorEastAsia" w:hAnsiTheme="minorEastAsia"/>
+          <w:rFonts w:asciiTheme="minorEastAsia" w:hAnsiTheme="minorEastAsia" w:hint="eastAsia"/>
           <w:sz w:val="21"/>
           <w:szCs w:val="21"/>
         </w:rPr>
@@ -7359,7 +7335,7 @@
         <w:spacing w:after="100"/>
         <w:ind w:leftChars="108" w:left="259"/>
         <w:rPr>
-          <w:rFonts w:asciiTheme="minorEastAsia" w:hAnsiTheme="minorEastAsia"/>
+          <w:rFonts w:asciiTheme="minorEastAsia" w:hAnsiTheme="minorEastAsia" w:hint="eastAsia"/>
           <w:sz w:val="21"/>
           <w:szCs w:val="21"/>
         </w:rPr>
@@ -7377,7 +7353,7 @@
       <w:pPr>
         <w:spacing w:after="200"/>
         <w:rPr>
-          <w:rFonts w:asciiTheme="minorEastAsia" w:hAnsiTheme="minorEastAsia"/>
+          <w:rFonts w:asciiTheme="minorEastAsia" w:hAnsiTheme="minorEastAsia" w:hint="eastAsia"/>
           <w:sz w:val="21"/>
           <w:szCs w:val="21"/>
         </w:rPr>
@@ -7395,7 +7371,7 @@
       <w:pPr>
         <w:spacing w:after="120"/>
         <w:rPr>
-          <w:rFonts w:asciiTheme="minorEastAsia" w:hAnsiTheme="minorEastAsia"/>
+          <w:rFonts w:asciiTheme="minorEastAsia" w:hAnsiTheme="minorEastAsia" w:hint="eastAsia"/>
           <w:sz w:val="21"/>
           <w:szCs w:val="21"/>
         </w:rPr>
@@ -7463,7 +7439,7 @@
       <w:pPr>
         <w:spacing w:after="200"/>
         <w:rPr>
-          <w:rFonts w:asciiTheme="minorEastAsia" w:hAnsiTheme="minorEastAsia"/>
+          <w:rFonts w:asciiTheme="minorEastAsia" w:hAnsiTheme="minorEastAsia" w:hint="eastAsia"/>
           <w:sz w:val="21"/>
           <w:szCs w:val="21"/>
         </w:rPr>
@@ -7474,7 +7450,7 @@
         <w:spacing w:after="100"/>
         <w:ind w:leftChars="108" w:left="259"/>
         <w:rPr>
-          <w:rFonts w:asciiTheme="minorEastAsia" w:hAnsiTheme="minorEastAsia"/>
+          <w:rFonts w:asciiTheme="minorEastAsia" w:hAnsiTheme="minorEastAsia" w:hint="eastAsia"/>
           <w:sz w:val="21"/>
           <w:szCs w:val="21"/>
         </w:rPr>
@@ -7493,7 +7469,7 @@
         <w:spacing w:after="100"/>
         <w:ind w:leftChars="108" w:left="259"/>
         <w:rPr>
-          <w:rFonts w:asciiTheme="minorEastAsia" w:hAnsiTheme="minorEastAsia"/>
+          <w:rFonts w:asciiTheme="minorEastAsia" w:hAnsiTheme="minorEastAsia" w:hint="eastAsia"/>
           <w:sz w:val="21"/>
           <w:szCs w:val="21"/>
         </w:rPr>
@@ -7512,7 +7488,7 @@
         <w:spacing w:after="100"/>
         <w:ind w:leftChars="108" w:left="259"/>
         <w:rPr>
-          <w:rFonts w:asciiTheme="minorEastAsia" w:hAnsiTheme="minorEastAsia"/>
+          <w:rFonts w:asciiTheme="minorEastAsia" w:hAnsiTheme="minorEastAsia" w:hint="eastAsia"/>
           <w:sz w:val="21"/>
           <w:szCs w:val="21"/>
         </w:rPr>
@@ -7531,7 +7507,7 @@
         <w:spacing w:after="100"/>
         <w:ind w:leftChars="108" w:left="259"/>
         <w:rPr>
-          <w:rFonts w:asciiTheme="minorEastAsia" w:hAnsiTheme="minorEastAsia"/>
+          <w:rFonts w:asciiTheme="minorEastAsia" w:hAnsiTheme="minorEastAsia" w:hint="eastAsia"/>
           <w:sz w:val="21"/>
           <w:szCs w:val="21"/>
         </w:rPr>
@@ -7549,7 +7525,7 @@
       <w:pPr>
         <w:spacing w:after="200"/>
         <w:rPr>
-          <w:rFonts w:asciiTheme="minorEastAsia" w:hAnsiTheme="minorEastAsia"/>
+          <w:rFonts w:asciiTheme="minorEastAsia" w:hAnsiTheme="minorEastAsia" w:hint="eastAsia"/>
           <w:sz w:val="21"/>
           <w:szCs w:val="21"/>
         </w:rPr>
@@ -7567,7 +7543,7 @@
       <w:pPr>
         <w:spacing w:after="120"/>
         <w:rPr>
-          <w:rFonts w:asciiTheme="minorEastAsia" w:hAnsiTheme="minorEastAsia"/>
+          <w:rFonts w:asciiTheme="minorEastAsia" w:hAnsiTheme="minorEastAsia" w:hint="eastAsia"/>
           <w:sz w:val="21"/>
           <w:szCs w:val="21"/>
         </w:rPr>
@@ -7604,7 +7580,7 @@
       <w:pPr>
         <w:spacing w:after="200"/>
         <w:rPr>
-          <w:rFonts w:asciiTheme="minorEastAsia" w:hAnsiTheme="minorEastAsia"/>
+          <w:rFonts w:asciiTheme="minorEastAsia" w:hAnsiTheme="minorEastAsia" w:hint="eastAsia"/>
           <w:sz w:val="21"/>
           <w:szCs w:val="21"/>
         </w:rPr>
@@ -7622,7 +7598,7 @@
       <w:pPr>
         <w:spacing w:after="120"/>
         <w:rPr>
-          <w:rFonts w:asciiTheme="minorEastAsia" w:hAnsiTheme="minorEastAsia"/>
+          <w:rFonts w:asciiTheme="minorEastAsia" w:hAnsiTheme="minorEastAsia" w:hint="eastAsia"/>
           <w:sz w:val="21"/>
           <w:szCs w:val="21"/>
         </w:rPr>
@@ -7697,7 +7673,7 @@
               <w:spacing w:after="200"/>
               <w:jc w:val="center"/>
               <w:rPr>
-                <w:rFonts w:asciiTheme="minorEastAsia" w:hAnsiTheme="minorEastAsia"/>
+                <w:rFonts w:asciiTheme="minorEastAsia" w:hAnsiTheme="minorEastAsia" w:hint="eastAsia"/>
                 <w:sz w:val="21"/>
                 <w:szCs w:val="21"/>
               </w:rPr>
@@ -7724,7 +7700,7 @@
                           </pic:cNvPicPr>
                         </pic:nvPicPr>
                         <pic:blipFill>
-                          <a:blip r:embed="rId9">
+                          <a:blip r:embed="rId11">
                             <a:extLst>
                               <a:ext uri="{28A0092B-C50C-407E-A947-70E740481C1C}">
                                 <a14:useLocalDpi xmlns:a14="http://schemas.microsoft.com/office/drawing/2010/main" val="0"/>
@@ -7763,7 +7739,7 @@
       <w:pPr>
         <w:spacing w:after="120"/>
         <w:rPr>
-          <w:rFonts w:asciiTheme="minorEastAsia" w:hAnsiTheme="minorEastAsia"/>
+          <w:rFonts w:asciiTheme="minorEastAsia" w:hAnsiTheme="minorEastAsia" w:hint="eastAsia"/>
           <w:sz w:val="21"/>
           <w:szCs w:val="21"/>
         </w:rPr>
@@ -7783,7 +7759,7 @@
       <w:pPr>
         <w:spacing w:after="200"/>
         <w:rPr>
-          <w:rFonts w:asciiTheme="minorEastAsia" w:hAnsiTheme="minorEastAsia"/>
+          <w:rFonts w:asciiTheme="minorEastAsia" w:hAnsiTheme="minorEastAsia" w:hint="eastAsia"/>
           <w:sz w:val="21"/>
           <w:szCs w:val="21"/>
         </w:rPr>
@@ -7802,7 +7778,7 @@
         <w:pStyle w:val="2"/>
         <w:spacing w:after="200"/>
         <w:rPr>
-          <w:rFonts w:asciiTheme="minorEastAsia" w:hAnsiTheme="minorEastAsia"/>
+          <w:rFonts w:asciiTheme="minorEastAsia" w:hAnsiTheme="minorEastAsia" w:hint="eastAsia"/>
           <w:sz w:val="28"/>
           <w:szCs w:val="28"/>
         </w:rPr>
@@ -7821,7 +7797,7 @@
         <w:pStyle w:val="3"/>
         <w:spacing w:after="200"/>
         <w:rPr>
-          <w:rFonts w:asciiTheme="minorEastAsia" w:hAnsiTheme="minorEastAsia"/>
+          <w:rFonts w:asciiTheme="minorEastAsia" w:hAnsiTheme="minorEastAsia" w:hint="eastAsia"/>
           <w:sz w:val="24"/>
           <w:szCs w:val="24"/>
         </w:rPr>
@@ -7839,7 +7815,7 @@
       <w:pPr>
         <w:spacing w:after="120"/>
         <w:rPr>
-          <w:rFonts w:asciiTheme="minorEastAsia" w:hAnsiTheme="minorEastAsia"/>
+          <w:rFonts w:asciiTheme="minorEastAsia" w:hAnsiTheme="minorEastAsia" w:hint="eastAsia"/>
           <w:sz w:val="21"/>
           <w:szCs w:val="21"/>
         </w:rPr>
@@ -7857,7 +7833,7 @@
       <w:pPr>
         <w:spacing w:after="200"/>
         <w:rPr>
-          <w:rFonts w:asciiTheme="minorEastAsia" w:hAnsiTheme="minorEastAsia"/>
+          <w:rFonts w:asciiTheme="minorEastAsia" w:hAnsiTheme="minorEastAsia" w:hint="eastAsia"/>
           <w:sz w:val="21"/>
           <w:szCs w:val="21"/>
         </w:rPr>
@@ -7953,7 +7929,7 @@
         <w:spacing w:before="240" w:after="160"/>
         <w:jc w:val="center"/>
         <w:rPr>
-          <w:rFonts w:asciiTheme="minorEastAsia" w:hAnsiTheme="minorEastAsia"/>
+          <w:rFonts w:asciiTheme="minorEastAsia" w:hAnsiTheme="minorEastAsia" w:hint="eastAsia"/>
           <w:sz w:val="21"/>
           <w:szCs w:val="21"/>
         </w:rPr>
@@ -8053,7 +8029,7 @@
       <w:pPr>
         <w:spacing w:after="200"/>
         <w:rPr>
-          <w:rFonts w:asciiTheme="minorEastAsia" w:hAnsiTheme="minorEastAsia"/>
+          <w:rFonts w:asciiTheme="minorEastAsia" w:hAnsiTheme="minorEastAsia" w:hint="eastAsia"/>
           <w:sz w:val="21"/>
           <w:szCs w:val="21"/>
         </w:rPr>
@@ -8071,7 +8047,7 @@
       <w:pPr>
         <w:spacing w:after="120"/>
         <w:rPr>
-          <w:rFonts w:asciiTheme="minorEastAsia" w:hAnsiTheme="minorEastAsia"/>
+          <w:rFonts w:asciiTheme="minorEastAsia" w:hAnsiTheme="minorEastAsia" w:hint="eastAsia"/>
           <w:sz w:val="21"/>
           <w:szCs w:val="21"/>
         </w:rPr>
@@ -8107,7 +8083,7 @@
       <w:pPr>
         <w:spacing w:after="200"/>
         <w:rPr>
-          <w:rFonts w:asciiTheme="minorEastAsia" w:hAnsiTheme="minorEastAsia"/>
+          <w:rFonts w:asciiTheme="minorEastAsia" w:hAnsiTheme="minorEastAsia" w:hint="eastAsia"/>
           <w:sz w:val="21"/>
           <w:szCs w:val="21"/>
         </w:rPr>
@@ -8144,7 +8120,7 @@
         <w:spacing w:before="240" w:after="160"/>
         <w:jc w:val="center"/>
         <w:rPr>
-          <w:rFonts w:asciiTheme="minorEastAsia" w:hAnsiTheme="minorEastAsia"/>
+          <w:rFonts w:asciiTheme="minorEastAsia" w:hAnsiTheme="minorEastAsia" w:hint="eastAsia"/>
           <w:sz w:val="21"/>
           <w:szCs w:val="21"/>
         </w:rPr>
@@ -8415,7 +8391,7 @@
       <w:pPr>
         <w:spacing w:after="200"/>
         <w:rPr>
-          <w:rFonts w:asciiTheme="minorEastAsia" w:hAnsiTheme="minorEastAsia"/>
+          <w:rFonts w:asciiTheme="minorEastAsia" w:hAnsiTheme="minorEastAsia" w:hint="eastAsia"/>
           <w:sz w:val="21"/>
           <w:szCs w:val="21"/>
         </w:rPr>
@@ -9013,7 +8989,7 @@
         <w:spacing w:before="240" w:after="160"/>
         <w:jc w:val="center"/>
         <w:rPr>
-          <w:rFonts w:asciiTheme="minorEastAsia" w:hAnsiTheme="minorEastAsia"/>
+          <w:rFonts w:asciiTheme="minorEastAsia" w:hAnsiTheme="minorEastAsia" w:hint="eastAsia"/>
           <w:sz w:val="21"/>
           <w:szCs w:val="21"/>
         </w:rPr>
@@ -9195,7 +9171,7 @@
       <w:pPr>
         <w:spacing w:after="200"/>
         <w:rPr>
-          <w:rFonts w:asciiTheme="minorEastAsia" w:hAnsiTheme="minorEastAsia"/>
+          <w:rFonts w:asciiTheme="minorEastAsia" w:hAnsiTheme="minorEastAsia" w:hint="eastAsia"/>
           <w:sz w:val="21"/>
           <w:szCs w:val="21"/>
         </w:rPr>
@@ -9213,7 +9189,7 @@
       <w:pPr>
         <w:spacing w:after="120"/>
         <w:rPr>
-          <w:rFonts w:asciiTheme="minorEastAsia" w:hAnsiTheme="minorEastAsia"/>
+          <w:rFonts w:asciiTheme="minorEastAsia" w:hAnsiTheme="minorEastAsia" w:hint="eastAsia"/>
           <w:sz w:val="21"/>
           <w:szCs w:val="21"/>
         </w:rPr>
@@ -9232,7 +9208,7 @@
         <w:spacing w:before="240" w:after="160"/>
         <w:jc w:val="center"/>
         <w:rPr>
-          <w:rFonts w:asciiTheme="minorEastAsia" w:hAnsiTheme="minorEastAsia"/>
+          <w:rFonts w:asciiTheme="minorEastAsia" w:hAnsiTheme="minorEastAsia" w:hint="eastAsia"/>
           <w:sz w:val="21"/>
           <w:szCs w:val="21"/>
         </w:rPr>
@@ -9378,7 +9354,7 @@
       <w:pPr>
         <w:spacing w:after="200"/>
         <w:rPr>
-          <w:rFonts w:asciiTheme="minorEastAsia" w:hAnsiTheme="minorEastAsia"/>
+          <w:rFonts w:asciiTheme="minorEastAsia" w:hAnsiTheme="minorEastAsia" w:hint="eastAsia"/>
           <w:sz w:val="21"/>
           <w:szCs w:val="21"/>
         </w:rPr>
@@ -9396,7 +9372,7 @@
       <w:pPr>
         <w:spacing w:after="120"/>
         <w:rPr>
-          <w:rFonts w:asciiTheme="minorEastAsia" w:hAnsiTheme="minorEastAsia"/>
+          <w:rFonts w:asciiTheme="minorEastAsia" w:hAnsiTheme="minorEastAsia" w:hint="eastAsia"/>
           <w:sz w:val="21"/>
           <w:szCs w:val="21"/>
         </w:rPr>
@@ -9415,7 +9391,7 @@
         <w:spacing w:before="240" w:after="160"/>
         <w:jc w:val="center"/>
         <w:rPr>
-          <w:rFonts w:asciiTheme="minorEastAsia" w:hAnsiTheme="minorEastAsia"/>
+          <w:rFonts w:asciiTheme="minorEastAsia" w:hAnsiTheme="minorEastAsia" w:hint="eastAsia"/>
           <w:sz w:val="21"/>
           <w:szCs w:val="21"/>
         </w:rPr>
@@ -9638,7 +9614,7 @@
       <w:pPr>
         <w:spacing w:after="200"/>
         <w:rPr>
-          <w:rFonts w:asciiTheme="minorEastAsia" w:hAnsiTheme="minorEastAsia"/>
+          <w:rFonts w:asciiTheme="minorEastAsia" w:hAnsiTheme="minorEastAsia" w:hint="eastAsia"/>
           <w:sz w:val="21"/>
           <w:szCs w:val="21"/>
         </w:rPr>
@@ -9656,7 +9632,7 @@
       <w:pPr>
         <w:spacing w:after="120"/>
         <w:rPr>
-          <w:rFonts w:asciiTheme="minorEastAsia" w:hAnsiTheme="minorEastAsia"/>
+          <w:rFonts w:asciiTheme="minorEastAsia" w:hAnsiTheme="minorEastAsia" w:hint="eastAsia"/>
           <w:sz w:val="21"/>
           <w:szCs w:val="21"/>
         </w:rPr>
@@ -9675,7 +9651,7 @@
         <w:spacing w:before="240" w:after="160"/>
         <w:jc w:val="center"/>
         <w:rPr>
-          <w:rFonts w:asciiTheme="minorEastAsia" w:hAnsiTheme="minorEastAsia"/>
+          <w:rFonts w:asciiTheme="minorEastAsia" w:hAnsiTheme="minorEastAsia" w:hint="eastAsia"/>
           <w:sz w:val="21"/>
           <w:szCs w:val="21"/>
         </w:rPr>
@@ -9688,15 +9664,7 @@
               <w:sz w:val="21"/>
               <w:szCs w:val="21"/>
             </w:rPr>
-            <m:t>9×3=27</m:t>
-          </m:r>
-          <m:r>
-            <w:rPr>
-              <w:rFonts w:ascii="Cambria Math" w:hAnsi="Cambria Math"/>
-              <w:sz w:val="21"/>
-              <w:szCs w:val="21"/>
-            </w:rPr>
-            <m:t xml:space="preserve"> </m:t>
+            <m:t xml:space="preserve">9×3=27 </m:t>
           </m:r>
           <m:r>
             <m:rPr>
@@ -9735,7 +9703,7 @@
       <w:pPr>
         <w:spacing w:after="200"/>
         <w:rPr>
-          <w:rFonts w:asciiTheme="minorEastAsia" w:hAnsiTheme="minorEastAsia"/>
+          <w:rFonts w:asciiTheme="minorEastAsia" w:hAnsiTheme="minorEastAsia" w:hint="eastAsia"/>
           <w:sz w:val="21"/>
           <w:szCs w:val="21"/>
         </w:rPr>
@@ -9753,7 +9721,7 @@
       <w:pPr>
         <w:spacing w:after="120"/>
         <w:rPr>
-          <w:rFonts w:asciiTheme="minorEastAsia" w:hAnsiTheme="minorEastAsia"/>
+          <w:rFonts w:asciiTheme="minorEastAsia" w:hAnsiTheme="minorEastAsia" w:hint="eastAsia"/>
           <w:sz w:val="21"/>
           <w:szCs w:val="21"/>
         </w:rPr>
@@ -9772,7 +9740,7 @@
         <w:spacing w:before="240" w:after="160"/>
         <w:jc w:val="center"/>
         <w:rPr>
-          <w:rFonts w:asciiTheme="minorEastAsia" w:hAnsiTheme="minorEastAsia"/>
+          <w:rFonts w:asciiTheme="minorEastAsia" w:hAnsiTheme="minorEastAsia" w:hint="eastAsia"/>
           <w:sz w:val="21"/>
           <w:szCs w:val="21"/>
         </w:rPr>
@@ -9858,7 +9826,7 @@
       <w:pPr>
         <w:spacing w:after="200"/>
         <w:rPr>
-          <w:rFonts w:asciiTheme="minorEastAsia" w:hAnsiTheme="minorEastAsia"/>
+          <w:rFonts w:asciiTheme="minorEastAsia" w:hAnsiTheme="minorEastAsia" w:hint="eastAsia"/>
           <w:sz w:val="21"/>
           <w:szCs w:val="21"/>
         </w:rPr>
@@ -9876,7 +9844,7 @@
       <w:pPr>
         <w:spacing w:after="120"/>
         <w:rPr>
-          <w:rFonts w:asciiTheme="minorEastAsia" w:hAnsiTheme="minorEastAsia"/>
+          <w:rFonts w:asciiTheme="minorEastAsia" w:hAnsiTheme="minorEastAsia" w:hint="eastAsia"/>
           <w:sz w:val="21"/>
           <w:szCs w:val="21"/>
         </w:rPr>
@@ -9895,7 +9863,7 @@
         <w:spacing w:before="240" w:after="160"/>
         <w:jc w:val="center"/>
         <w:rPr>
-          <w:rFonts w:asciiTheme="minorEastAsia" w:hAnsiTheme="minorEastAsia"/>
+          <w:rFonts w:asciiTheme="minorEastAsia" w:hAnsiTheme="minorEastAsia" w:hint="eastAsia"/>
           <w:sz w:val="21"/>
           <w:szCs w:val="21"/>
         </w:rPr>
@@ -10358,7 +10326,7 @@
       <w:pPr>
         <w:spacing w:after="200"/>
         <w:rPr>
-          <w:rFonts w:asciiTheme="minorEastAsia" w:hAnsiTheme="minorEastAsia"/>
+          <w:rFonts w:asciiTheme="minorEastAsia" w:hAnsiTheme="minorEastAsia" w:hint="eastAsia"/>
           <w:sz w:val="21"/>
           <w:szCs w:val="21"/>
         </w:rPr>
@@ -10377,7 +10345,7 @@
         <w:pStyle w:val="3"/>
         <w:spacing w:after="200"/>
         <w:rPr>
-          <w:rFonts w:asciiTheme="minorEastAsia" w:hAnsiTheme="minorEastAsia"/>
+          <w:rFonts w:asciiTheme="minorEastAsia" w:hAnsiTheme="minorEastAsia" w:hint="eastAsia"/>
           <w:sz w:val="24"/>
           <w:szCs w:val="24"/>
         </w:rPr>
@@ -10395,7 +10363,7 @@
       <w:pPr>
         <w:spacing w:after="120"/>
         <w:rPr>
-          <w:rFonts w:asciiTheme="minorEastAsia" w:hAnsiTheme="minorEastAsia"/>
+          <w:rFonts w:asciiTheme="minorEastAsia" w:hAnsiTheme="minorEastAsia" w:hint="eastAsia"/>
           <w:sz w:val="21"/>
           <w:szCs w:val="21"/>
         </w:rPr>
@@ -10485,7 +10453,7 @@
       <w:pPr>
         <w:spacing w:after="200"/>
         <w:rPr>
-          <w:rFonts w:asciiTheme="minorEastAsia" w:hAnsiTheme="minorEastAsia"/>
+          <w:rFonts w:asciiTheme="minorEastAsia" w:hAnsiTheme="minorEastAsia" w:hint="eastAsia"/>
           <w:sz w:val="21"/>
           <w:szCs w:val="21"/>
         </w:rPr>
@@ -10503,7 +10471,7 @@
       <w:pPr>
         <w:spacing w:after="120"/>
         <w:rPr>
-          <w:rFonts w:asciiTheme="minorEastAsia" w:hAnsiTheme="minorEastAsia"/>
+          <w:rFonts w:asciiTheme="minorEastAsia" w:hAnsiTheme="minorEastAsia" w:hint="eastAsia"/>
           <w:sz w:val="21"/>
           <w:szCs w:val="21"/>
         </w:rPr>
@@ -10540,7 +10508,7 @@
         <w:spacing w:before="240" w:after="160"/>
         <w:jc w:val="center"/>
         <w:rPr>
-          <w:rFonts w:asciiTheme="minorEastAsia" w:hAnsiTheme="minorEastAsia"/>
+          <w:rFonts w:asciiTheme="minorEastAsia" w:hAnsiTheme="minorEastAsia" w:hint="eastAsia"/>
           <w:sz w:val="21"/>
           <w:szCs w:val="21"/>
         </w:rPr>
@@ -11512,7 +11480,7 @@
       <w:pPr>
         <w:spacing w:after="200"/>
         <w:rPr>
-          <w:rFonts w:asciiTheme="minorEastAsia" w:hAnsiTheme="minorEastAsia"/>
+          <w:rFonts w:asciiTheme="minorEastAsia" w:hAnsiTheme="minorEastAsia" w:hint="eastAsia"/>
           <w:sz w:val="21"/>
           <w:szCs w:val="21"/>
         </w:rPr>
@@ -11530,7 +11498,7 @@
       <w:pPr>
         <w:spacing w:after="120"/>
         <w:rPr>
-          <w:rFonts w:asciiTheme="minorEastAsia" w:hAnsiTheme="minorEastAsia"/>
+          <w:rFonts w:asciiTheme="minorEastAsia" w:hAnsiTheme="minorEastAsia" w:hint="eastAsia"/>
           <w:sz w:val="21"/>
           <w:szCs w:val="21"/>
         </w:rPr>
@@ -11550,7 +11518,7 @@
         <w:spacing w:before="240" w:after="160"/>
         <w:jc w:val="center"/>
         <w:rPr>
-          <w:rFonts w:asciiTheme="minorEastAsia" w:hAnsiTheme="minorEastAsia"/>
+          <w:rFonts w:asciiTheme="minorEastAsia" w:hAnsiTheme="minorEastAsia" w:hint="eastAsia"/>
           <w:sz w:val="21"/>
           <w:szCs w:val="21"/>
         </w:rPr>
@@ -12192,7 +12160,7 @@
       <w:pPr>
         <w:spacing w:after="200"/>
         <w:rPr>
-          <w:rFonts w:asciiTheme="minorEastAsia" w:hAnsiTheme="minorEastAsia"/>
+          <w:rFonts w:asciiTheme="minorEastAsia" w:hAnsiTheme="minorEastAsia" w:hint="eastAsia"/>
           <w:sz w:val="21"/>
           <w:szCs w:val="21"/>
         </w:rPr>
@@ -12210,7 +12178,7 @@
       <w:pPr>
         <w:spacing w:after="120"/>
         <w:rPr>
-          <w:rFonts w:asciiTheme="minorEastAsia" w:hAnsiTheme="minorEastAsia"/>
+          <w:rFonts w:asciiTheme="minorEastAsia" w:hAnsiTheme="minorEastAsia" w:hint="eastAsia"/>
           <w:sz w:val="21"/>
           <w:szCs w:val="21"/>
         </w:rPr>
@@ -12229,7 +12197,7 @@
         <w:spacing w:before="240" w:after="160"/>
         <w:jc w:val="center"/>
         <w:rPr>
-          <w:rFonts w:asciiTheme="minorEastAsia" w:hAnsiTheme="minorEastAsia"/>
+          <w:rFonts w:asciiTheme="minorEastAsia" w:hAnsiTheme="minorEastAsia" w:hint="eastAsia"/>
           <w:sz w:val="21"/>
           <w:szCs w:val="21"/>
         </w:rPr>
@@ -12242,15 +12210,7 @@
               <w:sz w:val="21"/>
               <w:szCs w:val="21"/>
             </w:rPr>
-            <m:t>C=PK</m:t>
-          </m:r>
-          <m:r>
-            <w:rPr>
-              <w:rFonts w:ascii="Cambria Math" w:hAnsi="Cambria Math"/>
-              <w:sz w:val="21"/>
-              <w:szCs w:val="21"/>
-            </w:rPr>
-            <m:t xml:space="preserve"> </m:t>
+            <m:t xml:space="preserve">C=PK </m:t>
           </m:r>
           <m:r>
             <m:rPr>
@@ -12289,7 +12249,7 @@
       <w:pPr>
         <w:spacing w:after="200"/>
         <w:rPr>
-          <w:rFonts w:asciiTheme="minorEastAsia" w:hAnsiTheme="minorEastAsia"/>
+          <w:rFonts w:asciiTheme="minorEastAsia" w:hAnsiTheme="minorEastAsia" w:hint="eastAsia"/>
           <w:sz w:val="21"/>
           <w:szCs w:val="21"/>
         </w:rPr>
@@ -12307,7 +12267,7 @@
       <w:pPr>
         <w:spacing w:after="120"/>
         <w:rPr>
-          <w:rFonts w:asciiTheme="minorEastAsia" w:hAnsiTheme="minorEastAsia"/>
+          <w:rFonts w:asciiTheme="minorEastAsia" w:hAnsiTheme="minorEastAsia" w:hint="eastAsia"/>
           <w:sz w:val="21"/>
           <w:szCs w:val="21"/>
         </w:rPr>
@@ -12397,7 +12357,7 @@
       <w:pPr>
         <w:spacing w:after="200"/>
         <w:rPr>
-          <w:rFonts w:asciiTheme="minorEastAsia" w:hAnsiTheme="minorEastAsia"/>
+          <w:rFonts w:asciiTheme="minorEastAsia" w:hAnsiTheme="minorEastAsia" w:hint="eastAsia"/>
           <w:sz w:val="21"/>
           <w:szCs w:val="21"/>
         </w:rPr>
@@ -12415,7 +12375,7 @@
       <w:pPr>
         <w:spacing w:after="120"/>
         <w:rPr>
-          <w:rFonts w:asciiTheme="minorEastAsia" w:hAnsiTheme="minorEastAsia"/>
+          <w:rFonts w:asciiTheme="minorEastAsia" w:hAnsiTheme="minorEastAsia" w:hint="eastAsia"/>
           <w:sz w:val="21"/>
           <w:szCs w:val="21"/>
         </w:rPr>
@@ -12452,7 +12412,7 @@
         <w:spacing w:before="240" w:after="160"/>
         <w:jc w:val="center"/>
         <w:rPr>
-          <w:rFonts w:asciiTheme="minorEastAsia" w:hAnsiTheme="minorEastAsia"/>
+          <w:rFonts w:asciiTheme="minorEastAsia" w:hAnsiTheme="minorEastAsia" w:hint="eastAsia"/>
           <w:sz w:val="21"/>
           <w:szCs w:val="21"/>
         </w:rPr>
@@ -12602,7 +12562,7 @@
       <w:pPr>
         <w:spacing w:after="200"/>
         <w:rPr>
-          <w:rFonts w:asciiTheme="minorEastAsia" w:hAnsiTheme="minorEastAsia"/>
+          <w:rFonts w:asciiTheme="minorEastAsia" w:hAnsiTheme="minorEastAsia" w:hint="eastAsia"/>
           <w:sz w:val="21"/>
           <w:szCs w:val="21"/>
         </w:rPr>
@@ -12620,7 +12580,7 @@
       <w:pPr>
         <w:spacing w:after="120"/>
         <w:rPr>
-          <w:rFonts w:asciiTheme="minorEastAsia" w:hAnsiTheme="minorEastAsia"/>
+          <w:rFonts w:asciiTheme="minorEastAsia" w:hAnsiTheme="minorEastAsia" w:hint="eastAsia"/>
           <w:sz w:val="21"/>
           <w:szCs w:val="21"/>
         </w:rPr>
@@ -12657,7 +12617,7 @@
         <w:spacing w:before="240" w:after="160"/>
         <w:jc w:val="center"/>
         <w:rPr>
-          <w:rFonts w:asciiTheme="minorEastAsia" w:hAnsiTheme="minorEastAsia"/>
+          <w:rFonts w:asciiTheme="minorEastAsia" w:hAnsiTheme="minorEastAsia" w:hint="eastAsia"/>
           <w:sz w:val="21"/>
           <w:szCs w:val="21"/>
         </w:rPr>
@@ -12670,79 +12630,7 @@
               <w:sz w:val="21"/>
               <w:szCs w:val="21"/>
             </w:rPr>
-            <m:t>(15</m:t>
-          </m:r>
-          <m:r>
-            <w:rPr>
-              <w:rFonts w:ascii="Cambria Math" w:hAnsi="Cambria Math"/>
-              <w:sz w:val="21"/>
-              <w:szCs w:val="21"/>
-            </w:rPr>
-            <m:t xml:space="preserve"> </m:t>
-          </m:r>
-          <m:r>
-            <w:rPr>
-              <w:rFonts w:ascii="Cambria Math" w:hAnsi="Cambria Math"/>
-              <w:sz w:val="21"/>
-              <w:szCs w:val="21"/>
-            </w:rPr>
-            <m:t>0</m:t>
-          </m:r>
-          <m:r>
-            <w:rPr>
-              <w:rFonts w:ascii="Cambria Math" w:hAnsi="Cambria Math"/>
-              <w:sz w:val="21"/>
-              <w:szCs w:val="21"/>
-            </w:rPr>
-            <m:t xml:space="preserve"> </m:t>
-          </m:r>
-          <m:r>
-            <w:rPr>
-              <w:rFonts w:ascii="Cambria Math" w:hAnsi="Cambria Math"/>
-              <w:sz w:val="21"/>
-              <w:szCs w:val="21"/>
-            </w:rPr>
-            <m:t>24)K=(303</m:t>
-          </m:r>
-          <m:r>
-            <w:rPr>
-              <w:rFonts w:ascii="Cambria Math" w:hAnsi="Cambria Math"/>
-              <w:sz w:val="21"/>
-              <w:szCs w:val="21"/>
-            </w:rPr>
-            <m:t xml:space="preserve"> </m:t>
-          </m:r>
-          <m:r>
-            <w:rPr>
-              <w:rFonts w:ascii="Cambria Math" w:hAnsi="Cambria Math"/>
-              <w:sz w:val="21"/>
-              <w:szCs w:val="21"/>
-            </w:rPr>
-            <m:t>303</m:t>
-          </m:r>
-          <m:r>
-            <w:rPr>
-              <w:rFonts w:ascii="Cambria Math" w:hAnsi="Cambria Math"/>
-              <w:sz w:val="21"/>
-              <w:szCs w:val="21"/>
-            </w:rPr>
-            <m:t xml:space="preserve"> </m:t>
-          </m:r>
-          <m:r>
-            <w:rPr>
-              <w:rFonts w:ascii="Cambria Math" w:hAnsi="Cambria Math"/>
-              <w:sz w:val="21"/>
-              <w:szCs w:val="21"/>
-            </w:rPr>
-            <m:t>531)</m:t>
-          </m:r>
-          <m:r>
-            <w:rPr>
-              <w:rFonts w:ascii="Cambria Math" w:hAnsi="Cambria Math"/>
-              <w:sz w:val="21"/>
-              <w:szCs w:val="21"/>
-            </w:rPr>
-            <m:t xml:space="preserve"> </m:t>
+            <m:t xml:space="preserve">(15 0 24)K=(303 303 531) </m:t>
           </m:r>
           <m:r>
             <m:rPr>
@@ -12772,39 +12660,7 @@
               <w:sz w:val="21"/>
               <w:szCs w:val="21"/>
             </w:rPr>
-            <m:t>26=(17</m:t>
-          </m:r>
-          <m:r>
-            <w:rPr>
-              <w:rFonts w:ascii="Cambria Math" w:hAnsi="Cambria Math"/>
-              <w:sz w:val="21"/>
-              <w:szCs w:val="21"/>
-            </w:rPr>
-            <m:t xml:space="preserve"> </m:t>
-          </m:r>
-          <m:r>
-            <w:rPr>
-              <w:rFonts w:ascii="Cambria Math" w:hAnsi="Cambria Math"/>
-              <w:sz w:val="21"/>
-              <w:szCs w:val="21"/>
-            </w:rPr>
-            <m:t>17</m:t>
-          </m:r>
-          <m:r>
-            <w:rPr>
-              <w:rFonts w:ascii="Cambria Math" w:hAnsi="Cambria Math"/>
-              <w:sz w:val="21"/>
-              <w:szCs w:val="21"/>
-            </w:rPr>
-            <m:t xml:space="preserve"> </m:t>
-          </m:r>
-          <m:r>
-            <w:rPr>
-              <w:rFonts w:ascii="Cambria Math" w:hAnsi="Cambria Math"/>
-              <w:sz w:val="21"/>
-              <w:szCs w:val="21"/>
-            </w:rPr>
-            <m:t>11)=</m:t>
+            <m:t>26=(17 17 11)=</m:t>
           </m:r>
           <m:r>
             <m:rPr>
@@ -12824,7 +12680,7 @@
       <w:pPr>
         <w:spacing w:after="200"/>
         <w:rPr>
-          <w:rFonts w:asciiTheme="minorEastAsia" w:hAnsiTheme="minorEastAsia"/>
+          <w:rFonts w:asciiTheme="minorEastAsia" w:hAnsiTheme="minorEastAsia" w:hint="eastAsia"/>
           <w:sz w:val="21"/>
           <w:szCs w:val="21"/>
         </w:rPr>
@@ -12842,7 +12698,7 @@
       <w:pPr>
         <w:spacing w:after="120"/>
         <w:rPr>
-          <w:rFonts w:asciiTheme="minorEastAsia" w:hAnsiTheme="minorEastAsia"/>
+          <w:rFonts w:asciiTheme="minorEastAsia" w:hAnsiTheme="minorEastAsia" w:hint="eastAsia"/>
           <w:sz w:val="21"/>
           <w:szCs w:val="21"/>
         </w:rPr>
@@ -12861,7 +12717,7 @@
         <w:spacing w:after="200"/>
         <w:jc w:val="center"/>
         <w:rPr>
-          <w:rFonts w:asciiTheme="minorEastAsia" w:hAnsiTheme="minorEastAsia"/>
+          <w:rFonts w:asciiTheme="minorEastAsia" w:hAnsiTheme="minorEastAsia" w:hint="eastAsia"/>
           <w:sz w:val="21"/>
           <w:szCs w:val="21"/>
         </w:rPr>
@@ -12890,7 +12746,7 @@
         <w:pStyle w:val="3"/>
         <w:spacing w:after="200"/>
         <w:rPr>
-          <w:rFonts w:asciiTheme="minorEastAsia" w:hAnsiTheme="minorEastAsia"/>
+          <w:rFonts w:asciiTheme="minorEastAsia" w:hAnsiTheme="minorEastAsia" w:hint="eastAsia"/>
           <w:sz w:val="24"/>
           <w:szCs w:val="24"/>
         </w:rPr>
@@ -12908,7 +12764,7 @@
       <w:pPr>
         <w:spacing w:after="120"/>
         <w:rPr>
-          <w:rFonts w:asciiTheme="minorEastAsia" w:hAnsiTheme="minorEastAsia"/>
+          <w:rFonts w:asciiTheme="minorEastAsia" w:hAnsiTheme="minorEastAsia" w:hint="eastAsia"/>
           <w:sz w:val="21"/>
           <w:szCs w:val="21"/>
         </w:rPr>
@@ -12945,7 +12801,7 @@
         <w:spacing w:before="240" w:after="160"/>
         <w:jc w:val="center"/>
         <w:rPr>
-          <w:rFonts w:asciiTheme="minorEastAsia" w:hAnsiTheme="minorEastAsia"/>
+          <w:rFonts w:asciiTheme="minorEastAsia" w:hAnsiTheme="minorEastAsia" w:hint="eastAsia"/>
           <w:sz w:val="21"/>
           <w:szCs w:val="21"/>
         </w:rPr>
@@ -13039,7 +12895,7 @@
       <w:pPr>
         <w:spacing w:after="200"/>
         <w:rPr>
-          <w:rFonts w:asciiTheme="minorEastAsia" w:hAnsiTheme="minorEastAsia"/>
+          <w:rFonts w:asciiTheme="minorEastAsia" w:hAnsiTheme="minorEastAsia" w:hint="eastAsia"/>
           <w:sz w:val="21"/>
           <w:szCs w:val="21"/>
         </w:rPr>
@@ -13057,7 +12913,7 @@
       <w:pPr>
         <w:spacing w:after="120"/>
         <w:rPr>
-          <w:rFonts w:asciiTheme="minorEastAsia" w:hAnsiTheme="minorEastAsia"/>
+          <w:rFonts w:asciiTheme="minorEastAsia" w:hAnsiTheme="minorEastAsia" w:hint="eastAsia"/>
           <w:sz w:val="21"/>
           <w:szCs w:val="21"/>
         </w:rPr>
@@ -13076,7 +12932,7 @@
         <w:spacing w:before="240" w:after="160"/>
         <w:jc w:val="center"/>
         <w:rPr>
-          <w:rFonts w:asciiTheme="minorEastAsia" w:hAnsiTheme="minorEastAsia"/>
+          <w:rFonts w:asciiTheme="minorEastAsia" w:hAnsiTheme="minorEastAsia" w:hint="eastAsia"/>
           <w:sz w:val="21"/>
           <w:szCs w:val="21"/>
         </w:rPr>
@@ -13257,7 +13113,7 @@
       <w:pPr>
         <w:spacing w:after="200"/>
         <w:rPr>
-          <w:rFonts w:asciiTheme="minorEastAsia" w:hAnsiTheme="minorEastAsia"/>
+          <w:rFonts w:asciiTheme="minorEastAsia" w:hAnsiTheme="minorEastAsia" w:hint="eastAsia"/>
           <w:sz w:val="21"/>
           <w:szCs w:val="21"/>
         </w:rPr>
@@ -13275,7 +13131,7 @@
       <w:pPr>
         <w:spacing w:after="120"/>
         <w:rPr>
-          <w:rFonts w:asciiTheme="minorEastAsia" w:hAnsiTheme="minorEastAsia"/>
+          <w:rFonts w:asciiTheme="minorEastAsia" w:hAnsiTheme="minorEastAsia" w:hint="eastAsia"/>
           <w:sz w:val="21"/>
           <w:szCs w:val="21"/>
         </w:rPr>
@@ -13323,6 +13179,7 @@
               <w:rPr>
                 <w:noProof/>
               </w:rPr>
+              <w:lastRenderedPageBreak/>
               <w:drawing>
                 <wp:inline distT="0" distB="0" distL="0" distR="0" wp14:anchorId="7705F638" wp14:editId="6EA652FB">
                   <wp:extent cx="4011283" cy="577738"/>
@@ -13339,7 +13196,7 @@
                           <pic:cNvPicPr/>
                         </pic:nvPicPr>
                         <pic:blipFill>
-                          <a:blip r:embed="rId10"/>
+                          <a:blip r:embed="rId12"/>
                           <a:stretch>
                             <a:fillRect/>
                           </a:stretch>
@@ -13416,7 +13273,7 @@
               <w:spacing w:after="200"/>
               <w:jc w:val="center"/>
               <w:rPr>
-                <w:rFonts w:asciiTheme="minorEastAsia" w:hAnsiTheme="minorEastAsia"/>
+                <w:rFonts w:asciiTheme="minorEastAsia" w:hAnsiTheme="minorEastAsia" w:hint="eastAsia"/>
                 <w:sz w:val="21"/>
                 <w:szCs w:val="21"/>
               </w:rPr>
@@ -13441,7 +13298,7 @@
                           <pic:cNvPicPr/>
                         </pic:nvPicPr>
                         <pic:blipFill>
-                          <a:blip r:embed="rId11"/>
+                          <a:blip r:embed="rId13"/>
                           <a:stretch>
                             <a:fillRect/>
                           </a:stretch>
@@ -13480,7 +13337,7 @@
         <w:pStyle w:val="3"/>
         <w:spacing w:after="200"/>
         <w:rPr>
-          <w:rFonts w:asciiTheme="minorEastAsia" w:hAnsiTheme="minorEastAsia"/>
+          <w:rFonts w:asciiTheme="minorEastAsia" w:hAnsiTheme="minorEastAsia" w:hint="eastAsia"/>
           <w:sz w:val="24"/>
           <w:szCs w:val="24"/>
         </w:rPr>
@@ -13498,7 +13355,7 @@
       <w:pPr>
         <w:spacing w:after="120"/>
         <w:rPr>
-          <w:rFonts w:asciiTheme="minorEastAsia" w:hAnsiTheme="minorEastAsia"/>
+          <w:rFonts w:asciiTheme="minorEastAsia" w:hAnsiTheme="minorEastAsia" w:hint="eastAsia"/>
           <w:sz w:val="21"/>
           <w:szCs w:val="21"/>
         </w:rPr>
@@ -13534,7 +13391,7 @@
       <w:pPr>
         <w:spacing w:after="200"/>
         <w:rPr>
-          <w:rFonts w:asciiTheme="minorEastAsia" w:hAnsiTheme="minorEastAsia"/>
+          <w:rFonts w:asciiTheme="minorEastAsia" w:hAnsiTheme="minorEastAsia" w:hint="eastAsia"/>
           <w:sz w:val="21"/>
           <w:szCs w:val="21"/>
         </w:rPr>
@@ -13625,7 +13482,7 @@
         <w:spacing w:before="240" w:after="160"/>
         <w:jc w:val="center"/>
         <w:rPr>
-          <w:rFonts w:asciiTheme="minorEastAsia" w:hAnsiTheme="minorEastAsia"/>
+          <w:rFonts w:asciiTheme="minorEastAsia" w:hAnsiTheme="minorEastAsia" w:hint="eastAsia"/>
           <w:sz w:val="21"/>
           <w:szCs w:val="21"/>
         </w:rPr>
@@ -13778,15 +13635,7 @@
               <w:sz w:val="21"/>
               <w:szCs w:val="21"/>
             </w:rPr>
-            <m:t xml:space="preserve">), </m:t>
-          </m:r>
-          <m:r>
-            <w:rPr>
-              <w:rFonts w:ascii="Cambria Math" w:hAnsi="Cambria Math"/>
-              <w:sz w:val="21"/>
-              <w:szCs w:val="21"/>
-            </w:rPr>
-            <m:t xml:space="preserve"> </m:t>
+            <m:t xml:space="preserve">),  </m:t>
           </m:r>
           <m:sSub>
             <m:sSubPr>
@@ -13943,7 +13792,7 @@
       <w:pPr>
         <w:spacing w:after="200"/>
         <w:rPr>
-          <w:rFonts w:asciiTheme="minorEastAsia" w:hAnsiTheme="minorEastAsia"/>
+          <w:rFonts w:asciiTheme="minorEastAsia" w:hAnsiTheme="minorEastAsia" w:hint="eastAsia"/>
           <w:sz w:val="21"/>
           <w:szCs w:val="21"/>
         </w:rPr>
@@ -14070,7 +13919,7 @@
         <w:spacing w:before="240" w:after="160"/>
         <w:jc w:val="center"/>
         <w:rPr>
-          <w:rFonts w:asciiTheme="minorEastAsia" w:hAnsiTheme="minorEastAsia"/>
+          <w:rFonts w:asciiTheme="minorEastAsia" w:hAnsiTheme="minorEastAsia" w:hint="eastAsia"/>
           <w:sz w:val="21"/>
           <w:szCs w:val="21"/>
         </w:rPr>
@@ -14153,23 +14002,7 @@
               <w:sz w:val="21"/>
               <w:szCs w:val="21"/>
             </w:rPr>
-            <m:t>K,</m:t>
-          </m:r>
-          <m:r>
-            <w:rPr>
-              <w:rFonts w:ascii="Cambria Math" w:hAnsi="Cambria Math"/>
-              <w:sz w:val="21"/>
-              <w:szCs w:val="21"/>
-            </w:rPr>
-            <m:t xml:space="preserve"> </m:t>
-          </m:r>
-          <m:r>
-            <w:rPr>
-              <w:rFonts w:ascii="Cambria Math" w:hAnsi="Cambria Math"/>
-              <w:sz w:val="21"/>
-              <w:szCs w:val="21"/>
-            </w:rPr>
-            <m:t xml:space="preserve"> 1⩽j⩽m</m:t>
+            <m:t>K,  1⩽j⩽m</m:t>
           </m:r>
         </m:oMath>
       </m:oMathPara>
@@ -14178,7 +14011,7 @@
       <w:pPr>
         <w:spacing w:after="200"/>
         <w:rPr>
-          <w:rFonts w:asciiTheme="minorEastAsia" w:hAnsiTheme="minorEastAsia"/>
+          <w:rFonts w:asciiTheme="minorEastAsia" w:hAnsiTheme="minorEastAsia" w:hint="eastAsia"/>
           <w:sz w:val="21"/>
           <w:szCs w:val="21"/>
         </w:rPr>
@@ -14233,7 +14066,7 @@
         <w:spacing w:before="240" w:after="160"/>
         <w:jc w:val="center"/>
         <w:rPr>
-          <w:rFonts w:asciiTheme="minorEastAsia" w:hAnsiTheme="minorEastAsia"/>
+          <w:rFonts w:asciiTheme="minorEastAsia" w:hAnsiTheme="minorEastAsia" w:hint="eastAsia"/>
           <w:sz w:val="21"/>
           <w:szCs w:val="21"/>
         </w:rPr>
@@ -14285,23 +14118,7 @@
               <w:sz w:val="21"/>
               <w:szCs w:val="21"/>
             </w:rPr>
-            <m:t>),</m:t>
-          </m:r>
-          <m:r>
-            <w:rPr>
-              <w:rFonts w:ascii="Cambria Math" w:hAnsi="Cambria Math"/>
-              <w:sz w:val="21"/>
-              <w:szCs w:val="21"/>
-            </w:rPr>
-            <m:t xml:space="preserve"> </m:t>
-          </m:r>
-          <m:r>
-            <w:rPr>
-              <w:rFonts w:ascii="Cambria Math" w:hAnsi="Cambria Math"/>
-              <w:sz w:val="21"/>
-              <w:szCs w:val="21"/>
-            </w:rPr>
-            <m:t xml:space="preserve"> Y=(</m:t>
+            <m:t>),  Y=(</m:t>
           </m:r>
           <m:sSub>
             <m:sSubPr>
@@ -14349,7 +14166,7 @@
       <w:pPr>
         <w:spacing w:after="200"/>
         <w:rPr>
-          <w:rFonts w:asciiTheme="minorEastAsia" w:hAnsiTheme="minorEastAsia"/>
+          <w:rFonts w:asciiTheme="minorEastAsia" w:hAnsiTheme="minorEastAsia" w:hint="eastAsia"/>
           <w:sz w:val="21"/>
           <w:szCs w:val="21"/>
         </w:rPr>
@@ -14386,7 +14203,7 @@
         <w:spacing w:before="240" w:after="160"/>
         <w:jc w:val="center"/>
         <w:rPr>
-          <w:rFonts w:asciiTheme="minorEastAsia" w:hAnsiTheme="minorEastAsia"/>
+          <w:rFonts w:asciiTheme="minorEastAsia" w:hAnsiTheme="minorEastAsia" w:hint="eastAsia"/>
           <w:sz w:val="21"/>
           <w:szCs w:val="21"/>
         </w:rPr>
@@ -14408,7 +14225,7 @@
       <w:pPr>
         <w:spacing w:after="200"/>
         <w:rPr>
-          <w:rFonts w:asciiTheme="minorEastAsia" w:hAnsiTheme="minorEastAsia"/>
+          <w:rFonts w:asciiTheme="minorEastAsia" w:hAnsiTheme="minorEastAsia" w:hint="eastAsia"/>
           <w:sz w:val="21"/>
           <w:szCs w:val="21"/>
         </w:rPr>
@@ -14463,7 +14280,7 @@
         <w:spacing w:before="240" w:after="160"/>
         <w:jc w:val="center"/>
         <w:rPr>
-          <w:rFonts w:asciiTheme="minorEastAsia" w:hAnsiTheme="minorEastAsia"/>
+          <w:rFonts w:asciiTheme="minorEastAsia" w:hAnsiTheme="minorEastAsia" w:hint="eastAsia"/>
           <w:sz w:val="21"/>
           <w:szCs w:val="21"/>
         </w:rPr>
@@ -14524,7 +14341,7 @@
       <w:pPr>
         <w:spacing w:after="200"/>
         <w:rPr>
-          <w:rFonts w:asciiTheme="minorEastAsia" w:hAnsiTheme="minorEastAsia"/>
+          <w:rFonts w:asciiTheme="minorEastAsia" w:hAnsiTheme="minorEastAsia" w:hint="eastAsia"/>
           <w:sz w:val="21"/>
           <w:szCs w:val="21"/>
         </w:rPr>
@@ -14542,7 +14359,7 @@
       <w:pPr>
         <w:spacing w:after="120"/>
         <w:rPr>
-          <w:rFonts w:asciiTheme="minorEastAsia" w:hAnsiTheme="minorEastAsia"/>
+          <w:rFonts w:asciiTheme="minorEastAsia" w:hAnsiTheme="minorEastAsia" w:hint="eastAsia"/>
           <w:sz w:val="21"/>
           <w:szCs w:val="21"/>
         </w:rPr>
@@ -14648,10 +14465,30 @@
     </w:p>
     <w:p>
       <w:pPr>
+        <w:spacing w:after="200"/>
+        <w:rPr>
+          <w:rFonts w:asciiTheme="minorEastAsia" w:hAnsiTheme="minorEastAsia"/>
+          <w:sz w:val="21"/>
+          <w:szCs w:val="21"/>
+        </w:rPr>
+      </w:pPr>
+    </w:p>
+    <w:p>
+      <w:pPr>
+        <w:spacing w:after="200"/>
+        <w:rPr>
+          <w:rFonts w:asciiTheme="minorEastAsia" w:hAnsiTheme="minorEastAsia" w:hint="eastAsia"/>
+          <w:sz w:val="21"/>
+          <w:szCs w:val="21"/>
+        </w:rPr>
+      </w:pPr>
+    </w:p>
+    <w:p>
+      <w:pPr>
         <w:pStyle w:val="2"/>
         <w:spacing w:after="200"/>
         <w:rPr>
-          <w:rFonts w:asciiTheme="minorEastAsia" w:hAnsiTheme="minorEastAsia"/>
+          <w:rFonts w:asciiTheme="minorEastAsia" w:hAnsiTheme="minorEastAsia" w:hint="eastAsia"/>
           <w:sz w:val="28"/>
           <w:szCs w:val="28"/>
         </w:rPr>
@@ -14662,6 +14499,7 @@
           <w:sz w:val="28"/>
           <w:szCs w:val="28"/>
         </w:rPr>
+        <w:lastRenderedPageBreak/>
         <w:t>5. 学习目标 5：多表代替密码的操作</w:t>
       </w:r>
     </w:p>
@@ -14670,7 +14508,7 @@
         <w:pStyle w:val="3"/>
         <w:spacing w:after="200"/>
         <w:rPr>
-          <w:rFonts w:asciiTheme="minorEastAsia" w:hAnsiTheme="minorEastAsia"/>
+          <w:rFonts w:asciiTheme="minorEastAsia" w:hAnsiTheme="minorEastAsia" w:hint="eastAsia"/>
           <w:sz w:val="24"/>
           <w:szCs w:val="24"/>
         </w:rPr>
@@ -14707,18 +14545,17 @@
         <w:spacing w:after="100"/>
         <w:ind w:leftChars="108" w:left="259"/>
         <w:rPr>
-          <w:rFonts w:asciiTheme="minorEastAsia" w:hAnsiTheme="minorEastAsia"/>
-          <w:sz w:val="21"/>
-          <w:szCs w:val="21"/>
-        </w:rPr>
-      </w:pPr>
-      <w:r>
-        <w:rPr>
-          <w:rFonts w:asciiTheme="minorEastAsia" w:hAnsiTheme="minorEastAsia"/>
-          <w:sz w:val="21"/>
-          <w:szCs w:val="21"/>
-        </w:rPr>
-        <w:lastRenderedPageBreak/>
+          <w:rFonts w:asciiTheme="minorEastAsia" w:hAnsiTheme="minorEastAsia" w:hint="eastAsia"/>
+          <w:sz w:val="21"/>
+          <w:szCs w:val="21"/>
+        </w:rPr>
+      </w:pPr>
+      <w:r>
+        <w:rPr>
+          <w:rFonts w:asciiTheme="minorEastAsia" w:hAnsiTheme="minorEastAsia"/>
+          <w:sz w:val="21"/>
+          <w:szCs w:val="21"/>
+        </w:rPr>
         <w:t>1. 采用相关的单表代替规则集。</w:t>
       </w:r>
     </w:p>
@@ -14727,7 +14564,7 @@
         <w:spacing w:after="100"/>
         <w:ind w:leftChars="108" w:left="259"/>
         <w:rPr>
-          <w:rFonts w:asciiTheme="minorEastAsia" w:hAnsiTheme="minorEastAsia"/>
+          <w:rFonts w:asciiTheme="minorEastAsia" w:hAnsiTheme="minorEastAsia" w:hint="eastAsia"/>
           <w:sz w:val="21"/>
           <w:szCs w:val="21"/>
         </w:rPr>
@@ -14745,7 +14582,7 @@
       <w:pPr>
         <w:spacing w:after="200"/>
         <w:rPr>
-          <w:rFonts w:asciiTheme="minorEastAsia" w:hAnsiTheme="minorEastAsia"/>
+          <w:rFonts w:asciiTheme="minorEastAsia" w:hAnsiTheme="minorEastAsia" w:hint="eastAsia"/>
           <w:sz w:val="21"/>
           <w:szCs w:val="21"/>
         </w:rPr>
@@ -14764,7 +14601,7 @@
         <w:pStyle w:val="3"/>
         <w:spacing w:after="200"/>
         <w:rPr>
-          <w:rFonts w:asciiTheme="minorEastAsia" w:hAnsiTheme="minorEastAsia"/>
+          <w:rFonts w:asciiTheme="minorEastAsia" w:hAnsiTheme="minorEastAsia" w:hint="eastAsia"/>
           <w:sz w:val="24"/>
           <w:szCs w:val="24"/>
         </w:rPr>
@@ -14800,7 +14637,7 @@
       <w:pPr>
         <w:spacing w:after="120"/>
         <w:rPr>
-          <w:rFonts w:asciiTheme="minorEastAsia" w:hAnsiTheme="minorEastAsia"/>
+          <w:rFonts w:asciiTheme="minorEastAsia" w:hAnsiTheme="minorEastAsia" w:hint="eastAsia"/>
           <w:sz w:val="21"/>
           <w:szCs w:val="21"/>
         </w:rPr>
@@ -14836,7 +14673,7 @@
       <w:pPr>
         <w:spacing w:after="200"/>
         <w:rPr>
-          <w:rFonts w:asciiTheme="minorEastAsia" w:hAnsiTheme="minorEastAsia"/>
+          <w:rFonts w:asciiTheme="minorEastAsia" w:hAnsiTheme="minorEastAsia" w:hint="eastAsia"/>
           <w:sz w:val="21"/>
           <w:szCs w:val="21"/>
         </w:rPr>
@@ -14873,7 +14710,7 @@
         <w:spacing w:before="240" w:after="160"/>
         <w:jc w:val="center"/>
         <w:rPr>
-          <w:rFonts w:asciiTheme="minorEastAsia" w:hAnsiTheme="minorEastAsia"/>
+          <w:rFonts w:asciiTheme="minorEastAsia" w:hAnsiTheme="minorEastAsia" w:hint="eastAsia"/>
           <w:sz w:val="21"/>
           <w:szCs w:val="21"/>
         </w:rPr>
@@ -15043,7 +14880,7 @@
       <w:pPr>
         <w:spacing w:after="200"/>
         <w:rPr>
-          <w:rFonts w:asciiTheme="minorEastAsia" w:hAnsiTheme="minorEastAsia"/>
+          <w:rFonts w:asciiTheme="minorEastAsia" w:hAnsiTheme="minorEastAsia" w:hint="eastAsia"/>
           <w:sz w:val="21"/>
           <w:szCs w:val="21"/>
         </w:rPr>
@@ -15080,7 +14917,7 @@
         <w:spacing w:before="240" w:after="160"/>
         <w:jc w:val="center"/>
         <w:rPr>
-          <w:rFonts w:asciiTheme="minorEastAsia" w:hAnsiTheme="minorEastAsia"/>
+          <w:rFonts w:asciiTheme="minorEastAsia" w:hAnsiTheme="minorEastAsia" w:hint="eastAsia"/>
           <w:sz w:val="21"/>
           <w:szCs w:val="21"/>
         </w:rPr>
@@ -15250,7 +15087,7 @@
       <w:pPr>
         <w:spacing w:after="200"/>
         <w:rPr>
-          <w:rFonts w:asciiTheme="minorEastAsia" w:hAnsiTheme="minorEastAsia"/>
+          <w:rFonts w:asciiTheme="minorEastAsia" w:hAnsiTheme="minorEastAsia" w:hint="eastAsia"/>
           <w:sz w:val="21"/>
           <w:szCs w:val="21"/>
         </w:rPr>
@@ -15306,7 +15143,7 @@
                     </pic:cNvPicPr>
                   </pic:nvPicPr>
                   <pic:blipFill>
-                    <a:blip r:embed="rId12"/>
+                    <a:blip r:embed="rId14"/>
                     <a:srcRect/>
                     <a:stretch>
                       <a:fillRect/>
@@ -15341,7 +15178,7 @@
         <w:spacing w:before="240" w:after="160"/>
         <w:jc w:val="center"/>
         <w:rPr>
-          <w:rFonts w:asciiTheme="minorEastAsia" w:hAnsiTheme="minorEastAsia"/>
+          <w:rFonts w:asciiTheme="minorEastAsia" w:hAnsiTheme="minorEastAsia" w:hint="eastAsia"/>
           <w:sz w:val="21"/>
           <w:szCs w:val="21"/>
         </w:rPr>
@@ -15511,7 +15348,7 @@
       <w:pPr>
         <w:spacing w:after="200"/>
         <w:rPr>
-          <w:rFonts w:asciiTheme="minorEastAsia" w:hAnsiTheme="minorEastAsia"/>
+          <w:rFonts w:asciiTheme="minorEastAsia" w:hAnsiTheme="minorEastAsia" w:hint="eastAsia"/>
           <w:sz w:val="21"/>
           <w:szCs w:val="21"/>
         </w:rPr>
@@ -15593,7 +15430,7 @@
                           <pic:cNvPicPr/>
                         </pic:nvPicPr>
                         <pic:blipFill>
-                          <a:blip r:embed="rId13"/>
+                          <a:blip r:embed="rId15"/>
                           <a:stretch>
                             <a:fillRect/>
                           </a:stretch>
@@ -15621,7 +15458,7 @@
       <w:pPr>
         <w:spacing w:after="200"/>
         <w:rPr>
-          <w:rFonts w:asciiTheme="minorEastAsia" w:hAnsiTheme="minorEastAsia"/>
+          <w:rFonts w:asciiTheme="minorEastAsia" w:hAnsiTheme="minorEastAsia" w:hint="eastAsia"/>
           <w:sz w:val="21"/>
           <w:szCs w:val="21"/>
         </w:rPr>
@@ -15650,7 +15487,7 @@
         <w:spacing w:before="240" w:after="160"/>
         <w:jc w:val="center"/>
         <w:rPr>
-          <w:rFonts w:asciiTheme="minorEastAsia" w:hAnsiTheme="minorEastAsia"/>
+          <w:rFonts w:asciiTheme="minorEastAsia" w:hAnsiTheme="minorEastAsia" w:hint="eastAsia"/>
           <w:sz w:val="21"/>
           <w:szCs w:val="21"/>
         </w:rPr>
@@ -15784,15 +15621,7 @@
                         <w:sz w:val="21"/>
                         <w:szCs w:val="21"/>
                       </w:rPr>
-                      <m:t>i</m:t>
-                    </m:r>
-                    <m:r>
-                      <w:rPr>
-                        <w:rFonts w:ascii="Cambria Math" w:hAnsi="Cambria Math"/>
-                        <w:sz w:val="21"/>
-                        <w:szCs w:val="21"/>
-                      </w:rPr>
-                      <m:t xml:space="preserve"> </m:t>
+                      <m:t xml:space="preserve">i </m:t>
                     </m:r>
                     <m:r>
                       <m:rPr>
@@ -15832,15 +15661,7 @@
                     <w:sz w:val="21"/>
                     <w:szCs w:val="21"/>
                   </w:rPr>
-                  <m:t>)</m:t>
-                </m:r>
-                <m:r>
-                  <w:rPr>
-                    <w:rFonts w:ascii="Cambria Math" w:hAnsi="Cambria Math"/>
-                    <w:sz w:val="21"/>
-                    <w:szCs w:val="21"/>
-                  </w:rPr>
-                  <m:t xml:space="preserve"> </m:t>
+                  <m:t xml:space="preserve">) </m:t>
                 </m:r>
                 <m:r>
                   <m:rPr>
@@ -15896,7 +15717,7 @@
       <w:pPr>
         <w:spacing w:after="200"/>
         <w:rPr>
-          <w:rFonts w:asciiTheme="minorEastAsia" w:hAnsiTheme="minorEastAsia"/>
+          <w:rFonts w:asciiTheme="minorEastAsia" w:hAnsiTheme="minorEastAsia" w:hint="eastAsia"/>
           <w:sz w:val="21"/>
           <w:szCs w:val="21"/>
         </w:rPr>
@@ -15933,7 +15754,7 @@
         <w:spacing w:before="240" w:after="160"/>
         <w:jc w:val="center"/>
         <w:rPr>
-          <w:rFonts w:asciiTheme="minorEastAsia" w:hAnsiTheme="minorEastAsia"/>
+          <w:rFonts w:asciiTheme="minorEastAsia" w:hAnsiTheme="minorEastAsia" w:hint="eastAsia"/>
           <w:sz w:val="21"/>
           <w:szCs w:val="21"/>
         </w:rPr>
@@ -16067,15 +15888,7 @@
                         <w:sz w:val="21"/>
                         <w:szCs w:val="21"/>
                       </w:rPr>
-                      <m:t>i</m:t>
-                    </m:r>
-                    <m:r>
-                      <w:rPr>
-                        <w:rFonts w:ascii="Cambria Math" w:hAnsi="Cambria Math"/>
-                        <w:sz w:val="21"/>
-                        <w:szCs w:val="21"/>
-                      </w:rPr>
-                      <m:t xml:space="preserve"> </m:t>
+                      <m:t xml:space="preserve">i </m:t>
                     </m:r>
                     <m:r>
                       <m:rPr>
@@ -16115,15 +15928,7 @@
                     <w:sz w:val="21"/>
                     <w:szCs w:val="21"/>
                   </w:rPr>
-                  <m:t>)</m:t>
-                </m:r>
-                <m:r>
-                  <w:rPr>
-                    <w:rFonts w:ascii="Cambria Math" w:hAnsi="Cambria Math"/>
-                    <w:sz w:val="21"/>
-                    <w:szCs w:val="21"/>
-                  </w:rPr>
-                  <m:t xml:space="preserve"> </m:t>
+                  <m:t xml:space="preserve">) </m:t>
                 </m:r>
                 <m:r>
                   <m:rPr>
@@ -16179,7 +15984,7 @@
       <w:pPr>
         <w:spacing w:after="200"/>
         <w:rPr>
-          <w:rFonts w:asciiTheme="minorEastAsia" w:hAnsiTheme="minorEastAsia"/>
+          <w:rFonts w:asciiTheme="minorEastAsia" w:hAnsiTheme="minorEastAsia" w:hint="eastAsia"/>
           <w:sz w:val="21"/>
           <w:szCs w:val="21"/>
         </w:rPr>
@@ -16208,6 +16013,7 @@
           <w:sz w:val="21"/>
           <w:szCs w:val="21"/>
         </w:rPr>
+        <w:lastRenderedPageBreak/>
         <w:t>教材例子中，密钥词是 deceptive，消息是 we are discovered save yourself：</w:t>
       </w:r>
     </w:p>
@@ -16328,7 +16134,7 @@
       <w:pPr>
         <w:spacing w:after="200"/>
         <w:rPr>
-          <w:rFonts w:asciiTheme="minorEastAsia" w:hAnsiTheme="minorEastAsia"/>
+          <w:rFonts w:asciiTheme="minorEastAsia" w:hAnsiTheme="minorEastAsia" w:hint="eastAsia"/>
           <w:sz w:val="21"/>
           <w:szCs w:val="21"/>
         </w:rPr>
@@ -16338,18 +16144,17 @@
       <w:pPr>
         <w:spacing w:after="120"/>
         <w:rPr>
-          <w:rFonts w:asciiTheme="minorEastAsia" w:hAnsiTheme="minorEastAsia"/>
-          <w:sz w:val="21"/>
-          <w:szCs w:val="21"/>
-        </w:rPr>
-      </w:pPr>
-      <w:r>
-        <w:rPr>
-          <w:rFonts w:asciiTheme="minorEastAsia" w:hAnsiTheme="minorEastAsia"/>
-          <w:sz w:val="21"/>
-          <w:szCs w:val="21"/>
-        </w:rPr>
-        <w:lastRenderedPageBreak/>
+          <w:rFonts w:asciiTheme="minorEastAsia" w:hAnsiTheme="minorEastAsia" w:hint="eastAsia"/>
+          <w:sz w:val="21"/>
+          <w:szCs w:val="21"/>
+        </w:rPr>
+      </w:pPr>
+      <w:r>
+        <w:rPr>
+          <w:rFonts w:asciiTheme="minorEastAsia" w:hAnsiTheme="minorEastAsia"/>
+          <w:sz w:val="21"/>
+          <w:szCs w:val="21"/>
+        </w:rPr>
         <w:t>再补充一个示例演示：</w:t>
       </w:r>
     </w:p>
@@ -16405,7 +16210,7 @@
                           </pic:cNvPicPr>
                         </pic:nvPicPr>
                         <pic:blipFill>
-                          <a:blip r:embed="rId14">
+                          <a:blip r:embed="rId16">
                             <a:extLst>
                               <a:ext uri="{28A0092B-C50C-407E-A947-70E740481C1C}">
                                 <a14:useLocalDpi xmlns:a14="http://schemas.microsoft.com/office/drawing/2010/main" val="0"/>
@@ -16444,7 +16249,7 @@
       <w:pPr>
         <w:spacing w:after="120"/>
         <w:rPr>
-          <w:rFonts w:asciiTheme="minorEastAsia" w:hAnsiTheme="minorEastAsia"/>
+          <w:rFonts w:asciiTheme="minorEastAsia" w:hAnsiTheme="minorEastAsia" w:hint="eastAsia"/>
           <w:sz w:val="21"/>
           <w:szCs w:val="21"/>
         </w:rPr>
@@ -16454,7 +16259,7 @@
       <w:pPr>
         <w:spacing w:after="120"/>
         <w:rPr>
-          <w:rFonts w:asciiTheme="minorEastAsia" w:hAnsiTheme="minorEastAsia"/>
+          <w:rFonts w:asciiTheme="minorEastAsia" w:hAnsiTheme="minorEastAsia" w:hint="eastAsia"/>
           <w:sz w:val="21"/>
           <w:szCs w:val="21"/>
         </w:rPr>
@@ -16482,7 +16287,7 @@
       <w:pPr>
         <w:spacing w:after="200"/>
         <w:rPr>
-          <w:rFonts w:asciiTheme="minorEastAsia" w:hAnsiTheme="minorEastAsia"/>
+          <w:rFonts w:asciiTheme="minorEastAsia" w:hAnsiTheme="minorEastAsia" w:hint="eastAsia"/>
           <w:sz w:val="21"/>
           <w:szCs w:val="21"/>
         </w:rPr>
@@ -16501,7 +16306,7 @@
         <w:pStyle w:val="3"/>
         <w:spacing w:after="200"/>
         <w:rPr>
-          <w:rFonts w:asciiTheme="minorEastAsia" w:hAnsiTheme="minorEastAsia"/>
+          <w:rFonts w:asciiTheme="minorEastAsia" w:hAnsiTheme="minorEastAsia" w:hint="eastAsia"/>
           <w:sz w:val="24"/>
           <w:szCs w:val="24"/>
         </w:rPr>
@@ -16537,7 +16342,7 @@
       <w:pPr>
         <w:spacing w:after="120"/>
         <w:rPr>
-          <w:rFonts w:asciiTheme="minorEastAsia" w:hAnsiTheme="minorEastAsia"/>
+          <w:rFonts w:asciiTheme="minorEastAsia" w:hAnsiTheme="minorEastAsia" w:hint="eastAsia"/>
           <w:sz w:val="21"/>
           <w:szCs w:val="21"/>
         </w:rPr>
@@ -16573,7 +16378,7 @@
       <w:pPr>
         <w:spacing w:after="200"/>
         <w:rPr>
-          <w:rFonts w:asciiTheme="minorEastAsia" w:hAnsiTheme="minorEastAsia"/>
+          <w:rFonts w:asciiTheme="minorEastAsia" w:hAnsiTheme="minorEastAsia" w:hint="eastAsia"/>
           <w:sz w:val="21"/>
           <w:szCs w:val="21"/>
         </w:rPr>
@@ -16591,7 +16396,7 @@
       <w:pPr>
         <w:spacing w:after="120"/>
         <w:rPr>
-          <w:rFonts w:asciiTheme="minorEastAsia" w:hAnsiTheme="minorEastAsia"/>
+          <w:rFonts w:asciiTheme="minorEastAsia" w:hAnsiTheme="minorEastAsia" w:hint="eastAsia"/>
           <w:sz w:val="21"/>
           <w:szCs w:val="21"/>
         </w:rPr>
@@ -16645,7 +16450,7 @@
       <w:pPr>
         <w:spacing w:after="200"/>
         <w:rPr>
-          <w:rFonts w:asciiTheme="minorEastAsia" w:hAnsiTheme="minorEastAsia"/>
+          <w:rFonts w:asciiTheme="minorEastAsia" w:hAnsiTheme="minorEastAsia" w:hint="eastAsia"/>
           <w:sz w:val="21"/>
           <w:szCs w:val="21"/>
         </w:rPr>
@@ -16663,7 +16468,7 @@
       <w:pPr>
         <w:spacing w:after="120"/>
         <w:rPr>
-          <w:rFonts w:asciiTheme="minorEastAsia" w:hAnsiTheme="minorEastAsia"/>
+          <w:rFonts w:asciiTheme="minorEastAsia" w:hAnsiTheme="minorEastAsia" w:hint="eastAsia"/>
           <w:sz w:val="21"/>
           <w:szCs w:val="21"/>
         </w:rPr>
@@ -16681,7 +16486,7 @@
       <w:pPr>
         <w:spacing w:after="200"/>
         <w:rPr>
-          <w:rFonts w:asciiTheme="minorEastAsia" w:hAnsiTheme="minorEastAsia"/>
+          <w:rFonts w:asciiTheme="minorEastAsia" w:hAnsiTheme="minorEastAsia" w:hint="eastAsia"/>
           <w:sz w:val="21"/>
           <w:szCs w:val="21"/>
         </w:rPr>
@@ -16699,7 +16504,7 @@
       <w:pPr>
         <w:spacing w:after="120"/>
         <w:rPr>
-          <w:rFonts w:asciiTheme="minorEastAsia" w:hAnsiTheme="minorEastAsia"/>
+          <w:rFonts w:asciiTheme="minorEastAsia" w:hAnsiTheme="minorEastAsia" w:hint="eastAsia"/>
           <w:sz w:val="21"/>
           <w:szCs w:val="21"/>
         </w:rPr>
@@ -16717,36 +16522,19 @@
       <w:pPr>
         <w:spacing w:after="200"/>
         <w:rPr>
-          <w:rFonts w:asciiTheme="minorEastAsia" w:hAnsiTheme="minorEastAsia"/>
-          <w:sz w:val="21"/>
-          <w:szCs w:val="21"/>
-        </w:rPr>
-      </w:pPr>
-      <w:r>
-        <w:rPr>
-          <w:rFonts w:asciiTheme="minorEastAsia" w:hAnsiTheme="minorEastAsia"/>
-          <w:sz w:val="21"/>
-          <w:szCs w:val="21"/>
-        </w:rPr>
-        <w:t xml:space="preserve"> </w:t>
-      </w:r>
-    </w:p>
-    <w:p>
-      <w:pPr>
-        <w:spacing w:after="120"/>
-        <w:rPr>
-          <w:rFonts w:asciiTheme="minorEastAsia" w:hAnsiTheme="minorEastAsia"/>
-          <w:sz w:val="21"/>
-          <w:szCs w:val="21"/>
-        </w:rPr>
-      </w:pPr>
-      <w:r>
-        <w:rPr>
-          <w:rFonts w:asciiTheme="minorEastAsia" w:hAnsiTheme="minorEastAsia"/>
-          <w:sz w:val="21"/>
-          <w:szCs w:val="21"/>
-        </w:rPr>
-        <w:t xml:space="preserve">另一个重要观察是：若密钥词长度为 </w:t>
+          <w:rFonts w:asciiTheme="minorEastAsia" w:hAnsiTheme="minorEastAsia" w:hint="eastAsia"/>
+          <w:sz w:val="21"/>
+          <w:szCs w:val="21"/>
+        </w:rPr>
+      </w:pPr>
+      <w:r>
+        <w:rPr>
+          <w:rFonts w:asciiTheme="minorEastAsia" w:hAnsiTheme="minorEastAsia"/>
+          <w:sz w:val="21"/>
+          <w:szCs w:val="21"/>
+        </w:rPr>
+        <w:lastRenderedPageBreak/>
+        <w:t xml:space="preserve"> 另一个重要观察是：若密钥词长度为 </w:t>
       </w:r>
       <m:oMath>
         <m:r>
@@ -16789,7 +16577,7 @@
       <w:pPr>
         <w:spacing w:after="200"/>
         <w:rPr>
-          <w:rFonts w:asciiTheme="minorEastAsia" w:hAnsiTheme="minorEastAsia"/>
+          <w:rFonts w:asciiTheme="minorEastAsia" w:hAnsiTheme="minorEastAsia" w:hint="eastAsia"/>
           <w:sz w:val="21"/>
           <w:szCs w:val="21"/>
         </w:rPr>
@@ -16808,7 +16596,7 @@
         <w:pStyle w:val="3"/>
         <w:spacing w:after="200"/>
         <w:rPr>
-          <w:rFonts w:asciiTheme="minorEastAsia" w:hAnsiTheme="minorEastAsia"/>
+          <w:rFonts w:asciiTheme="minorEastAsia" w:hAnsiTheme="minorEastAsia" w:hint="eastAsia"/>
           <w:sz w:val="24"/>
           <w:szCs w:val="24"/>
         </w:rPr>
@@ -16819,7 +16607,6 @@
           <w:sz w:val="24"/>
           <w:szCs w:val="24"/>
         </w:rPr>
-        <w:lastRenderedPageBreak/>
         <w:t>5.4 密钥自动生成系统</w:t>
       </w:r>
     </w:p>
@@ -16874,7 +16661,7 @@
             <w:pPr>
               <w:spacing w:after="200"/>
               <w:rPr>
-                <w:rFonts w:asciiTheme="minorEastAsia" w:hAnsiTheme="minorEastAsia"/>
+                <w:rFonts w:asciiTheme="minorEastAsia" w:hAnsiTheme="minorEastAsia" w:hint="eastAsia"/>
                 <w:sz w:val="21"/>
                 <w:szCs w:val="21"/>
               </w:rPr>
@@ -16949,7 +16736,7 @@
       <w:pPr>
         <w:spacing w:after="200"/>
         <w:rPr>
-          <w:rFonts w:asciiTheme="minorEastAsia" w:hAnsiTheme="minorEastAsia"/>
+          <w:rFonts w:asciiTheme="minorEastAsia" w:hAnsiTheme="minorEastAsia" w:hint="eastAsia"/>
           <w:sz w:val="21"/>
           <w:szCs w:val="21"/>
         </w:rPr>
@@ -16959,7 +16746,7 @@
       <w:pPr>
         <w:spacing w:after="120"/>
         <w:rPr>
-          <w:rFonts w:asciiTheme="minorEastAsia" w:hAnsiTheme="minorEastAsia"/>
+          <w:rFonts w:asciiTheme="minorEastAsia" w:hAnsiTheme="minorEastAsia" w:hint="eastAsia"/>
           <w:sz w:val="21"/>
           <w:szCs w:val="21"/>
         </w:rPr>
@@ -16977,7 +16764,7 @@
       <w:pPr>
         <w:spacing w:after="200"/>
         <w:rPr>
-          <w:rFonts w:asciiTheme="minorEastAsia" w:hAnsiTheme="minorEastAsia"/>
+          <w:rFonts w:asciiTheme="minorEastAsia" w:hAnsiTheme="minorEastAsia" w:hint="eastAsia"/>
           <w:sz w:val="21"/>
           <w:szCs w:val="21"/>
         </w:rPr>
@@ -16996,7 +16783,7 @@
         <w:pStyle w:val="3"/>
         <w:spacing w:after="200"/>
         <w:rPr>
-          <w:rFonts w:asciiTheme="minorEastAsia" w:hAnsiTheme="minorEastAsia"/>
+          <w:rFonts w:asciiTheme="minorEastAsia" w:hAnsiTheme="minorEastAsia" w:hint="eastAsia"/>
           <w:sz w:val="24"/>
           <w:szCs w:val="24"/>
         </w:rPr>
@@ -17033,7 +16820,7 @@
         <w:spacing w:before="240" w:after="160"/>
         <w:jc w:val="center"/>
         <w:rPr>
-          <w:rFonts w:asciiTheme="minorEastAsia" w:hAnsiTheme="minorEastAsia"/>
+          <w:rFonts w:asciiTheme="minorEastAsia" w:hAnsiTheme="minorEastAsia" w:hint="eastAsia"/>
           <w:sz w:val="21"/>
           <w:szCs w:val="21"/>
         </w:rPr>
@@ -17156,7 +16943,7 @@
       <w:pPr>
         <w:spacing w:after="200"/>
         <w:rPr>
-          <w:rFonts w:asciiTheme="minorEastAsia" w:hAnsiTheme="minorEastAsia"/>
+          <w:rFonts w:asciiTheme="minorEastAsia" w:hAnsiTheme="minorEastAsia" w:hint="eastAsia"/>
           <w:sz w:val="21"/>
           <w:szCs w:val="21"/>
         </w:rPr>
@@ -17174,7 +16961,7 @@
       <w:pPr>
         <w:spacing w:after="120"/>
         <w:rPr>
-          <w:rFonts w:asciiTheme="minorEastAsia" w:hAnsiTheme="minorEastAsia"/>
+          <w:rFonts w:asciiTheme="minorEastAsia" w:hAnsiTheme="minorEastAsia" w:hint="eastAsia"/>
           <w:sz w:val="21"/>
           <w:szCs w:val="21"/>
         </w:rPr>
@@ -17387,7 +17174,7 @@
       <w:pPr>
         <w:spacing w:after="200"/>
         <w:rPr>
-          <w:rFonts w:asciiTheme="minorEastAsia" w:hAnsiTheme="minorEastAsia"/>
+          <w:rFonts w:asciiTheme="minorEastAsia" w:hAnsiTheme="minorEastAsia" w:hint="eastAsia"/>
           <w:sz w:val="21"/>
           <w:szCs w:val="21"/>
         </w:rPr>
@@ -17424,7 +17211,7 @@
         <w:spacing w:before="240" w:after="160"/>
         <w:jc w:val="center"/>
         <w:rPr>
-          <w:rFonts w:asciiTheme="minorEastAsia" w:hAnsiTheme="minorEastAsia"/>
+          <w:rFonts w:asciiTheme="minorEastAsia" w:hAnsiTheme="minorEastAsia" w:hint="eastAsia"/>
           <w:sz w:val="21"/>
           <w:szCs w:val="21"/>
         </w:rPr>
@@ -17543,24 +17330,6 @@
         </m:oMath>
       </m:oMathPara>
     </w:p>
-    <w:p>
-      <w:pPr>
-        <w:spacing w:after="200"/>
-        <w:rPr>
-          <w:rFonts w:asciiTheme="minorEastAsia" w:hAnsiTheme="minorEastAsia" w:hint="eastAsia"/>
-          <w:sz w:val="21"/>
-          <w:szCs w:val="21"/>
-        </w:rPr>
-      </w:pPr>
-      <w:r>
-        <w:rPr>
-          <w:rFonts w:asciiTheme="minorEastAsia" w:hAnsiTheme="minorEastAsia"/>
-          <w:sz w:val="21"/>
-          <w:szCs w:val="21"/>
-        </w:rPr>
-        <w:t xml:space="preserve"> </w:t>
-      </w:r>
-    </w:p>
     <w:tbl>
       <w:tblPr>
         <w:tblStyle w:val="a9"/>
@@ -17586,7 +17355,7 @@
               <w:spacing w:after="200"/>
               <w:jc w:val="center"/>
               <w:rPr>
-                <w:rFonts w:asciiTheme="minorEastAsia" w:hAnsiTheme="minorEastAsia"/>
+                <w:rFonts w:asciiTheme="minorEastAsia" w:hAnsiTheme="minorEastAsia" w:hint="eastAsia"/>
                 <w:sz w:val="21"/>
                 <w:szCs w:val="21"/>
               </w:rPr>
@@ -17613,7 +17382,7 @@
                           </pic:cNvPicPr>
                         </pic:nvPicPr>
                         <pic:blipFill>
-                          <a:blip r:embed="rId15">
+                          <a:blip r:embed="rId17">
                             <a:extLst>
                               <a:ext uri="{28A0092B-C50C-407E-A947-70E740481C1C}">
                                 <a14:useLocalDpi xmlns:a14="http://schemas.microsoft.com/office/drawing/2010/main" val="0"/>
@@ -17652,7 +17421,7 @@
       <w:pPr>
         <w:spacing w:after="120"/>
         <w:rPr>
-          <w:rFonts w:asciiTheme="minorEastAsia" w:hAnsiTheme="minorEastAsia"/>
+          <w:rFonts w:asciiTheme="minorEastAsia" w:hAnsiTheme="minorEastAsia" w:hint="eastAsia"/>
           <w:sz w:val="21"/>
           <w:szCs w:val="21"/>
         </w:rPr>
@@ -17672,7 +17441,7 @@
       <w:pPr>
         <w:spacing w:after="200"/>
         <w:rPr>
-          <w:rFonts w:asciiTheme="minorEastAsia" w:hAnsiTheme="minorEastAsia"/>
+          <w:rFonts w:asciiTheme="minorEastAsia" w:hAnsiTheme="minorEastAsia" w:hint="eastAsia"/>
           <w:sz w:val="21"/>
           <w:szCs w:val="21"/>
         </w:rPr>
@@ -17690,7 +17459,7 @@
       <w:pPr>
         <w:spacing w:after="120"/>
         <w:rPr>
-          <w:rFonts w:asciiTheme="minorEastAsia" w:hAnsiTheme="minorEastAsia"/>
+          <w:rFonts w:asciiTheme="minorEastAsia" w:hAnsiTheme="minorEastAsia" w:hint="eastAsia"/>
           <w:sz w:val="21"/>
           <w:szCs w:val="21"/>
         </w:rPr>
@@ -17702,24 +17471,6 @@
           <w:szCs w:val="21"/>
         </w:rPr>
         <w:t>教材说明，Vernam 原方案使用连续磁带，磁带最终循环，因此实际使用周期很长的循环密钥。周期很长会增大密码分析难度，但若有足够密文，利用已知或可能的明文序列，或二者组合，该方案仍可被破解。</w:t>
-      </w:r>
-    </w:p>
-    <w:p>
-      <w:pPr>
-        <w:spacing w:after="200"/>
-        <w:rPr>
-          <w:rFonts w:asciiTheme="minorEastAsia" w:hAnsiTheme="minorEastAsia"/>
-          <w:sz w:val="21"/>
-          <w:szCs w:val="21"/>
-        </w:rPr>
-      </w:pPr>
-      <w:r>
-        <w:rPr>
-          <w:rFonts w:asciiTheme="minorEastAsia" w:hAnsiTheme="minorEastAsia"/>
-          <w:sz w:val="21"/>
-          <w:szCs w:val="21"/>
-        </w:rPr>
-        <w:t xml:space="preserve"> </w:t>
       </w:r>
     </w:p>
     <w:p>
@@ -17727,7 +17478,7 @@
         <w:pStyle w:val="3"/>
         <w:spacing w:after="200"/>
         <w:rPr>
-          <w:rFonts w:asciiTheme="minorEastAsia" w:hAnsiTheme="minorEastAsia"/>
+          <w:rFonts w:asciiTheme="minorEastAsia" w:hAnsiTheme="minorEastAsia" w:hint="eastAsia"/>
           <w:sz w:val="24"/>
           <w:szCs w:val="24"/>
         </w:rPr>
@@ -17738,6 +17489,7 @@
           <w:sz w:val="24"/>
           <w:szCs w:val="24"/>
         </w:rPr>
+        <w:lastRenderedPageBreak/>
         <w:t>5.6 一次一密</w:t>
       </w:r>
     </w:p>
@@ -17745,18 +17497,17 @@
       <w:pPr>
         <w:spacing w:after="120"/>
         <w:rPr>
-          <w:rFonts w:asciiTheme="minorEastAsia" w:hAnsiTheme="minorEastAsia"/>
-          <w:sz w:val="21"/>
-          <w:szCs w:val="21"/>
-        </w:rPr>
-      </w:pPr>
-      <w:r>
-        <w:rPr>
-          <w:rFonts w:asciiTheme="minorEastAsia" w:hAnsiTheme="minorEastAsia"/>
-          <w:sz w:val="21"/>
-          <w:szCs w:val="21"/>
-        </w:rPr>
-        <w:lastRenderedPageBreak/>
+          <w:rFonts w:asciiTheme="minorEastAsia" w:hAnsiTheme="minorEastAsia" w:hint="eastAsia"/>
+          <w:sz w:val="21"/>
+          <w:szCs w:val="21"/>
+        </w:rPr>
+      </w:pPr>
+      <w:r>
+        <w:rPr>
+          <w:rFonts w:asciiTheme="minorEastAsia" w:hAnsiTheme="minorEastAsia"/>
+          <w:sz w:val="21"/>
+          <w:szCs w:val="21"/>
+        </w:rPr>
         <w:t>一次一密是 Mauborgne 对 Vernam 密码的改进。它使用与消息一样长且无重复的随机密钥来加密消息；密钥只加解密一条消息，之后丢弃不用。每条新消息都需要一个与其等长的新密钥。</w:t>
       </w:r>
     </w:p>
@@ -17764,7 +17515,7 @@
       <w:pPr>
         <w:spacing w:after="200"/>
         <w:rPr>
-          <w:rFonts w:asciiTheme="minorEastAsia" w:hAnsiTheme="minorEastAsia"/>
+          <w:rFonts w:asciiTheme="minorEastAsia" w:hAnsiTheme="minorEastAsia" w:hint="eastAsia"/>
           <w:sz w:val="21"/>
           <w:szCs w:val="21"/>
         </w:rPr>
@@ -17782,7 +17533,7 @@
       <w:pPr>
         <w:spacing w:after="120"/>
         <w:rPr>
-          <w:rFonts w:asciiTheme="minorEastAsia" w:hAnsiTheme="minorEastAsia"/>
+          <w:rFonts w:asciiTheme="minorEastAsia" w:hAnsiTheme="minorEastAsia" w:hint="eastAsia"/>
           <w:sz w:val="21"/>
           <w:szCs w:val="21"/>
         </w:rPr>
@@ -17800,7 +17551,7 @@
       <w:pPr>
         <w:spacing w:after="200"/>
         <w:rPr>
-          <w:rFonts w:asciiTheme="minorEastAsia" w:hAnsiTheme="minorEastAsia"/>
+          <w:rFonts w:asciiTheme="minorEastAsia" w:hAnsiTheme="minorEastAsia" w:hint="eastAsia"/>
           <w:sz w:val="21"/>
           <w:szCs w:val="21"/>
         </w:rPr>
@@ -17818,7 +17569,7 @@
       <w:pPr>
         <w:spacing w:after="120"/>
         <w:rPr>
-          <w:rFonts w:asciiTheme="minorEastAsia" w:hAnsiTheme="minorEastAsia"/>
+          <w:rFonts w:asciiTheme="minorEastAsia" w:hAnsiTheme="minorEastAsia" w:hint="eastAsia"/>
           <w:sz w:val="21"/>
           <w:szCs w:val="21"/>
         </w:rPr>
@@ -17836,7 +17587,7 @@
       <w:pPr>
         <w:spacing w:after="200"/>
         <w:rPr>
-          <w:rFonts w:asciiTheme="minorEastAsia" w:hAnsiTheme="minorEastAsia"/>
+          <w:rFonts w:asciiTheme="minorEastAsia" w:hAnsiTheme="minorEastAsia" w:hint="eastAsia"/>
           <w:sz w:val="21"/>
           <w:szCs w:val="21"/>
         </w:rPr>
@@ -17854,7 +17605,7 @@
       <w:pPr>
         <w:spacing w:after="120"/>
         <w:rPr>
-          <w:rFonts w:asciiTheme="minorEastAsia" w:hAnsiTheme="minorEastAsia"/>
+          <w:rFonts w:asciiTheme="minorEastAsia" w:hAnsiTheme="minorEastAsia" w:hint="eastAsia"/>
           <w:sz w:val="21"/>
           <w:szCs w:val="21"/>
         </w:rPr>
@@ -17872,7 +17623,7 @@
       <w:pPr>
         <w:spacing w:after="200"/>
         <w:rPr>
-          <w:rFonts w:asciiTheme="minorEastAsia" w:hAnsiTheme="minorEastAsia"/>
+          <w:rFonts w:asciiTheme="minorEastAsia" w:hAnsiTheme="minorEastAsia" w:hint="eastAsia"/>
           <w:sz w:val="21"/>
           <w:szCs w:val="21"/>
         </w:rPr>
@@ -17909,7 +17660,7 @@
         <w:spacing w:after="100"/>
         <w:ind w:leftChars="108" w:left="259"/>
         <w:rPr>
-          <w:rFonts w:asciiTheme="minorEastAsia" w:hAnsiTheme="minorEastAsia"/>
+          <w:rFonts w:asciiTheme="minorEastAsia" w:hAnsiTheme="minorEastAsia" w:hint="eastAsia"/>
           <w:sz w:val="21"/>
           <w:szCs w:val="21"/>
         </w:rPr>
@@ -17928,7 +17679,7 @@
         <w:spacing w:after="100"/>
         <w:ind w:leftChars="108" w:left="259"/>
         <w:rPr>
-          <w:rFonts w:asciiTheme="minorEastAsia" w:hAnsiTheme="minorEastAsia"/>
+          <w:rFonts w:asciiTheme="minorEastAsia" w:hAnsiTheme="minorEastAsia" w:hint="eastAsia"/>
           <w:sz w:val="21"/>
           <w:szCs w:val="21"/>
         </w:rPr>
@@ -17946,7 +17697,7 @@
       <w:pPr>
         <w:spacing w:after="200"/>
         <w:rPr>
-          <w:rFonts w:asciiTheme="minorEastAsia" w:hAnsiTheme="minorEastAsia"/>
+          <w:rFonts w:asciiTheme="minorEastAsia" w:hAnsiTheme="minorEastAsia" w:hint="eastAsia"/>
           <w:sz w:val="21"/>
           <w:szCs w:val="21"/>
         </w:rPr>
@@ -17964,7 +17715,7 @@
       <w:pPr>
         <w:spacing w:after="120"/>
         <w:rPr>
-          <w:rFonts w:asciiTheme="minorEastAsia" w:hAnsiTheme="minorEastAsia"/>
+          <w:rFonts w:asciiTheme="minorEastAsia" w:hAnsiTheme="minorEastAsia" w:hint="eastAsia"/>
           <w:sz w:val="21"/>
           <w:szCs w:val="21"/>
         </w:rPr>
@@ -17982,7 +17733,7 @@
       <w:pPr>
         <w:spacing w:after="200"/>
         <w:rPr>
-          <w:rFonts w:asciiTheme="minorEastAsia" w:hAnsiTheme="minorEastAsia"/>
+          <w:rFonts w:asciiTheme="minorEastAsia" w:hAnsiTheme="minorEastAsia" w:hint="eastAsia"/>
           <w:sz w:val="21"/>
           <w:szCs w:val="21"/>
         </w:rPr>
@@ -18001,7 +17752,7 @@
         <w:pStyle w:val="2"/>
         <w:spacing w:after="200"/>
         <w:rPr>
-          <w:rFonts w:asciiTheme="minorEastAsia" w:hAnsiTheme="minorEastAsia"/>
+          <w:rFonts w:asciiTheme="minorEastAsia" w:hAnsiTheme="minorEastAsia" w:hint="eastAsia"/>
           <w:sz w:val="28"/>
           <w:szCs w:val="28"/>
         </w:rPr>
@@ -18020,7 +17771,7 @@
         <w:pStyle w:val="3"/>
         <w:spacing w:after="200"/>
         <w:rPr>
-          <w:rFonts w:asciiTheme="minorEastAsia" w:hAnsiTheme="minorEastAsia"/>
+          <w:rFonts w:asciiTheme="minorEastAsia" w:hAnsiTheme="minorEastAsia" w:hint="eastAsia"/>
           <w:sz w:val="24"/>
           <w:szCs w:val="24"/>
         </w:rPr>
@@ -18038,7 +17789,7 @@
       <w:pPr>
         <w:spacing w:after="120"/>
         <w:rPr>
-          <w:rFonts w:asciiTheme="minorEastAsia" w:hAnsiTheme="minorEastAsia"/>
+          <w:rFonts w:asciiTheme="minorEastAsia" w:hAnsiTheme="minorEastAsia" w:hint="eastAsia"/>
           <w:sz w:val="21"/>
           <w:szCs w:val="21"/>
         </w:rPr>
@@ -18056,7 +17807,7 @@
       <w:pPr>
         <w:spacing w:after="200"/>
         <w:rPr>
-          <w:rFonts w:asciiTheme="minorEastAsia" w:hAnsiTheme="minorEastAsia"/>
+          <w:rFonts w:asciiTheme="minorEastAsia" w:hAnsiTheme="minorEastAsia" w:hint="eastAsia"/>
           <w:sz w:val="21"/>
           <w:szCs w:val="21"/>
         </w:rPr>
@@ -18111,7 +17862,7 @@
             <w:pPr>
               <w:spacing w:after="200"/>
               <w:rPr>
-                <w:rFonts w:asciiTheme="minorEastAsia" w:hAnsiTheme="minorEastAsia"/>
+                <w:rFonts w:asciiTheme="minorEastAsia" w:hAnsiTheme="minorEastAsia" w:hint="eastAsia"/>
                 <w:sz w:val="21"/>
                 <w:szCs w:val="21"/>
               </w:rPr>
@@ -18605,7 +18356,7 @@
       <w:pPr>
         <w:spacing w:after="200"/>
         <w:rPr>
-          <w:rFonts w:asciiTheme="minorEastAsia" w:hAnsiTheme="minorEastAsia"/>
+          <w:rFonts w:asciiTheme="minorEastAsia" w:hAnsiTheme="minorEastAsia" w:hint="eastAsia"/>
           <w:sz w:val="20"/>
           <w:szCs w:val="20"/>
         </w:rPr>
@@ -18615,7 +18366,7 @@
       <w:pPr>
         <w:spacing w:after="120"/>
         <w:rPr>
-          <w:rFonts w:asciiTheme="minorEastAsia" w:hAnsiTheme="minorEastAsia"/>
+          <w:rFonts w:asciiTheme="minorEastAsia" w:hAnsiTheme="minorEastAsia" w:hint="eastAsia"/>
           <w:sz w:val="21"/>
           <w:szCs w:val="21"/>
         </w:rPr>
@@ -18671,19 +18422,9 @@
     </w:tbl>
     <w:p>
       <w:pPr>
-        <w:spacing w:after="200"/>
-        <w:rPr>
-          <w:rFonts w:asciiTheme="minorEastAsia" w:hAnsiTheme="minorEastAsia"/>
-          <w:sz w:val="20"/>
-          <w:szCs w:val="20"/>
-        </w:rPr>
-      </w:pPr>
-    </w:p>
-    <w:p>
-      <w:pPr>
         <w:spacing w:after="120"/>
         <w:rPr>
-          <w:rFonts w:asciiTheme="minorEastAsia" w:hAnsiTheme="minorEastAsia"/>
+          <w:rFonts w:asciiTheme="minorEastAsia" w:hAnsiTheme="minorEastAsia" w:hint="eastAsia"/>
           <w:sz w:val="21"/>
           <w:szCs w:val="21"/>
         </w:rPr>
@@ -18695,25 +18436,6 @@
           <w:szCs w:val="21"/>
         </w:rPr>
         <w:t>教材指出，这种技巧对密码分析者来说微不足道。</w:t>
-      </w:r>
-    </w:p>
-    <w:p>
-      <w:pPr>
-        <w:spacing w:after="200"/>
-        <w:rPr>
-          <w:rFonts w:asciiTheme="minorEastAsia" w:hAnsiTheme="minorEastAsia"/>
-          <w:sz w:val="21"/>
-          <w:szCs w:val="21"/>
-        </w:rPr>
-      </w:pPr>
-      <w:r>
-        <w:rPr>
-          <w:rFonts w:asciiTheme="minorEastAsia" w:hAnsiTheme="minorEastAsia"/>
-          <w:sz w:val="21"/>
-          <w:szCs w:val="21"/>
-        </w:rPr>
-        <w:lastRenderedPageBreak/>
-        <w:t xml:space="preserve"> </w:t>
       </w:r>
     </w:p>
     <w:p>
@@ -18721,7 +18443,7 @@
         <w:pStyle w:val="3"/>
         <w:spacing w:after="200"/>
         <w:rPr>
-          <w:rFonts w:asciiTheme="minorEastAsia" w:hAnsiTheme="minorEastAsia"/>
+          <w:rFonts w:asciiTheme="minorEastAsia" w:hAnsiTheme="minorEastAsia" w:hint="eastAsia"/>
           <w:sz w:val="24"/>
           <w:szCs w:val="24"/>
         </w:rPr>
@@ -18732,6 +18454,7 @@
           <w:sz w:val="24"/>
           <w:szCs w:val="24"/>
         </w:rPr>
+        <w:lastRenderedPageBreak/>
         <w:t>6.2 列置换</w:t>
       </w:r>
     </w:p>
@@ -18739,7 +18462,7 @@
       <w:pPr>
         <w:spacing w:after="120"/>
         <w:rPr>
-          <w:rFonts w:asciiTheme="minorEastAsia" w:hAnsiTheme="minorEastAsia"/>
+          <w:rFonts w:asciiTheme="minorEastAsia" w:hAnsiTheme="minorEastAsia" w:hint="eastAsia"/>
           <w:sz w:val="21"/>
           <w:szCs w:val="21"/>
         </w:rPr>
@@ -18757,7 +18480,7 @@
       <w:pPr>
         <w:spacing w:after="200"/>
         <w:rPr>
-          <w:rFonts w:asciiTheme="minorEastAsia" w:hAnsiTheme="minorEastAsia"/>
+          <w:rFonts w:asciiTheme="minorEastAsia" w:hAnsiTheme="minorEastAsia" w:hint="eastAsia"/>
           <w:sz w:val="21"/>
           <w:szCs w:val="21"/>
         </w:rPr>
@@ -18791,27 +18514,19 @@
     </w:p>
     <w:p>
       <w:pPr>
-        <w:spacing w:after="200"/>
-        <w:rPr>
-          <w:rFonts w:asciiTheme="minorEastAsia" w:hAnsiTheme="minorEastAsia"/>
-          <w:sz w:val="21"/>
-          <w:szCs w:val="21"/>
-        </w:rPr>
-      </w:pPr>
-      <w:r>
-        <w:rPr>
-          <w:rFonts w:asciiTheme="minorEastAsia" w:hAnsiTheme="minorEastAsia"/>
-          <w:sz w:val="21"/>
-          <w:szCs w:val="21"/>
-        </w:rPr>
-        <w:t xml:space="preserve"> </w:t>
-      </w:r>
-    </w:p>
-    <w:p>
-      <w:pPr>
         <w:spacing w:after="120"/>
         <w:rPr>
-          <w:rFonts w:asciiTheme="minorEastAsia" w:hAnsiTheme="minorEastAsia"/>
+          <w:rFonts w:asciiTheme="minorEastAsia" w:hAnsiTheme="minorEastAsia" w:hint="eastAsia"/>
+          <w:sz w:val="21"/>
+          <w:szCs w:val="21"/>
+        </w:rPr>
+      </w:pPr>
+    </w:p>
+    <w:p>
+      <w:pPr>
+        <w:spacing w:after="120"/>
+        <w:rPr>
+          <w:rFonts w:asciiTheme="minorEastAsia" w:hAnsiTheme="minorEastAsia" w:hint="eastAsia"/>
           <w:sz w:val="21"/>
           <w:szCs w:val="21"/>
         </w:rPr>
@@ -18840,24 +18555,6 @@
           <w:szCs w:val="21"/>
         </w:rPr>
         <w:t>（XYZ 为填充符）</w:t>
-      </w:r>
-    </w:p>
-    <w:p>
-      <w:pPr>
-        <w:spacing w:after="200"/>
-        <w:rPr>
-          <w:rFonts w:asciiTheme="minorEastAsia" w:hAnsiTheme="minorEastAsia"/>
-          <w:sz w:val="21"/>
-          <w:szCs w:val="21"/>
-        </w:rPr>
-      </w:pPr>
-      <w:r>
-        <w:rPr>
-          <w:rFonts w:asciiTheme="minorEastAsia" w:hAnsiTheme="minorEastAsia"/>
-          <w:sz w:val="21"/>
-          <w:szCs w:val="21"/>
-        </w:rPr>
-        <w:t xml:space="preserve"> </w:t>
       </w:r>
     </w:p>
     <w:tbl>
@@ -18901,7 +18598,7 @@
           <w:p>
             <w:pPr>
               <w:rPr>
-                <w:rFonts w:asciiTheme="minorEastAsia" w:hAnsiTheme="minorEastAsia"/>
+                <w:rFonts w:asciiTheme="minorEastAsia" w:hAnsiTheme="minorEastAsia" w:hint="eastAsia"/>
                 <w:sz w:val="21"/>
                 <w:szCs w:val="21"/>
               </w:rPr>
@@ -18925,7 +18622,7 @@
           <w:p>
             <w:pPr>
               <w:rPr>
-                <w:rFonts w:asciiTheme="minorEastAsia" w:hAnsiTheme="minorEastAsia"/>
+                <w:rFonts w:asciiTheme="minorEastAsia" w:hAnsiTheme="minorEastAsia" w:hint="eastAsia"/>
                 <w:sz w:val="21"/>
                 <w:szCs w:val="21"/>
               </w:rPr>
@@ -18949,7 +18646,7 @@
           <w:p>
             <w:pPr>
               <w:rPr>
-                <w:rFonts w:asciiTheme="minorEastAsia" w:hAnsiTheme="minorEastAsia"/>
+                <w:rFonts w:asciiTheme="minorEastAsia" w:hAnsiTheme="minorEastAsia" w:hint="eastAsia"/>
                 <w:sz w:val="21"/>
                 <w:szCs w:val="21"/>
               </w:rPr>
@@ -18973,7 +18670,7 @@
           <w:p>
             <w:pPr>
               <w:rPr>
-                <w:rFonts w:asciiTheme="minorEastAsia" w:hAnsiTheme="minorEastAsia"/>
+                <w:rFonts w:asciiTheme="minorEastAsia" w:hAnsiTheme="minorEastAsia" w:hint="eastAsia"/>
                 <w:sz w:val="21"/>
                 <w:szCs w:val="21"/>
               </w:rPr>
@@ -18997,7 +18694,7 @@
           <w:p>
             <w:pPr>
               <w:rPr>
-                <w:rFonts w:asciiTheme="minorEastAsia" w:hAnsiTheme="minorEastAsia"/>
+                <w:rFonts w:asciiTheme="minorEastAsia" w:hAnsiTheme="minorEastAsia" w:hint="eastAsia"/>
                 <w:sz w:val="21"/>
                 <w:szCs w:val="21"/>
               </w:rPr>
@@ -19021,7 +18718,7 @@
           <w:p>
             <w:pPr>
               <w:rPr>
-                <w:rFonts w:asciiTheme="minorEastAsia" w:hAnsiTheme="minorEastAsia"/>
+                <w:rFonts w:asciiTheme="minorEastAsia" w:hAnsiTheme="minorEastAsia" w:hint="eastAsia"/>
                 <w:sz w:val="21"/>
                 <w:szCs w:val="21"/>
               </w:rPr>
@@ -19045,7 +18742,7 @@
           <w:p>
             <w:pPr>
               <w:rPr>
-                <w:rFonts w:asciiTheme="minorEastAsia" w:hAnsiTheme="minorEastAsia"/>
+                <w:rFonts w:asciiTheme="minorEastAsia" w:hAnsiTheme="minorEastAsia" w:hint="eastAsia"/>
                 <w:sz w:val="21"/>
                 <w:szCs w:val="21"/>
               </w:rPr>
@@ -19069,7 +18766,7 @@
           <w:p>
             <w:pPr>
               <w:rPr>
-                <w:rFonts w:asciiTheme="minorEastAsia" w:hAnsiTheme="minorEastAsia"/>
+                <w:rFonts w:asciiTheme="minorEastAsia" w:hAnsiTheme="minorEastAsia" w:hint="eastAsia"/>
                 <w:sz w:val="21"/>
                 <w:szCs w:val="21"/>
               </w:rPr>
@@ -19095,7 +18792,7 @@
           <w:p>
             <w:pPr>
               <w:rPr>
-                <w:rFonts w:asciiTheme="minorEastAsia" w:hAnsiTheme="minorEastAsia"/>
+                <w:rFonts w:asciiTheme="minorEastAsia" w:hAnsiTheme="minorEastAsia" w:hint="eastAsia"/>
                 <w:sz w:val="21"/>
                 <w:szCs w:val="21"/>
               </w:rPr>
@@ -19117,7 +18814,7 @@
           <w:p>
             <w:pPr>
               <w:rPr>
-                <w:rFonts w:asciiTheme="minorEastAsia" w:hAnsiTheme="minorEastAsia"/>
+                <w:rFonts w:asciiTheme="minorEastAsia" w:hAnsiTheme="minorEastAsia" w:hint="eastAsia"/>
                 <w:sz w:val="21"/>
                 <w:szCs w:val="21"/>
               </w:rPr>
@@ -19139,7 +18836,7 @@
           <w:p>
             <w:pPr>
               <w:rPr>
-                <w:rFonts w:asciiTheme="minorEastAsia" w:hAnsiTheme="minorEastAsia"/>
+                <w:rFonts w:asciiTheme="minorEastAsia" w:hAnsiTheme="minorEastAsia" w:hint="eastAsia"/>
                 <w:sz w:val="21"/>
                 <w:szCs w:val="21"/>
               </w:rPr>
@@ -19161,7 +18858,7 @@
           <w:p>
             <w:pPr>
               <w:rPr>
-                <w:rFonts w:asciiTheme="minorEastAsia" w:hAnsiTheme="minorEastAsia"/>
+                <w:rFonts w:asciiTheme="minorEastAsia" w:hAnsiTheme="minorEastAsia" w:hint="eastAsia"/>
                 <w:sz w:val="21"/>
                 <w:szCs w:val="21"/>
               </w:rPr>
@@ -19183,7 +18880,7 @@
           <w:p>
             <w:pPr>
               <w:rPr>
-                <w:rFonts w:asciiTheme="minorEastAsia" w:hAnsiTheme="minorEastAsia"/>
+                <w:rFonts w:asciiTheme="minorEastAsia" w:hAnsiTheme="minorEastAsia" w:hint="eastAsia"/>
                 <w:sz w:val="21"/>
                 <w:szCs w:val="21"/>
               </w:rPr>
@@ -19205,7 +18902,7 @@
           <w:p>
             <w:pPr>
               <w:rPr>
-                <w:rFonts w:asciiTheme="minorEastAsia" w:hAnsiTheme="minorEastAsia"/>
+                <w:rFonts w:asciiTheme="minorEastAsia" w:hAnsiTheme="minorEastAsia" w:hint="eastAsia"/>
                 <w:sz w:val="21"/>
                 <w:szCs w:val="21"/>
               </w:rPr>
@@ -19227,7 +18924,7 @@
           <w:p>
             <w:pPr>
               <w:rPr>
-                <w:rFonts w:asciiTheme="minorEastAsia" w:hAnsiTheme="minorEastAsia"/>
+                <w:rFonts w:asciiTheme="minorEastAsia" w:hAnsiTheme="minorEastAsia" w:hint="eastAsia"/>
                 <w:sz w:val="21"/>
                 <w:szCs w:val="21"/>
               </w:rPr>
@@ -19249,7 +18946,7 @@
           <w:p>
             <w:pPr>
               <w:rPr>
-                <w:rFonts w:asciiTheme="minorEastAsia" w:hAnsiTheme="minorEastAsia"/>
+                <w:rFonts w:asciiTheme="minorEastAsia" w:hAnsiTheme="minorEastAsia" w:hint="eastAsia"/>
                 <w:sz w:val="21"/>
                 <w:szCs w:val="21"/>
               </w:rPr>
@@ -19273,7 +18970,7 @@
           <w:p>
             <w:pPr>
               <w:rPr>
-                <w:rFonts w:asciiTheme="minorEastAsia" w:hAnsiTheme="minorEastAsia"/>
+                <w:rFonts w:asciiTheme="minorEastAsia" w:hAnsiTheme="minorEastAsia" w:hint="eastAsia"/>
                 <w:sz w:val="21"/>
                 <w:szCs w:val="21"/>
               </w:rPr>
@@ -19287,7 +18984,7 @@
           <w:p>
             <w:pPr>
               <w:rPr>
-                <w:rFonts w:asciiTheme="minorEastAsia" w:hAnsiTheme="minorEastAsia"/>
+                <w:rFonts w:asciiTheme="minorEastAsia" w:hAnsiTheme="minorEastAsia" w:hint="eastAsia"/>
                 <w:sz w:val="21"/>
                 <w:szCs w:val="21"/>
               </w:rPr>
@@ -19309,7 +19006,7 @@
           <w:p>
             <w:pPr>
               <w:rPr>
-                <w:rFonts w:asciiTheme="minorEastAsia" w:hAnsiTheme="minorEastAsia"/>
+                <w:rFonts w:asciiTheme="minorEastAsia" w:hAnsiTheme="minorEastAsia" w:hint="eastAsia"/>
                 <w:sz w:val="21"/>
                 <w:szCs w:val="21"/>
               </w:rPr>
@@ -19331,7 +19028,7 @@
           <w:p>
             <w:pPr>
               <w:rPr>
-                <w:rFonts w:asciiTheme="minorEastAsia" w:hAnsiTheme="minorEastAsia"/>
+                <w:rFonts w:asciiTheme="minorEastAsia" w:hAnsiTheme="minorEastAsia" w:hint="eastAsia"/>
                 <w:sz w:val="21"/>
                 <w:szCs w:val="21"/>
               </w:rPr>
@@ -19353,7 +19050,7 @@
           <w:p>
             <w:pPr>
               <w:rPr>
-                <w:rFonts w:asciiTheme="minorEastAsia" w:hAnsiTheme="minorEastAsia"/>
+                <w:rFonts w:asciiTheme="minorEastAsia" w:hAnsiTheme="minorEastAsia" w:hint="eastAsia"/>
                 <w:sz w:val="21"/>
                 <w:szCs w:val="21"/>
               </w:rPr>
@@ -19375,7 +19072,7 @@
           <w:p>
             <w:pPr>
               <w:rPr>
-                <w:rFonts w:asciiTheme="minorEastAsia" w:hAnsiTheme="minorEastAsia"/>
+                <w:rFonts w:asciiTheme="minorEastAsia" w:hAnsiTheme="minorEastAsia" w:hint="eastAsia"/>
                 <w:sz w:val="21"/>
                 <w:szCs w:val="21"/>
               </w:rPr>
@@ -19397,7 +19094,7 @@
           <w:p>
             <w:pPr>
               <w:rPr>
-                <w:rFonts w:asciiTheme="minorEastAsia" w:hAnsiTheme="minorEastAsia"/>
+                <w:rFonts w:asciiTheme="minorEastAsia" w:hAnsiTheme="minorEastAsia" w:hint="eastAsia"/>
                 <w:sz w:val="21"/>
                 <w:szCs w:val="21"/>
               </w:rPr>
@@ -19419,7 +19116,7 @@
           <w:p>
             <w:pPr>
               <w:rPr>
-                <w:rFonts w:asciiTheme="minorEastAsia" w:hAnsiTheme="minorEastAsia"/>
+                <w:rFonts w:asciiTheme="minorEastAsia" w:hAnsiTheme="minorEastAsia" w:hint="eastAsia"/>
                 <w:sz w:val="21"/>
                 <w:szCs w:val="21"/>
               </w:rPr>
@@ -19443,7 +19140,7 @@
           <w:p>
             <w:pPr>
               <w:rPr>
-                <w:rFonts w:asciiTheme="minorEastAsia" w:hAnsiTheme="minorEastAsia"/>
+                <w:rFonts w:asciiTheme="minorEastAsia" w:hAnsiTheme="minorEastAsia" w:hint="eastAsia"/>
                 <w:sz w:val="21"/>
                 <w:szCs w:val="21"/>
               </w:rPr>
@@ -19457,7 +19154,7 @@
           <w:p>
             <w:pPr>
               <w:rPr>
-                <w:rFonts w:asciiTheme="minorEastAsia" w:hAnsiTheme="minorEastAsia"/>
+                <w:rFonts w:asciiTheme="minorEastAsia" w:hAnsiTheme="minorEastAsia" w:hint="eastAsia"/>
                 <w:sz w:val="21"/>
                 <w:szCs w:val="21"/>
               </w:rPr>
@@ -19479,7 +19176,7 @@
           <w:p>
             <w:pPr>
               <w:rPr>
-                <w:rFonts w:asciiTheme="minorEastAsia" w:hAnsiTheme="minorEastAsia"/>
+                <w:rFonts w:asciiTheme="minorEastAsia" w:hAnsiTheme="minorEastAsia" w:hint="eastAsia"/>
                 <w:sz w:val="21"/>
                 <w:szCs w:val="21"/>
               </w:rPr>
@@ -19501,7 +19198,7 @@
           <w:p>
             <w:pPr>
               <w:rPr>
-                <w:rFonts w:asciiTheme="minorEastAsia" w:hAnsiTheme="minorEastAsia"/>
+                <w:rFonts w:asciiTheme="minorEastAsia" w:hAnsiTheme="minorEastAsia" w:hint="eastAsia"/>
                 <w:sz w:val="21"/>
                 <w:szCs w:val="21"/>
               </w:rPr>
@@ -19523,7 +19220,7 @@
           <w:p>
             <w:pPr>
               <w:rPr>
-                <w:rFonts w:asciiTheme="minorEastAsia" w:hAnsiTheme="minorEastAsia"/>
+                <w:rFonts w:asciiTheme="minorEastAsia" w:hAnsiTheme="minorEastAsia" w:hint="eastAsia"/>
                 <w:sz w:val="21"/>
                 <w:szCs w:val="21"/>
               </w:rPr>
@@ -19545,7 +19242,7 @@
           <w:p>
             <w:pPr>
               <w:rPr>
-                <w:rFonts w:asciiTheme="minorEastAsia" w:hAnsiTheme="minorEastAsia"/>
+                <w:rFonts w:asciiTheme="minorEastAsia" w:hAnsiTheme="minorEastAsia" w:hint="eastAsia"/>
                 <w:sz w:val="21"/>
                 <w:szCs w:val="21"/>
               </w:rPr>
@@ -19569,7 +19266,7 @@
           <w:p>
             <w:pPr>
               <w:rPr>
-                <w:rFonts w:asciiTheme="minorEastAsia" w:hAnsiTheme="minorEastAsia"/>
+                <w:rFonts w:asciiTheme="minorEastAsia" w:hAnsiTheme="minorEastAsia" w:hint="eastAsia"/>
                 <w:sz w:val="21"/>
                 <w:szCs w:val="21"/>
               </w:rPr>
@@ -19591,7 +19288,7 @@
           <w:p>
             <w:pPr>
               <w:rPr>
-                <w:rFonts w:asciiTheme="minorEastAsia" w:hAnsiTheme="minorEastAsia"/>
+                <w:rFonts w:asciiTheme="minorEastAsia" w:hAnsiTheme="minorEastAsia" w:hint="eastAsia"/>
                 <w:sz w:val="21"/>
                 <w:szCs w:val="21"/>
               </w:rPr>
@@ -19615,7 +19312,7 @@
           <w:p>
             <w:pPr>
               <w:rPr>
-                <w:rFonts w:asciiTheme="minorEastAsia" w:hAnsiTheme="minorEastAsia"/>
+                <w:rFonts w:asciiTheme="minorEastAsia" w:hAnsiTheme="minorEastAsia" w:hint="eastAsia"/>
                 <w:sz w:val="21"/>
                 <w:szCs w:val="21"/>
               </w:rPr>
@@ -19629,7 +19326,7 @@
           <w:p>
             <w:pPr>
               <w:rPr>
-                <w:rFonts w:asciiTheme="minorEastAsia" w:hAnsiTheme="minorEastAsia"/>
+                <w:rFonts w:asciiTheme="minorEastAsia" w:hAnsiTheme="minorEastAsia" w:hint="eastAsia"/>
                 <w:sz w:val="21"/>
                 <w:szCs w:val="21"/>
               </w:rPr>
@@ -19651,7 +19348,7 @@
           <w:p>
             <w:pPr>
               <w:rPr>
-                <w:rFonts w:asciiTheme="minorEastAsia" w:hAnsiTheme="minorEastAsia"/>
+                <w:rFonts w:asciiTheme="minorEastAsia" w:hAnsiTheme="minorEastAsia" w:hint="eastAsia"/>
                 <w:sz w:val="21"/>
                 <w:szCs w:val="21"/>
               </w:rPr>
@@ -19673,7 +19370,7 @@
           <w:p>
             <w:pPr>
               <w:rPr>
-                <w:rFonts w:asciiTheme="minorEastAsia" w:hAnsiTheme="minorEastAsia"/>
+                <w:rFonts w:asciiTheme="minorEastAsia" w:hAnsiTheme="minorEastAsia" w:hint="eastAsia"/>
                 <w:sz w:val="21"/>
                 <w:szCs w:val="21"/>
               </w:rPr>
@@ -19695,7 +19392,7 @@
           <w:p>
             <w:pPr>
               <w:rPr>
-                <w:rFonts w:asciiTheme="minorEastAsia" w:hAnsiTheme="minorEastAsia"/>
+                <w:rFonts w:asciiTheme="minorEastAsia" w:hAnsiTheme="minorEastAsia" w:hint="eastAsia"/>
                 <w:sz w:val="21"/>
                 <w:szCs w:val="21"/>
               </w:rPr>
@@ -19717,7 +19414,7 @@
           <w:p>
             <w:pPr>
               <w:rPr>
-                <w:rFonts w:asciiTheme="minorEastAsia" w:hAnsiTheme="minorEastAsia"/>
+                <w:rFonts w:asciiTheme="minorEastAsia" w:hAnsiTheme="minorEastAsia" w:hint="eastAsia"/>
                 <w:sz w:val="21"/>
                 <w:szCs w:val="21"/>
               </w:rPr>
@@ -19739,7 +19436,7 @@
           <w:p>
             <w:pPr>
               <w:rPr>
-                <w:rFonts w:asciiTheme="minorEastAsia" w:hAnsiTheme="minorEastAsia"/>
+                <w:rFonts w:asciiTheme="minorEastAsia" w:hAnsiTheme="minorEastAsia" w:hint="eastAsia"/>
                 <w:sz w:val="21"/>
                 <w:szCs w:val="21"/>
               </w:rPr>
@@ -19761,7 +19458,7 @@
           <w:p>
             <w:pPr>
               <w:rPr>
-                <w:rFonts w:asciiTheme="minorEastAsia" w:hAnsiTheme="minorEastAsia"/>
+                <w:rFonts w:asciiTheme="minorEastAsia" w:hAnsiTheme="minorEastAsia" w:hint="eastAsia"/>
                 <w:sz w:val="21"/>
                 <w:szCs w:val="21"/>
               </w:rPr>
@@ -19782,7 +19479,7 @@
       <w:pPr>
         <w:spacing w:before="240"/>
         <w:rPr>
-          <w:rFonts w:asciiTheme="minorEastAsia" w:hAnsiTheme="minorEastAsia"/>
+          <w:rFonts w:asciiTheme="minorEastAsia" w:hAnsiTheme="minorEastAsia" w:hint="eastAsia"/>
           <w:sz w:val="21"/>
           <w:szCs w:val="21"/>
         </w:rPr>
@@ -19837,7 +19534,7 @@
             <w:pPr>
               <w:spacing w:after="120"/>
               <w:rPr>
-                <w:rFonts w:asciiTheme="minorEastAsia" w:hAnsiTheme="minorEastAsia"/>
+                <w:rFonts w:asciiTheme="minorEastAsia" w:hAnsiTheme="minorEastAsia" w:hint="eastAsia"/>
                 <w:sz w:val="20"/>
                 <w:szCs w:val="20"/>
               </w:rPr>
@@ -19858,7 +19555,7 @@
       <w:pPr>
         <w:spacing w:after="120"/>
         <w:rPr>
-          <w:rFonts w:asciiTheme="minorEastAsia" w:hAnsiTheme="minorEastAsia"/>
+          <w:rFonts w:asciiTheme="minorEastAsia" w:hAnsiTheme="minorEastAsia" w:hint="eastAsia"/>
           <w:sz w:val="21"/>
           <w:szCs w:val="21"/>
         </w:rPr>
@@ -19868,7 +19565,7 @@
       <w:pPr>
         <w:spacing w:after="120"/>
         <w:rPr>
-          <w:rFonts w:asciiTheme="minorEastAsia" w:hAnsiTheme="minorEastAsia"/>
+          <w:rFonts w:asciiTheme="minorEastAsia" w:hAnsiTheme="minorEastAsia" w:hint="eastAsia"/>
           <w:sz w:val="21"/>
           <w:szCs w:val="21"/>
         </w:rPr>
@@ -19886,7 +19583,7 @@
       <w:pPr>
         <w:spacing w:after="200"/>
         <w:rPr>
-          <w:rFonts w:asciiTheme="minorEastAsia" w:hAnsiTheme="minorEastAsia"/>
+          <w:rFonts w:asciiTheme="minorEastAsia" w:hAnsiTheme="minorEastAsia" w:hint="eastAsia"/>
           <w:sz w:val="21"/>
           <w:szCs w:val="21"/>
         </w:rPr>
@@ -19905,7 +19602,7 @@
         <w:pStyle w:val="3"/>
         <w:spacing w:after="200"/>
         <w:rPr>
-          <w:rFonts w:asciiTheme="minorEastAsia" w:hAnsiTheme="minorEastAsia"/>
+          <w:rFonts w:asciiTheme="minorEastAsia" w:hAnsiTheme="minorEastAsia" w:hint="eastAsia"/>
           <w:sz w:val="24"/>
           <w:szCs w:val="24"/>
         </w:rPr>
@@ -19923,7 +19620,7 @@
       <w:pPr>
         <w:spacing w:after="120"/>
         <w:rPr>
-          <w:rFonts w:asciiTheme="minorEastAsia" w:hAnsiTheme="minorEastAsia"/>
+          <w:rFonts w:asciiTheme="minorEastAsia" w:hAnsiTheme="minorEastAsia" w:hint="eastAsia"/>
           <w:sz w:val="21"/>
           <w:szCs w:val="21"/>
         </w:rPr>
@@ -19941,7 +19638,7 @@
       <w:pPr>
         <w:spacing w:after="200"/>
         <w:rPr>
-          <w:rFonts w:asciiTheme="minorEastAsia" w:hAnsiTheme="minorEastAsia"/>
+          <w:rFonts w:asciiTheme="minorEastAsia" w:hAnsiTheme="minorEastAsia" w:hint="eastAsia"/>
           <w:sz w:val="21"/>
           <w:szCs w:val="21"/>
         </w:rPr>
@@ -19996,7 +19693,7 @@
             <w:pPr>
               <w:spacing w:after="120"/>
               <w:rPr>
-                <w:rFonts w:asciiTheme="minorEastAsia" w:hAnsiTheme="minorEastAsia"/>
+                <w:rFonts w:asciiTheme="minorEastAsia" w:hAnsiTheme="minorEastAsia" w:hint="eastAsia"/>
                 <w:sz w:val="20"/>
                 <w:szCs w:val="20"/>
               </w:rPr>
@@ -20017,7 +19714,7 @@
       <w:pPr>
         <w:spacing w:after="120"/>
         <w:rPr>
-          <w:rFonts w:asciiTheme="minorEastAsia" w:hAnsiTheme="minorEastAsia"/>
+          <w:rFonts w:asciiTheme="minorEastAsia" w:hAnsiTheme="minorEastAsia" w:hint="eastAsia"/>
           <w:sz w:val="20"/>
           <w:szCs w:val="20"/>
         </w:rPr>
@@ -20027,7 +19724,7 @@
       <w:pPr>
         <w:spacing w:after="120"/>
         <w:rPr>
-          <w:rFonts w:asciiTheme="minorEastAsia" w:hAnsiTheme="minorEastAsia"/>
+          <w:rFonts w:asciiTheme="minorEastAsia" w:hAnsiTheme="minorEastAsia" w:hint="eastAsia"/>
           <w:sz w:val="21"/>
           <w:szCs w:val="21"/>
         </w:rPr>
@@ -20058,13 +19755,43 @@
         </w:rPr>
         <w:t xml:space="preserve"> </w:t>
       </w:r>
+    </w:p>
+    <w:p>
+      <w:pPr>
+        <w:spacing w:after="200"/>
+        <w:rPr>
+          <w:rFonts w:asciiTheme="minorEastAsia" w:hAnsiTheme="minorEastAsia"/>
+          <w:sz w:val="21"/>
+          <w:szCs w:val="21"/>
+        </w:rPr>
+      </w:pPr>
+    </w:p>
+    <w:p>
+      <w:pPr>
+        <w:spacing w:after="200"/>
+        <w:rPr>
+          <w:rFonts w:asciiTheme="minorEastAsia" w:hAnsiTheme="minorEastAsia"/>
+          <w:sz w:val="21"/>
+          <w:szCs w:val="21"/>
+        </w:rPr>
+      </w:pPr>
+    </w:p>
+    <w:p>
+      <w:pPr>
+        <w:spacing w:after="200"/>
+        <w:rPr>
+          <w:rFonts w:asciiTheme="minorEastAsia" w:hAnsiTheme="minorEastAsia" w:hint="eastAsia"/>
+          <w:sz w:val="21"/>
+          <w:szCs w:val="21"/>
+        </w:rPr>
+      </w:pPr>
     </w:p>
     <w:p>
       <w:pPr>
         <w:pStyle w:val="2"/>
         <w:spacing w:after="200"/>
         <w:rPr>
-          <w:rFonts w:asciiTheme="minorEastAsia" w:hAnsiTheme="minorEastAsia"/>
+          <w:rFonts w:asciiTheme="minorEastAsia" w:hAnsiTheme="minorEastAsia" w:hint="eastAsia"/>
           <w:sz w:val="28"/>
           <w:szCs w:val="28"/>
         </w:rPr>
@@ -20075,6 +19802,7 @@
           <w:sz w:val="28"/>
           <w:szCs w:val="28"/>
         </w:rPr>
+        <w:lastRenderedPageBreak/>
         <w:t>7. 本章关键术语整理</w:t>
       </w:r>
     </w:p>
@@ -20082,18 +19810,17 @@
       <w:pPr>
         <w:spacing w:after="240"/>
         <w:rPr>
-          <w:rFonts w:asciiTheme="minorEastAsia" w:hAnsiTheme="minorEastAsia"/>
-          <w:sz w:val="21"/>
-          <w:szCs w:val="21"/>
-        </w:rPr>
-      </w:pPr>
-      <w:r>
-        <w:rPr>
-          <w:rFonts w:asciiTheme="minorEastAsia" w:hAnsiTheme="minorEastAsia"/>
-          <w:sz w:val="21"/>
-          <w:szCs w:val="21"/>
-        </w:rPr>
-        <w:lastRenderedPageBreak/>
+          <w:rFonts w:asciiTheme="minorEastAsia" w:hAnsiTheme="minorEastAsia" w:hint="eastAsia"/>
+          <w:sz w:val="21"/>
+          <w:szCs w:val="21"/>
+        </w:rPr>
+      </w:pPr>
+      <w:r>
+        <w:rPr>
+          <w:rFonts w:asciiTheme="minorEastAsia" w:hAnsiTheme="minorEastAsia"/>
+          <w:sz w:val="21"/>
+          <w:szCs w:val="21"/>
+        </w:rPr>
         <w:t xml:space="preserve"> </w:t>
       </w:r>
     </w:p>
@@ -20132,7 +19859,7 @@
           <w:p>
             <w:pPr>
               <w:rPr>
-                <w:rFonts w:asciiTheme="minorEastAsia" w:hAnsiTheme="minorEastAsia"/>
+                <w:rFonts w:asciiTheme="minorEastAsia" w:hAnsiTheme="minorEastAsia" w:hint="eastAsia"/>
                 <w:sz w:val="21"/>
                 <w:szCs w:val="21"/>
               </w:rPr>
@@ -20156,7 +19883,7 @@
           <w:p>
             <w:pPr>
               <w:rPr>
-                <w:rFonts w:asciiTheme="minorEastAsia" w:hAnsiTheme="minorEastAsia"/>
+                <w:rFonts w:asciiTheme="minorEastAsia" w:hAnsiTheme="minorEastAsia" w:hint="eastAsia"/>
                 <w:sz w:val="21"/>
                 <w:szCs w:val="21"/>
               </w:rPr>
@@ -20182,7 +19909,7 @@
           <w:p>
             <w:pPr>
               <w:rPr>
-                <w:rFonts w:asciiTheme="minorEastAsia" w:hAnsiTheme="minorEastAsia"/>
+                <w:rFonts w:asciiTheme="minorEastAsia" w:hAnsiTheme="minorEastAsia" w:hint="eastAsia"/>
                 <w:sz w:val="21"/>
                 <w:szCs w:val="21"/>
               </w:rPr>
@@ -20204,7 +19931,7 @@
           <w:p>
             <w:pPr>
               <w:rPr>
-                <w:rFonts w:asciiTheme="minorEastAsia" w:hAnsiTheme="minorEastAsia"/>
+                <w:rFonts w:asciiTheme="minorEastAsia" w:hAnsiTheme="minorEastAsia" w:hint="eastAsia"/>
                 <w:sz w:val="21"/>
                 <w:szCs w:val="21"/>
               </w:rPr>
@@ -20228,7 +19955,7 @@
           <w:p>
             <w:pPr>
               <w:rPr>
-                <w:rFonts w:asciiTheme="minorEastAsia" w:hAnsiTheme="minorEastAsia"/>
+                <w:rFonts w:asciiTheme="minorEastAsia" w:hAnsiTheme="minorEastAsia" w:hint="eastAsia"/>
                 <w:sz w:val="21"/>
                 <w:szCs w:val="21"/>
               </w:rPr>
@@ -20250,7 +19977,7 @@
           <w:p>
             <w:pPr>
               <w:rPr>
-                <w:rFonts w:asciiTheme="minorEastAsia" w:hAnsiTheme="minorEastAsia"/>
+                <w:rFonts w:asciiTheme="minorEastAsia" w:hAnsiTheme="minorEastAsia" w:hint="eastAsia"/>
                 <w:sz w:val="21"/>
                 <w:szCs w:val="21"/>
               </w:rPr>
@@ -20274,7 +20001,7 @@
           <w:p>
             <w:pPr>
               <w:rPr>
-                <w:rFonts w:asciiTheme="minorEastAsia" w:hAnsiTheme="minorEastAsia"/>
+                <w:rFonts w:asciiTheme="minorEastAsia" w:hAnsiTheme="minorEastAsia" w:hint="eastAsia"/>
                 <w:sz w:val="21"/>
                 <w:szCs w:val="21"/>
               </w:rPr>
@@ -20296,7 +20023,7 @@
           <w:p>
             <w:pPr>
               <w:rPr>
-                <w:rFonts w:asciiTheme="minorEastAsia" w:hAnsiTheme="minorEastAsia"/>
+                <w:rFonts w:asciiTheme="minorEastAsia" w:hAnsiTheme="minorEastAsia" w:hint="eastAsia"/>
                 <w:sz w:val="21"/>
                 <w:szCs w:val="21"/>
               </w:rPr>
@@ -20320,7 +20047,7 @@
           <w:p>
             <w:pPr>
               <w:rPr>
-                <w:rFonts w:asciiTheme="minorEastAsia" w:hAnsiTheme="minorEastAsia"/>
+                <w:rFonts w:asciiTheme="minorEastAsia" w:hAnsiTheme="minorEastAsia" w:hint="eastAsia"/>
                 <w:sz w:val="21"/>
                 <w:szCs w:val="21"/>
               </w:rPr>
@@ -20342,7 +20069,7 @@
           <w:p>
             <w:pPr>
               <w:rPr>
-                <w:rFonts w:asciiTheme="minorEastAsia" w:hAnsiTheme="minorEastAsia"/>
+                <w:rFonts w:asciiTheme="minorEastAsia" w:hAnsiTheme="minorEastAsia" w:hint="eastAsia"/>
                 <w:sz w:val="21"/>
                 <w:szCs w:val="21"/>
               </w:rPr>
@@ -20366,7 +20093,7 @@
           <w:p>
             <w:pPr>
               <w:rPr>
-                <w:rFonts w:asciiTheme="minorEastAsia" w:hAnsiTheme="minorEastAsia"/>
+                <w:rFonts w:asciiTheme="minorEastAsia" w:hAnsiTheme="minorEastAsia" w:hint="eastAsia"/>
                 <w:sz w:val="21"/>
                 <w:szCs w:val="21"/>
               </w:rPr>
@@ -20388,7 +20115,7 @@
           <w:p>
             <w:pPr>
               <w:rPr>
-                <w:rFonts w:asciiTheme="minorEastAsia" w:hAnsiTheme="minorEastAsia"/>
+                <w:rFonts w:asciiTheme="minorEastAsia" w:hAnsiTheme="minorEastAsia" w:hint="eastAsia"/>
                 <w:sz w:val="21"/>
                 <w:szCs w:val="21"/>
               </w:rPr>
@@ -20412,7 +20139,7 @@
           <w:p>
             <w:pPr>
               <w:rPr>
-                <w:rFonts w:asciiTheme="minorEastAsia" w:hAnsiTheme="minorEastAsia"/>
+                <w:rFonts w:asciiTheme="minorEastAsia" w:hAnsiTheme="minorEastAsia" w:hint="eastAsia"/>
                 <w:sz w:val="21"/>
                 <w:szCs w:val="21"/>
               </w:rPr>
@@ -20434,7 +20161,7 @@
           <w:p>
             <w:pPr>
               <w:rPr>
-                <w:rFonts w:asciiTheme="minorEastAsia" w:hAnsiTheme="minorEastAsia"/>
+                <w:rFonts w:asciiTheme="minorEastAsia" w:hAnsiTheme="minorEastAsia" w:hint="eastAsia"/>
                 <w:sz w:val="21"/>
                 <w:szCs w:val="21"/>
               </w:rPr>
@@ -20476,7 +20203,7 @@
           <w:p>
             <w:pPr>
               <w:rPr>
-                <w:rFonts w:asciiTheme="minorEastAsia" w:hAnsiTheme="minorEastAsia"/>
+                <w:rFonts w:asciiTheme="minorEastAsia" w:hAnsiTheme="minorEastAsia" w:hint="eastAsia"/>
                 <w:sz w:val="21"/>
                 <w:szCs w:val="21"/>
               </w:rPr>
@@ -20498,7 +20225,7 @@
           <w:p>
             <w:pPr>
               <w:rPr>
-                <w:rFonts w:asciiTheme="minorEastAsia" w:hAnsiTheme="minorEastAsia"/>
+                <w:rFonts w:asciiTheme="minorEastAsia" w:hAnsiTheme="minorEastAsia" w:hint="eastAsia"/>
                 <w:sz w:val="21"/>
                 <w:szCs w:val="21"/>
               </w:rPr>
@@ -20522,7 +20249,7 @@
           <w:p>
             <w:pPr>
               <w:rPr>
-                <w:rFonts w:asciiTheme="minorEastAsia" w:hAnsiTheme="minorEastAsia"/>
+                <w:rFonts w:asciiTheme="minorEastAsia" w:hAnsiTheme="minorEastAsia" w:hint="eastAsia"/>
                 <w:sz w:val="21"/>
                 <w:szCs w:val="21"/>
               </w:rPr>
@@ -20544,7 +20271,7 @@
           <w:p>
             <w:pPr>
               <w:rPr>
-                <w:rFonts w:asciiTheme="minorEastAsia" w:hAnsiTheme="minorEastAsia"/>
+                <w:rFonts w:asciiTheme="minorEastAsia" w:hAnsiTheme="minorEastAsia" w:hint="eastAsia"/>
                 <w:sz w:val="21"/>
                 <w:szCs w:val="21"/>
               </w:rPr>
@@ -20565,7 +20292,7 @@
       <w:pPr>
         <w:spacing w:before="240"/>
         <w:rPr>
-          <w:rFonts w:asciiTheme="minorEastAsia" w:hAnsiTheme="minorEastAsia"/>
+          <w:rFonts w:asciiTheme="minorEastAsia" w:hAnsiTheme="minorEastAsia" w:hint="eastAsia"/>
           <w:sz w:val="21"/>
           <w:szCs w:val="21"/>
         </w:rPr>
@@ -20584,7 +20311,7 @@
         <w:pStyle w:val="2"/>
         <w:spacing w:after="200"/>
         <w:rPr>
-          <w:rFonts w:asciiTheme="minorEastAsia" w:hAnsiTheme="minorEastAsia"/>
+          <w:rFonts w:asciiTheme="minorEastAsia" w:hAnsiTheme="minorEastAsia" w:hint="eastAsia"/>
           <w:sz w:val="28"/>
           <w:szCs w:val="28"/>
         </w:rPr>
@@ -20603,7 +20330,7 @@
         <w:spacing w:after="100"/>
         <w:ind w:left="20"/>
         <w:rPr>
-          <w:rFonts w:asciiTheme="minorEastAsia" w:hAnsiTheme="minorEastAsia"/>
+          <w:rFonts w:asciiTheme="minorEastAsia" w:hAnsiTheme="minorEastAsia" w:hint="eastAsia"/>
           <w:sz w:val="21"/>
           <w:szCs w:val="21"/>
         </w:rPr>
@@ -20658,7 +20385,7 @@
         <w:spacing w:after="100"/>
         <w:ind w:left="20"/>
         <w:rPr>
-          <w:rFonts w:asciiTheme="minorEastAsia" w:hAnsiTheme="minorEastAsia"/>
+          <w:rFonts w:asciiTheme="minorEastAsia" w:hAnsiTheme="minorEastAsia" w:hint="eastAsia"/>
           <w:sz w:val="21"/>
           <w:szCs w:val="21"/>
         </w:rPr>
@@ -20677,7 +20404,7 @@
         <w:spacing w:after="100"/>
         <w:ind w:left="20"/>
         <w:rPr>
-          <w:rFonts w:asciiTheme="minorEastAsia" w:hAnsiTheme="minorEastAsia"/>
+          <w:rFonts w:asciiTheme="minorEastAsia" w:hAnsiTheme="minorEastAsia" w:hint="eastAsia"/>
           <w:sz w:val="21"/>
           <w:szCs w:val="21"/>
         </w:rPr>
@@ -20696,7 +20423,7 @@
         <w:spacing w:after="100"/>
         <w:ind w:left="20"/>
         <w:rPr>
-          <w:rFonts w:asciiTheme="minorEastAsia" w:hAnsiTheme="minorEastAsia"/>
+          <w:rFonts w:asciiTheme="minorEastAsia" w:hAnsiTheme="minorEastAsia" w:hint="eastAsia"/>
           <w:sz w:val="21"/>
           <w:szCs w:val="21"/>
         </w:rPr>
@@ -20715,7 +20442,7 @@
         <w:spacing w:after="100"/>
         <w:ind w:left="20"/>
         <w:rPr>
-          <w:rFonts w:asciiTheme="minorEastAsia" w:hAnsiTheme="minorEastAsia"/>
+          <w:rFonts w:asciiTheme="minorEastAsia" w:hAnsiTheme="minorEastAsia" w:hint="eastAsia"/>
           <w:sz w:val="21"/>
           <w:szCs w:val="21"/>
         </w:rPr>
@@ -20734,7 +20461,7 @@
         <w:spacing w:after="100"/>
         <w:ind w:left="20"/>
         <w:rPr>
-          <w:rFonts w:asciiTheme="minorEastAsia" w:hAnsiTheme="minorEastAsia"/>
+          <w:rFonts w:asciiTheme="minorEastAsia" w:hAnsiTheme="minorEastAsia" w:hint="eastAsia"/>
           <w:sz w:val="21"/>
           <w:szCs w:val="21"/>
         </w:rPr>
@@ -20753,7 +20480,7 @@
         <w:spacing w:after="100"/>
         <w:ind w:left="20"/>
         <w:rPr>
-          <w:rFonts w:asciiTheme="minorEastAsia" w:hAnsiTheme="minorEastAsia"/>
+          <w:rFonts w:asciiTheme="minorEastAsia" w:hAnsiTheme="minorEastAsia" w:hint="eastAsia"/>
           <w:sz w:val="21"/>
           <w:szCs w:val="21"/>
         </w:rPr>
@@ -20846,7 +20573,7 @@
         <w:spacing w:after="100"/>
         <w:ind w:left="20"/>
         <w:rPr>
-          <w:rFonts w:asciiTheme="minorEastAsia" w:hAnsiTheme="minorEastAsia"/>
+          <w:rFonts w:asciiTheme="minorEastAsia" w:hAnsiTheme="minorEastAsia" w:hint="eastAsia"/>
           <w:sz w:val="21"/>
           <w:szCs w:val="21"/>
         </w:rPr>
@@ -20865,7 +20592,7 @@
         <w:spacing w:after="100"/>
         <w:ind w:left="20"/>
         <w:rPr>
-          <w:rFonts w:asciiTheme="minorEastAsia" w:hAnsiTheme="minorEastAsia"/>
+          <w:rFonts w:asciiTheme="minorEastAsia" w:hAnsiTheme="minorEastAsia" w:hint="eastAsia"/>
           <w:sz w:val="21"/>
           <w:szCs w:val="21"/>
         </w:rPr>
@@ -20884,7 +20611,7 @@
         <w:spacing w:after="100"/>
         <w:ind w:left="20"/>
         <w:rPr>
-          <w:rFonts w:asciiTheme="minorEastAsia" w:hAnsiTheme="minorEastAsia"/>
+          <w:rFonts w:asciiTheme="minorEastAsia" w:hAnsiTheme="minorEastAsia" w:hint="eastAsia"/>
           <w:sz w:val="21"/>
           <w:szCs w:val="21"/>
         </w:rPr>
@@ -20981,7 +20708,7 @@
         <w:spacing w:after="100"/>
         <w:ind w:left="20"/>
         <w:rPr>
-          <w:rFonts w:asciiTheme="minorEastAsia" w:hAnsiTheme="minorEastAsia"/>
+          <w:rFonts w:asciiTheme="minorEastAsia" w:hAnsiTheme="minorEastAsia" w:hint="eastAsia"/>
           <w:sz w:val="21"/>
           <w:szCs w:val="21"/>
         </w:rPr>
@@ -21000,7 +20727,7 @@
         <w:spacing w:after="100"/>
         <w:ind w:left="20"/>
         <w:rPr>
-          <w:rFonts w:asciiTheme="minorEastAsia" w:hAnsiTheme="minorEastAsia"/>
+          <w:rFonts w:asciiTheme="minorEastAsia" w:hAnsiTheme="minorEastAsia" w:hint="eastAsia"/>
           <w:sz w:val="21"/>
           <w:szCs w:val="21"/>
         </w:rPr>
@@ -21202,7 +20929,7 @@
         <w:spacing w:after="100"/>
         <w:ind w:left="20"/>
         <w:rPr>
-          <w:rFonts w:asciiTheme="minorEastAsia" w:hAnsiTheme="minorEastAsia"/>
+          <w:rFonts w:asciiTheme="minorEastAsia" w:hAnsiTheme="minorEastAsia" w:hint="eastAsia"/>
           <w:sz w:val="21"/>
           <w:szCs w:val="21"/>
         </w:rPr>
@@ -21459,7 +21186,7 @@
         <w:spacing w:after="100"/>
         <w:ind w:left="20"/>
         <w:rPr>
-          <w:rFonts w:asciiTheme="minorEastAsia" w:hAnsiTheme="minorEastAsia"/>
+          <w:rFonts w:asciiTheme="minorEastAsia" w:hAnsiTheme="minorEastAsia" w:hint="eastAsia"/>
           <w:sz w:val="21"/>
           <w:szCs w:val="21"/>
         </w:rPr>
@@ -21478,7 +21205,7 @@
         <w:spacing w:after="100"/>
         <w:ind w:left="20"/>
         <w:rPr>
-          <w:rFonts w:asciiTheme="minorEastAsia" w:hAnsiTheme="minorEastAsia"/>
+          <w:rFonts w:asciiTheme="minorEastAsia" w:hAnsiTheme="minorEastAsia" w:hint="eastAsia"/>
           <w:sz w:val="21"/>
           <w:szCs w:val="21"/>
         </w:rPr>
@@ -21493,13 +21220,125 @@
       </w:r>
     </w:p>
     <w:sectPr>
+      <w:footerReference w:type="default" r:id="rId18"/>
       <w:pgSz w:w="11906" w:h="16838"/>
       <w:pgMar w:top="1440" w:right="1440" w:bottom="1440" w:left="1440" w:header="708" w:footer="708" w:gutter="0"/>
+      <w:pgNumType w:start="43"/>
       <w:cols w:space="720"/>
       <w:docGrid w:linePitch="360"/>
     </w:sectPr>
   </w:body>
 </w:document>
+</file>
+
+<file path=word/endnotes.xml><?xml version="1.0" encoding="utf-8"?>
+<w:endnotes xmlns:wpc="http://schemas.microsoft.com/office/word/2010/wordprocessingCanvas" xmlns:cx="http://schemas.microsoft.com/office/drawing/2014/chartex" xmlns:cx1="http://schemas.microsoft.com/office/drawing/2015/9/8/chartex" xmlns:cx2="http://schemas.microsoft.com/office/drawing/2015/10/21/chartex" xmlns:cx3="http://schemas.microsoft.com/office/drawing/2016/5/9/chartex" xmlns:cx4="http://schemas.microsoft.com/office/drawing/2016/5/10/chartex" xmlns:cx5="http://schemas.microsoft.com/office/drawing/2016/5/11/chartex" xmlns:cx6="http://schemas.microsoft.com/office/drawing/2016/5/12/chartex" xmlns:cx7="http://schemas.microsoft.com/office/drawing/2016/5/13/chartex" xmlns:cx8="http://schemas.microsoft.com/office/drawing/2016/5/14/chartex" xmlns:mc="http://schemas.openxmlformats.org/markup-compatibility/2006" xmlns:aink="http://schemas.microsoft.com/office/drawing/2016/ink" xmlns:am3d="http://schemas.microsoft.com/office/drawing/2017/model3d" xmlns:o="urn:schemas-microsoft-com:office:office" xmlns:oel="http://schemas.microsoft.com/office/2019/extlst" xmlns:r="http://schemas.openxmlformats.org/officeDocument/2006/relationships" xmlns:m="http://schemas.openxmlformats.org/officeDocument/2006/math" xmlns:v="urn:schemas-microsoft-com:vml" xmlns:wp14="http://schemas.microsoft.com/office/word/2010/wordprocessingDrawing" xmlns:wp="http://schemas.openxmlformats.org/drawingml/2006/wordprocessingDrawing" xmlns:w10="urn:schemas-microsoft-com:office:word" xmlns:w="http://schemas.openxmlformats.org/wordprocessingml/2006/main" xmlns:w14="http://schemas.microsoft.com/office/word/2010/wordml" xmlns:w15="http://schemas.microsoft.com/office/word/2012/wordml" xmlns:w16cei="http://schemas.microsoft.com/office/word/2026/wordml/cei" xmlns:w16cex="http://schemas.microsoft.com/office/word/2018/wordml/cex" xmlns:w16cid="http://schemas.microsoft.com/office/word/2016/wordml/cid" xmlns:w16="http://schemas.microsoft.com/office/word/2018/wordml" xmlns:w16du="http://schemas.microsoft.com/office/word/2023/wordml/word16du" xmlns:w16sdtdh="http://schemas.microsoft.com/office/word/2020/wordml/sdtdatahash" xmlns:w16sdtfl="http://schemas.microsoft.com/office/word/2024/wordml/sdtformatlock" xmlns:w16se="http://schemas.microsoft.com/office/word/2015/wordml/symex" xmlns:wpg="http://schemas.microsoft.com/office/word/2010/wordprocessingGroup" xmlns:wpi="http://schemas.microsoft.com/office/word/2010/wordprocessingInk" xmlns:wne="http://schemas.microsoft.com/office/word/2006/wordml" xmlns:wps="http://schemas.microsoft.com/office/word/2010/wordprocessingShape" mc:Ignorable="w14 w15 w16se w16cid w16 w16cex w16sdtdh w16sdtfl w16du wp14">
+  <w:endnote w:type="separator" w:id="-1">
+    <w:p>
+      <w:r>
+        <w:separator/>
+      </w:r>
+    </w:p>
+  </w:endnote>
+  <w:endnote w:type="continuationSeparator" w:id="0">
+    <w:p>
+      <w:r>
+        <w:continuationSeparator/>
+      </w:r>
+    </w:p>
+  </w:endnote>
+</w:endnotes>
+</file>
+
+<file path=word/footer1.xml><?xml version="1.0" encoding="utf-8"?>
+<w:ftr xmlns:wpc="http://schemas.microsoft.com/office/word/2010/wordprocessingCanvas" xmlns:cx="http://schemas.microsoft.com/office/drawing/2014/chartex" xmlns:cx1="http://schemas.microsoft.com/office/drawing/2015/9/8/chartex" xmlns:cx2="http://schemas.microsoft.com/office/drawing/2015/10/21/chartex" xmlns:cx3="http://schemas.microsoft.com/office/drawing/2016/5/9/chartex" xmlns:cx4="http://schemas.microsoft.com/office/drawing/2016/5/10/chartex" xmlns:cx5="http://schemas.microsoft.com/office/drawing/2016/5/11/chartex" xmlns:cx6="http://schemas.microsoft.com/office/drawing/2016/5/12/chartex" xmlns:cx7="http://schemas.microsoft.com/office/drawing/2016/5/13/chartex" xmlns:cx8="http://schemas.microsoft.com/office/drawing/2016/5/14/chartex" xmlns:mc="http://schemas.openxmlformats.org/markup-compatibility/2006" xmlns:aink="http://schemas.microsoft.com/office/drawing/2016/ink" xmlns:am3d="http://schemas.microsoft.com/office/drawing/2017/model3d" xmlns:o="urn:schemas-microsoft-com:office:office" xmlns:oel="http://schemas.microsoft.com/office/2019/extlst" xmlns:r="http://schemas.openxmlformats.org/officeDocument/2006/relationships" xmlns:m="http://schemas.openxmlformats.org/officeDocument/2006/math" xmlns:v="urn:schemas-microsoft-com:vml" xmlns:wp14="http://schemas.microsoft.com/office/word/2010/wordprocessingDrawing" xmlns:wp="http://schemas.openxmlformats.org/drawingml/2006/wordprocessingDrawing" xmlns:w10="urn:schemas-microsoft-com:office:word" xmlns:w="http://schemas.openxmlformats.org/wordprocessingml/2006/main" xmlns:w14="http://schemas.microsoft.com/office/word/2010/wordml" xmlns:w15="http://schemas.microsoft.com/office/word/2012/wordml" xmlns:w16cei="http://schemas.microsoft.com/office/word/2026/wordml/cei" xmlns:w16cex="http://schemas.microsoft.com/office/word/2018/wordml/cex" xmlns:w16cid="http://schemas.microsoft.com/office/word/2016/wordml/cid" xmlns:w16="http://schemas.microsoft.com/office/word/2018/wordml" xmlns:w16du="http://schemas.microsoft.com/office/word/2023/wordml/word16du" xmlns:w16sdtdh="http://schemas.microsoft.com/office/word/2020/wordml/sdtdatahash" xmlns:w16sdtfl="http://schemas.microsoft.com/office/word/2024/wordml/sdtformatlock" xmlns:w16se="http://schemas.microsoft.com/office/word/2015/wordml/symex" xmlns:wpg="http://schemas.microsoft.com/office/word/2010/wordprocessingGroup" xmlns:wpi="http://schemas.microsoft.com/office/word/2010/wordprocessingInk" xmlns:wne="http://schemas.microsoft.com/office/word/2006/wordml" xmlns:wps="http://schemas.microsoft.com/office/word/2010/wordprocessingShape" mc:Ignorable="w14 w15 w16se w16cid w16 w16cex w16sdtdh w16sdtfl w16du wp14">
+  <w:sdt>
+    <w:sdtPr>
+      <w:id w:val="1369577550"/>
+      <w:docPartObj>
+        <w:docPartGallery w:val="Page Numbers (Bottom of Page)"/>
+        <w:docPartUnique/>
+      </w:docPartObj>
+    </w:sdtPr>
+    <w:sdtContent>
+      <w:p>
+        <w:pPr>
+          <w:pStyle w:val="ad"/>
+          <w:jc w:val="center"/>
+          <w:rPr>
+            <w:rFonts w:hint="eastAsia"/>
+          </w:rPr>
+        </w:pPr>
+        <w:r>
+          <w:rPr>
+            <w:rFonts w:hint="eastAsia"/>
+          </w:rPr>
+          <w:t>第三章</w:t>
+        </w:r>
+        <w:r>
+          <w:rPr>
+            <w:rFonts w:hint="eastAsia"/>
+          </w:rPr>
+          <w:t xml:space="preserve"> </w:t>
+        </w:r>
+        <w:r>
+          <w:rPr>
+            <w:rFonts w:hint="eastAsia"/>
+          </w:rPr>
+          <w:t>·</w:t>
+        </w:r>
+        <w:r>
+          <w:rPr>
+            <w:rFonts w:hint="eastAsia"/>
+          </w:rPr>
+          <w:t xml:space="preserve"> </w:t>
+        </w:r>
+        <w:r>
+          <w:fldChar w:fldCharType="begin"/>
+        </w:r>
+        <w:r>
+          <w:instrText>PAGE   \* MERGEFORMAT</w:instrText>
+        </w:r>
+        <w:r>
+          <w:fldChar w:fldCharType="separate"/>
+        </w:r>
+        <w:r>
+          <w:rPr>
+            <w:lang w:val="zh-CN"/>
+          </w:rPr>
+          <w:t>2</w:t>
+        </w:r>
+        <w:r>
+          <w:fldChar w:fldCharType="end"/>
+        </w:r>
+      </w:p>
+    </w:sdtContent>
+  </w:sdt>
+  <w:p>
+    <w:pPr>
+      <w:pStyle w:val="ad"/>
+    </w:pPr>
+  </w:p>
+</w:ftr>
+</file>
+
+<file path=word/footnotes.xml><?xml version="1.0" encoding="utf-8"?>
+<w:footnotes xmlns:wpc="http://schemas.microsoft.com/office/word/2010/wordprocessingCanvas" xmlns:cx="http://schemas.microsoft.com/office/drawing/2014/chartex" xmlns:cx1="http://schemas.microsoft.com/office/drawing/2015/9/8/chartex" xmlns:cx2="http://schemas.microsoft.com/office/drawing/2015/10/21/chartex" xmlns:cx3="http://schemas.microsoft.com/office/drawing/2016/5/9/chartex" xmlns:cx4="http://schemas.microsoft.com/office/drawing/2016/5/10/chartex" xmlns:cx5="http://schemas.microsoft.com/office/drawing/2016/5/11/chartex" xmlns:cx6="http://schemas.microsoft.com/office/drawing/2016/5/12/chartex" xmlns:cx7="http://schemas.microsoft.com/office/drawing/2016/5/13/chartex" xmlns:cx8="http://schemas.microsoft.com/office/drawing/2016/5/14/chartex" xmlns:mc="http://schemas.openxmlformats.org/markup-compatibility/2006" xmlns:aink="http://schemas.microsoft.com/office/drawing/2016/ink" xmlns:am3d="http://schemas.microsoft.com/office/drawing/2017/model3d" xmlns:o="urn:schemas-microsoft-com:office:office" xmlns:oel="http://schemas.microsoft.com/office/2019/extlst" xmlns:r="http://schemas.openxmlformats.org/officeDocument/2006/relationships" xmlns:m="http://schemas.openxmlformats.org/officeDocument/2006/math" xmlns:v="urn:schemas-microsoft-com:vml" xmlns:wp14="http://schemas.microsoft.com/office/word/2010/wordprocessingDrawing" xmlns:wp="http://schemas.openxmlformats.org/drawingml/2006/wordprocessingDrawing" xmlns:w10="urn:schemas-microsoft-com:office:word" xmlns:w="http://schemas.openxmlformats.org/wordprocessingml/2006/main" xmlns:w14="http://schemas.microsoft.com/office/word/2010/wordml" xmlns:w15="http://schemas.microsoft.com/office/word/2012/wordml" xmlns:w16cei="http://schemas.microsoft.com/office/word/2026/wordml/cei" xmlns:w16cex="http://schemas.microsoft.com/office/word/2018/wordml/cex" xmlns:w16cid="http://schemas.microsoft.com/office/word/2016/wordml/cid" xmlns:w16="http://schemas.microsoft.com/office/word/2018/wordml" xmlns:w16du="http://schemas.microsoft.com/office/word/2023/wordml/word16du" xmlns:w16sdtdh="http://schemas.microsoft.com/office/word/2020/wordml/sdtdatahash" xmlns:w16sdtfl="http://schemas.microsoft.com/office/word/2024/wordml/sdtformatlock" xmlns:w16se="http://schemas.microsoft.com/office/word/2015/wordml/symex" xmlns:wpg="http://schemas.microsoft.com/office/word/2010/wordprocessingGroup" xmlns:wpi="http://schemas.microsoft.com/office/word/2010/wordprocessingInk" xmlns:wne="http://schemas.microsoft.com/office/word/2006/wordml" xmlns:wps="http://schemas.microsoft.com/office/word/2010/wordprocessingShape" mc:Ignorable="w14 w15 w16se w16cid w16 w16cex w16sdtdh w16sdtfl w16du wp14">
+  <w:footnote w:type="separator" w:id="-1">
+    <w:p>
+      <w:r>
+        <w:separator/>
+      </w:r>
+    </w:p>
+  </w:footnote>
+  <w:footnote w:type="continuationSeparator" w:id="0">
+    <w:p>
+      <w:r>
+        <w:continuationSeparator/>
+      </w:r>
+    </w:p>
+  </w:footnote>
+</w:footnotes>
 </file>
 
 <file path=word/numbering.xml><?xml version="1.0" encoding="utf-8"?>
@@ -22191,6 +22030,7 @@
   <w:style w:type="character" w:default="1" w:styleId="a0">
     <w:name w:val="Default Paragraph Font"/>
     <w:uiPriority w:val="1"/>
+    <w:semiHidden/>
     <w:unhideWhenUsed/>
   </w:style>
   <w:style w:type="table" w:default="1" w:styleId="a1">
@@ -22299,6 +22139,67 @@
     <w:rsid w:val="004D0979"/>
     <w:rPr>
       <w:color w:val="666666"/>
+    </w:rPr>
+  </w:style>
+  <w:style w:type="paragraph" w:styleId="ab">
+    <w:name w:val="header"/>
+    <w:basedOn w:val="a"/>
+    <w:link w:val="ac"/>
+    <w:uiPriority w:val="99"/>
+    <w:unhideWhenUsed/>
+    <w:rsid w:val="002B48DC"/>
+    <w:pPr>
+      <w:tabs>
+        <w:tab w:val="center" w:pos="4153"/>
+        <w:tab w:val="right" w:pos="8306"/>
+      </w:tabs>
+      <w:snapToGrid w:val="0"/>
+      <w:jc w:val="center"/>
+    </w:pPr>
+    <w:rPr>
+      <w:sz w:val="18"/>
+      <w:szCs w:val="18"/>
+    </w:rPr>
+  </w:style>
+  <w:style w:type="character" w:customStyle="1" w:styleId="ac">
+    <w:name w:val="页眉 字符"/>
+    <w:basedOn w:val="a0"/>
+    <w:link w:val="ab"/>
+    <w:uiPriority w:val="99"/>
+    <w:rsid w:val="002B48DC"/>
+    <w:rPr>
+      <w:sz w:val="18"/>
+      <w:szCs w:val="18"/>
+    </w:rPr>
+  </w:style>
+  <w:style w:type="paragraph" w:styleId="ad">
+    <w:name w:val="footer"/>
+    <w:basedOn w:val="a"/>
+    <w:link w:val="ae"/>
+    <w:uiPriority w:val="99"/>
+    <w:unhideWhenUsed/>
+    <w:rsid w:val="002B48DC"/>
+    <w:pPr>
+      <w:tabs>
+        <w:tab w:val="center" w:pos="4153"/>
+        <w:tab w:val="right" w:pos="8306"/>
+      </w:tabs>
+      <w:snapToGrid w:val="0"/>
+    </w:pPr>
+    <w:rPr>
+      <w:sz w:val="18"/>
+      <w:szCs w:val="18"/>
+    </w:rPr>
+  </w:style>
+  <w:style w:type="character" w:customStyle="1" w:styleId="ae">
+    <w:name w:val="页脚 字符"/>
+    <w:basedOn w:val="a0"/>
+    <w:link w:val="ad"/>
+    <w:uiPriority w:val="99"/>
+    <w:rsid w:val="002B48DC"/>
+    <w:rPr>
+      <w:sz w:val="18"/>
+      <w:szCs w:val="18"/>
     </w:rPr>
   </w:style>
 </w:styles>

--- a/#2 对称密码/第3章 传统加密技术/attachments/Note_chapter_3.docx
+++ b/#2 对称密码/第3章 传统加密技术/attachments/Note_chapter_3.docx
@@ -197,7 +197,7 @@
         <w:tblLook w:val="04A0" w:firstRow="1" w:lastRow="0" w:firstColumn="1" w:lastColumn="0" w:noHBand="0" w:noVBand="1"/>
       </w:tblPr>
       <w:tblGrid>
-        <w:gridCol w:w="9016"/>
+        <w:gridCol w:w="7428"/>
       </w:tblGrid>
       <w:tr>
         <w:tc>
@@ -210,23 +210,23 @@
               <w:ind w:left="20"/>
               <w:rPr>
                 <w:rFonts w:asciiTheme="minorEastAsia" w:hAnsiTheme="minorEastAsia" w:hint="eastAsia"/>
-                <w:sz w:val="21"/>
-                <w:szCs w:val="21"/>
+                <w:sz w:val="18"/>
+                <w:szCs w:val="18"/>
               </w:rPr>
             </w:pPr>
             <w:r>
               <w:rPr>
                 <w:rFonts w:asciiTheme="minorEastAsia" w:hAnsiTheme="minorEastAsia"/>
-                <w:sz w:val="20"/>
-                <w:szCs w:val="20"/>
+                <w:sz w:val="18"/>
+                <w:szCs w:val="18"/>
               </w:rPr>
               <w:t xml:space="preserve">     对称密码    </w:t>
             </w:r>
             <w:r>
               <w:rPr>
                 <w:rFonts w:asciiTheme="minorEastAsia" w:hAnsiTheme="minorEastAsia"/>
-                <w:sz w:val="20"/>
-                <w:szCs w:val="20"/>
+                <w:sz w:val="18"/>
+                <w:szCs w:val="18"/>
               </w:rPr>
               <w:br/>
               <w:t xml:space="preserve">      |    </w:t>
@@ -234,8 +234,8 @@
             <w:r>
               <w:rPr>
                 <w:rFonts w:asciiTheme="minorEastAsia" w:hAnsiTheme="minorEastAsia"/>
-                <w:sz w:val="20"/>
-                <w:szCs w:val="20"/>
+                <w:sz w:val="18"/>
+                <w:szCs w:val="18"/>
               </w:rPr>
               <w:br/>
               <w:t xml:space="preserve">      |-- 模型与术语    </w:t>
@@ -243,8 +243,8 @@
             <w:r>
               <w:rPr>
                 <w:rFonts w:asciiTheme="minorEastAsia" w:hAnsiTheme="minorEastAsia"/>
-                <w:sz w:val="20"/>
-                <w:szCs w:val="20"/>
+                <w:sz w:val="18"/>
+                <w:szCs w:val="18"/>
               </w:rPr>
               <w:br/>
               <w:t xml:space="preserve">      |     |    </w:t>
@@ -252,8 +252,8 @@
             <w:r>
               <w:rPr>
                 <w:rFonts w:asciiTheme="minorEastAsia" w:hAnsiTheme="minorEastAsia"/>
-                <w:sz w:val="20"/>
-                <w:szCs w:val="20"/>
+                <w:sz w:val="18"/>
+                <w:szCs w:val="18"/>
               </w:rPr>
               <w:br/>
               <w:t xml:space="preserve">      |     |-- 明文、密文、加密、解密    </w:t>
@@ -261,8 +261,8 @@
             <w:r>
               <w:rPr>
                 <w:rFonts w:asciiTheme="minorEastAsia" w:hAnsiTheme="minorEastAsia"/>
-                <w:sz w:val="20"/>
-                <w:szCs w:val="20"/>
+                <w:sz w:val="18"/>
+                <w:szCs w:val="18"/>
               </w:rPr>
               <w:br/>
               <w:t xml:space="preserve">      |     |-- 加密算法、解密算法、密钥    </w:t>
@@ -270,8 +270,8 @@
             <w:r>
               <w:rPr>
                 <w:rFonts w:asciiTheme="minorEastAsia" w:hAnsiTheme="minorEastAsia"/>
-                <w:sz w:val="20"/>
-                <w:szCs w:val="20"/>
+                <w:sz w:val="18"/>
+                <w:szCs w:val="18"/>
               </w:rPr>
               <w:br/>
               <w:t xml:space="preserve">      |     |-- 密钥保密，而算法不必保密    </w:t>
@@ -279,8 +279,8 @@
             <w:r>
               <w:rPr>
                 <w:rFonts w:asciiTheme="minorEastAsia" w:hAnsiTheme="minorEastAsia"/>
-                <w:sz w:val="20"/>
-                <w:szCs w:val="20"/>
+                <w:sz w:val="18"/>
+                <w:szCs w:val="18"/>
               </w:rPr>
               <w:br/>
               <w:t xml:space="preserve">      |    </w:t>
@@ -288,8 +288,8 @@
             <w:r>
               <w:rPr>
                 <w:rFonts w:asciiTheme="minorEastAsia" w:hAnsiTheme="minorEastAsia"/>
-                <w:sz w:val="20"/>
-                <w:szCs w:val="20"/>
+                <w:sz w:val="18"/>
+                <w:szCs w:val="18"/>
               </w:rPr>
               <w:br/>
               <w:t xml:space="preserve">      |-- 攻击方法    </w:t>
@@ -297,8 +297,8 @@
             <w:r>
               <w:rPr>
                 <w:rFonts w:asciiTheme="minorEastAsia" w:hAnsiTheme="minorEastAsia"/>
-                <w:sz w:val="20"/>
-                <w:szCs w:val="20"/>
+                <w:sz w:val="18"/>
+                <w:szCs w:val="18"/>
               </w:rPr>
               <w:br/>
               <w:t xml:space="preserve">      |     |    </w:t>
@@ -306,8 +306,8 @@
             <w:r>
               <w:rPr>
                 <w:rFonts w:asciiTheme="minorEastAsia" w:hAnsiTheme="minorEastAsia"/>
-                <w:sz w:val="20"/>
-                <w:szCs w:val="20"/>
+                <w:sz w:val="18"/>
+                <w:szCs w:val="18"/>
               </w:rPr>
               <w:br/>
               <w:t xml:space="preserve">      |     |-- 密码分析学    </w:t>
@@ -315,8 +315,8 @@
             <w:r>
               <w:rPr>
                 <w:rFonts w:asciiTheme="minorEastAsia" w:hAnsiTheme="minorEastAsia"/>
-                <w:sz w:val="20"/>
-                <w:szCs w:val="20"/>
+                <w:sz w:val="18"/>
+                <w:szCs w:val="18"/>
               </w:rPr>
               <w:br/>
               <w:t xml:space="preserve">      |     |-- 穷举攻击    </w:t>
@@ -324,8 +324,8 @@
             <w:r>
               <w:rPr>
                 <w:rFonts w:asciiTheme="minorEastAsia" w:hAnsiTheme="minorEastAsia"/>
-                <w:sz w:val="20"/>
-                <w:szCs w:val="20"/>
+                <w:sz w:val="18"/>
+                <w:szCs w:val="18"/>
               </w:rPr>
               <w:br/>
               <w:t xml:space="preserve">      |     |-- 无条件安全与计算上安全    </w:t>
@@ -333,8 +333,8 @@
             <w:r>
               <w:rPr>
                 <w:rFonts w:asciiTheme="minorEastAsia" w:hAnsiTheme="minorEastAsia"/>
-                <w:sz w:val="20"/>
-                <w:szCs w:val="20"/>
+                <w:sz w:val="18"/>
+                <w:szCs w:val="18"/>
               </w:rPr>
               <w:br/>
               <w:t xml:space="preserve">      |    </w:t>
@@ -342,8 +342,8 @@
             <w:r>
               <w:rPr>
                 <w:rFonts w:asciiTheme="minorEastAsia" w:hAnsiTheme="minorEastAsia"/>
-                <w:sz w:val="20"/>
-                <w:szCs w:val="20"/>
+                <w:sz w:val="18"/>
+                <w:szCs w:val="18"/>
               </w:rPr>
               <w:br/>
               <w:t xml:space="preserve">      |-- 代替技术    </w:t>
@@ -351,8 +351,8 @@
             <w:r>
               <w:rPr>
                 <w:rFonts w:asciiTheme="minorEastAsia" w:hAnsiTheme="minorEastAsia"/>
-                <w:sz w:val="20"/>
-                <w:szCs w:val="20"/>
+                <w:sz w:val="18"/>
+                <w:szCs w:val="18"/>
               </w:rPr>
               <w:br/>
               <w:t xml:space="preserve">      |     |    </w:t>
@@ -360,8 +360,8 @@
             <w:r>
               <w:rPr>
                 <w:rFonts w:asciiTheme="minorEastAsia" w:hAnsiTheme="minorEastAsia"/>
-                <w:sz w:val="20"/>
-                <w:szCs w:val="20"/>
+                <w:sz w:val="18"/>
+                <w:szCs w:val="18"/>
               </w:rPr>
               <w:br/>
               <w:t xml:space="preserve">      |     |-- Caesar 密码    </w:t>
@@ -369,8 +369,8 @@
             <w:r>
               <w:rPr>
                 <w:rFonts w:asciiTheme="minorEastAsia" w:hAnsiTheme="minorEastAsia"/>
-                <w:sz w:val="20"/>
-                <w:szCs w:val="20"/>
+                <w:sz w:val="18"/>
+                <w:szCs w:val="18"/>
               </w:rPr>
               <w:br/>
               <w:t xml:space="preserve">      |     |-- 单表代替密码    </w:t>
@@ -378,8 +378,8 @@
             <w:r>
               <w:rPr>
                 <w:rFonts w:asciiTheme="minorEastAsia" w:hAnsiTheme="minorEastAsia"/>
-                <w:sz w:val="20"/>
-                <w:szCs w:val="20"/>
+                <w:sz w:val="18"/>
+                <w:szCs w:val="18"/>
               </w:rPr>
               <w:br/>
               <w:t xml:space="preserve">      |     |-- Playfair 密码    </w:t>
@@ -387,8 +387,8 @@
             <w:r>
               <w:rPr>
                 <w:rFonts w:asciiTheme="minorEastAsia" w:hAnsiTheme="minorEastAsia"/>
-                <w:sz w:val="20"/>
-                <w:szCs w:val="20"/>
+                <w:sz w:val="18"/>
+                <w:szCs w:val="18"/>
               </w:rPr>
               <w:br/>
               <w:t xml:space="preserve">      |     |-- Hill 密码    </w:t>
@@ -396,8 +396,8 @@
             <w:r>
               <w:rPr>
                 <w:rFonts w:asciiTheme="minorEastAsia" w:hAnsiTheme="minorEastAsia"/>
-                <w:sz w:val="20"/>
-                <w:szCs w:val="20"/>
+                <w:sz w:val="18"/>
+                <w:szCs w:val="18"/>
               </w:rPr>
               <w:br/>
               <w:t xml:space="preserve">      |     |-- </w:t>
@@ -406,8 +406,8 @@
             <w:r>
               <w:rPr>
                 <w:rFonts w:asciiTheme="minorEastAsia" w:hAnsiTheme="minorEastAsia"/>
-                <w:sz w:val="20"/>
-                <w:szCs w:val="20"/>
+                <w:sz w:val="18"/>
+                <w:szCs w:val="18"/>
               </w:rPr>
               <w:t>Vigenere</w:t>
             </w:r>
@@ -415,16 +415,16 @@
             <w:r>
               <w:rPr>
                 <w:rFonts w:asciiTheme="minorEastAsia" w:hAnsiTheme="minorEastAsia"/>
-                <w:sz w:val="20"/>
-                <w:szCs w:val="20"/>
+                <w:sz w:val="18"/>
+                <w:szCs w:val="18"/>
               </w:rPr>
               <w:t xml:space="preserve"> 密码    </w:t>
             </w:r>
             <w:r>
               <w:rPr>
                 <w:rFonts w:asciiTheme="minorEastAsia" w:hAnsiTheme="minorEastAsia"/>
-                <w:sz w:val="20"/>
-                <w:szCs w:val="20"/>
+                <w:sz w:val="18"/>
+                <w:szCs w:val="18"/>
               </w:rPr>
               <w:br/>
               <w:t xml:space="preserve">      |     |-- Vernam 密码    </w:t>
@@ -432,8 +432,8 @@
             <w:r>
               <w:rPr>
                 <w:rFonts w:asciiTheme="minorEastAsia" w:hAnsiTheme="minorEastAsia"/>
-                <w:sz w:val="20"/>
-                <w:szCs w:val="20"/>
+                <w:sz w:val="18"/>
+                <w:szCs w:val="18"/>
               </w:rPr>
               <w:br/>
               <w:t xml:space="preserve">      |     |-- 一次一密    </w:t>
@@ -441,8 +441,8 @@
             <w:r>
               <w:rPr>
                 <w:rFonts w:asciiTheme="minorEastAsia" w:hAnsiTheme="minorEastAsia"/>
-                <w:sz w:val="20"/>
-                <w:szCs w:val="20"/>
+                <w:sz w:val="18"/>
+                <w:szCs w:val="18"/>
               </w:rPr>
               <w:br/>
               <w:t xml:space="preserve">      |    </w:t>
@@ -450,8 +450,8 @@
             <w:r>
               <w:rPr>
                 <w:rFonts w:asciiTheme="minorEastAsia" w:hAnsiTheme="minorEastAsia"/>
-                <w:sz w:val="20"/>
-                <w:szCs w:val="20"/>
+                <w:sz w:val="18"/>
+                <w:szCs w:val="18"/>
               </w:rPr>
               <w:br/>
               <w:t xml:space="preserve">      |-- 置换技术    </w:t>
@@ -459,8 +459,8 @@
             <w:r>
               <w:rPr>
                 <w:rFonts w:asciiTheme="minorEastAsia" w:hAnsiTheme="minorEastAsia"/>
-                <w:sz w:val="20"/>
-                <w:szCs w:val="20"/>
+                <w:sz w:val="18"/>
+                <w:szCs w:val="18"/>
               </w:rPr>
               <w:br/>
               <w:t xml:space="preserve">            |    </w:t>
@@ -468,8 +468,8 @@
             <w:r>
               <w:rPr>
                 <w:rFonts w:asciiTheme="minorEastAsia" w:hAnsiTheme="minorEastAsia"/>
-                <w:sz w:val="20"/>
-                <w:szCs w:val="20"/>
+                <w:sz w:val="18"/>
+                <w:szCs w:val="18"/>
               </w:rPr>
               <w:br/>
               <w:t xml:space="preserve">            |-- 栅栏加密    </w:t>
@@ -477,8 +477,8 @@
             <w:r>
               <w:rPr>
                 <w:rFonts w:asciiTheme="minorEastAsia" w:hAnsiTheme="minorEastAsia"/>
-                <w:sz w:val="20"/>
-                <w:szCs w:val="20"/>
+                <w:sz w:val="18"/>
+                <w:szCs w:val="18"/>
               </w:rPr>
               <w:br/>
               <w:t xml:space="preserve">            |-- 列置换    </w:t>
@@ -486,8 +486,8 @@
             <w:r>
               <w:rPr>
                 <w:rFonts w:asciiTheme="minorEastAsia" w:hAnsiTheme="minorEastAsia"/>
-                <w:sz w:val="20"/>
-                <w:szCs w:val="20"/>
+                <w:sz w:val="18"/>
+                <w:szCs w:val="18"/>
               </w:rPr>
               <w:br/>
               <w:t xml:space="preserve">            |-- 多次置换    </w:t>
@@ -510,7 +510,7 @@
       <w:pPr>
         <w:spacing w:after="120"/>
         <w:rPr>
-          <w:rFonts w:asciiTheme="minorEastAsia" w:hAnsiTheme="minorEastAsia" w:hint="eastAsia"/>
+          <w:rFonts w:asciiTheme="minorEastAsia" w:hAnsiTheme="minorEastAsia"/>
           <w:sz w:val="21"/>
           <w:szCs w:val="21"/>
         </w:rPr>
@@ -523,6 +523,16 @@
         </w:rPr>
         <w:t>教材说明：对称加密也称传统加密或单钥加密，是 20 世纪 70 年代公钥密码产生之前唯一的加密类型，至今仍是两种加密类型中使用最广泛的。本章先介绍对称加密过程的一般模型，再讨论计算机出现之前的多种算法，最后介绍置换技术。</w:t>
       </w:r>
+    </w:p>
+    <w:p>
+      <w:pPr>
+        <w:spacing w:after="120"/>
+        <w:rPr>
+          <w:rFonts w:asciiTheme="minorEastAsia" w:hAnsiTheme="minorEastAsia" w:hint="eastAsia"/>
+          <w:sz w:val="21"/>
+          <w:szCs w:val="21"/>
+        </w:rPr>
+      </w:pPr>
     </w:p>
     <w:p>
       <w:pPr>
@@ -540,7 +550,6 @@
           <w:sz w:val="28"/>
           <w:szCs w:val="28"/>
         </w:rPr>
-        <w:lastRenderedPageBreak/>
         <w:t>1. 学习目标 1：对称密码的主要概念</w:t>
       </w:r>
     </w:p>
@@ -602,8 +611,8 @@
         <w:tblLook w:val="04A0" w:firstRow="1" w:lastRow="0" w:firstColumn="1" w:lastColumn="0" w:noHBand="0" w:noVBand="1"/>
       </w:tblPr>
       <w:tblGrid>
-        <w:gridCol w:w="2881"/>
-        <w:gridCol w:w="6135"/>
+        <w:gridCol w:w="2391"/>
+        <w:gridCol w:w="5037"/>
       </w:tblGrid>
       <w:tr>
         <w:trPr>
@@ -1107,7 +1116,7 @@
         <w:tblLook w:val="04A0" w:firstRow="1" w:lastRow="0" w:firstColumn="1" w:lastColumn="0" w:noHBand="0" w:noVBand="1"/>
       </w:tblPr>
       <w:tblGrid>
-        <w:gridCol w:w="9016"/>
+        <w:gridCol w:w="7438"/>
       </w:tblGrid>
       <w:tr>
         <w:tc>
@@ -1134,6 +1143,7 @@
               <w:rPr>
                 <w:noProof/>
               </w:rPr>
+              <w:lastRenderedPageBreak/>
               <w:drawing>
                 <wp:inline distT="0" distB="0" distL="0" distR="0" wp14:anchorId="730EF29B" wp14:editId="2F575539">
                   <wp:extent cx="5180769" cy="2078966"/>
@@ -1246,8 +1256,8 @@
         <w:tblLook w:val="04A0" w:firstRow="1" w:lastRow="0" w:firstColumn="1" w:lastColumn="0" w:noHBand="0" w:noVBand="1"/>
       </w:tblPr>
       <w:tblGrid>
-        <w:gridCol w:w="2169"/>
-        <w:gridCol w:w="6847"/>
+        <w:gridCol w:w="1812"/>
+        <w:gridCol w:w="5616"/>
       </w:tblGrid>
       <w:tr>
         <w:trPr>
@@ -1413,7 +1423,6 @@
                 <w:sz w:val="21"/>
                 <w:szCs w:val="21"/>
               </w:rPr>
-              <w:lastRenderedPageBreak/>
               <w:t>密钥</w:t>
             </w:r>
           </w:p>
@@ -1595,7 +1604,7 @@
         <w:tblLook w:val="04A0" w:firstRow="1" w:lastRow="0" w:firstColumn="1" w:lastColumn="0" w:noHBand="0" w:noVBand="1"/>
       </w:tblPr>
       <w:tblGrid>
-        <w:gridCol w:w="9016"/>
+        <w:gridCol w:w="7438"/>
       </w:tblGrid>
       <w:tr>
         <w:tc>
@@ -1622,6 +1631,7 @@
               <w:rPr>
                 <w:noProof/>
               </w:rPr>
+              <w:lastRenderedPageBreak/>
               <w:drawing>
                 <wp:inline distT="0" distB="0" distL="0" distR="0" wp14:anchorId="29B68A03" wp14:editId="535B1C43">
                   <wp:extent cx="4417811" cy="2527540"/>
@@ -2181,16 +2191,7 @@
           <w:sz w:val="21"/>
           <w:szCs w:val="21"/>
         </w:rPr>
-        <w:t>密钥可以由发送方生成并通过安全信道发送给接收方，也可以由第三方生成后安全地分发给发送</w:t>
-      </w:r>
-      <w:r>
-        <w:rPr>
-          <w:rFonts w:asciiTheme="minorEastAsia" w:hAnsiTheme="minorEastAsia"/>
-          <w:sz w:val="21"/>
-          <w:szCs w:val="21"/>
-        </w:rPr>
-        <w:lastRenderedPageBreak/>
-        <w:t xml:space="preserve">方和接收方。加密算法根据输入信息 </w:t>
+        <w:t xml:space="preserve">密钥可以由发送方生成并通过安全信道发送给接收方，也可以由第三方生成后安全地分发给发送方和接收方。加密算法根据输入信息 </w:t>
       </w:r>
       <m:oMath>
         <m:r>
@@ -2423,6 +2424,7 @@
               <w:sz w:val="21"/>
               <w:szCs w:val="21"/>
             </w:rPr>
+            <w:lastRenderedPageBreak/>
             <m:t>Y=E(K,X)</m:t>
           </m:r>
         </m:oMath>
@@ -2934,8 +2936,8 @@
         <w:tblLook w:val="04A0" w:firstRow="1" w:lastRow="0" w:firstColumn="1" w:lastColumn="0" w:noHBand="0" w:noVBand="1"/>
       </w:tblPr>
       <w:tblGrid>
-        <w:gridCol w:w="2529"/>
-        <w:gridCol w:w="6487"/>
+        <w:gridCol w:w="2105"/>
+        <w:gridCol w:w="5323"/>
       </w:tblGrid>
       <w:tr>
         <w:trPr>
@@ -3101,6 +3103,7 @@
                 <w:sz w:val="21"/>
                 <w:szCs w:val="21"/>
               </w:rPr>
+              <w:lastRenderedPageBreak/>
               <w:t>处理明文的方法</w:t>
             </w:r>
           </w:p>
@@ -3134,18 +3137,28 @@
         <w:pStyle w:val="2"/>
         <w:spacing w:after="200"/>
         <w:rPr>
-          <w:rFonts w:asciiTheme="minorEastAsia" w:hAnsiTheme="minorEastAsia" w:hint="eastAsia"/>
+          <w:rFonts w:asciiTheme="minorEastAsia" w:hAnsiTheme="minorEastAsia"/>
           <w:sz w:val="28"/>
           <w:szCs w:val="28"/>
         </w:rPr>
       </w:pPr>
-      <w:r>
-        <w:rPr>
-          <w:rFonts w:asciiTheme="minorEastAsia" w:hAnsiTheme="minorEastAsia"/>
+    </w:p>
+    <w:p>
+      <w:pPr>
+        <w:pStyle w:val="2"/>
+        <w:spacing w:after="200"/>
+        <w:rPr>
+          <w:rFonts w:asciiTheme="minorEastAsia" w:hAnsiTheme="minorEastAsia" w:hint="eastAsia"/>
           <w:sz w:val="28"/>
           <w:szCs w:val="28"/>
         </w:rPr>
-        <w:lastRenderedPageBreak/>
+      </w:pPr>
+      <w:r>
+        <w:rPr>
+          <w:rFonts w:asciiTheme="minorEastAsia" w:hAnsiTheme="minorEastAsia"/>
+          <w:sz w:val="28"/>
+          <w:szCs w:val="28"/>
+        </w:rPr>
         <w:t>2. 学习目标 2：密码分析和穷举攻击的差异</w:t>
       </w:r>
     </w:p>
@@ -3207,9 +3220,9 @@
         <w:tblLook w:val="04A0" w:firstRow="1" w:lastRow="0" w:firstColumn="1" w:lastColumn="0" w:noHBand="0" w:noVBand="1"/>
       </w:tblPr>
       <w:tblGrid>
-        <w:gridCol w:w="1507"/>
-        <w:gridCol w:w="4388"/>
-        <w:gridCol w:w="3121"/>
+        <w:gridCol w:w="1267"/>
+        <w:gridCol w:w="3592"/>
+        <w:gridCol w:w="2569"/>
       </w:tblGrid>
       <w:tr>
         <w:trPr>
@@ -3537,8 +3550,8 @@
         <w:tblLook w:val="04A0" w:firstRow="1" w:lastRow="0" w:firstColumn="1" w:lastColumn="0" w:noHBand="0" w:noVBand="1"/>
       </w:tblPr>
       <w:tblGrid>
-        <w:gridCol w:w="2580"/>
-        <w:gridCol w:w="6436"/>
+        <w:gridCol w:w="2146"/>
+        <w:gridCol w:w="5282"/>
       </w:tblGrid>
       <w:tr>
         <w:trPr>
@@ -3772,7 +3785,16 @@
                 <w:sz w:val="21"/>
                 <w:szCs w:val="21"/>
               </w:rPr>
-              <w:t>加密算法；密文；分析者选择的一些密文及对应明文，且与待解密文使用同一密钥解密</w:t>
+              <w:t>加密算法；密文；分析者选择的一些密文及对应明文，</w:t>
+            </w:r>
+            <w:r>
+              <w:rPr>
+                <w:rFonts w:asciiTheme="minorEastAsia" w:hAnsiTheme="minorEastAsia"/>
+                <w:sz w:val="21"/>
+                <w:szCs w:val="21"/>
+              </w:rPr>
+              <w:lastRenderedPageBreak/>
+              <w:t>且与待解密文使用同一密钥解密</w:t>
             </w:r>
           </w:p>
         </w:tc>
@@ -3796,6 +3818,7 @@
                 <w:sz w:val="21"/>
                 <w:szCs w:val="21"/>
               </w:rPr>
+              <w:lastRenderedPageBreak/>
               <w:t>选择文本攻击</w:t>
             </w:r>
           </w:p>
@@ -3948,16 +3971,7 @@
           <w:sz w:val="21"/>
           <w:szCs w:val="21"/>
         </w:rPr>
-        <w:t>若分析者能够获得信源系统，让发送方在发送信息中插入一段由他选择的信息，则选择明文攻击</w:t>
-      </w:r>
-      <w:r>
-        <w:rPr>
-          <w:rFonts w:asciiTheme="minorEastAsia" w:hAnsiTheme="minorEastAsia"/>
-          <w:sz w:val="21"/>
-          <w:szCs w:val="21"/>
-        </w:rPr>
-        <w:lastRenderedPageBreak/>
-        <w:t>有可能实现。教材指出，一般来说，如果分析者有办法选择明文加密，他会特意选取那些最有可能恢复密钥的数据。</w:t>
+        <w:t>若分析者能够获得信源系统，让发送方在发送信息中插入一段由他选择的信息，则选择明文攻击有可能实现。教材指出，一般来说，如果分析者有办法选择明文加密，他会特意选取那些最有可能恢复密钥的数据。</w:t>
       </w:r>
     </w:p>
     <w:p>
@@ -4036,8 +4050,8 @@
         <w:tblLook w:val="04A0" w:firstRow="1" w:lastRow="0" w:firstColumn="1" w:lastColumn="0" w:noHBand="0" w:noVBand="1"/>
       </w:tblPr>
       <w:tblGrid>
-        <w:gridCol w:w="1927"/>
-        <w:gridCol w:w="7089"/>
+        <w:gridCol w:w="1616"/>
+        <w:gridCol w:w="5812"/>
       </w:tblGrid>
       <w:tr>
         <w:trPr>
@@ -4238,6 +4252,17 @@
         </w:rPr>
         <w:t xml:space="preserve"> </w:t>
       </w:r>
+    </w:p>
+    <w:p>
+      <w:pPr>
+        <w:pStyle w:val="3"/>
+        <w:spacing w:after="200"/>
+        <w:rPr>
+          <w:rFonts w:asciiTheme="minorEastAsia" w:hAnsiTheme="minorEastAsia"/>
+          <w:sz w:val="24"/>
+          <w:szCs w:val="24"/>
+        </w:rPr>
+      </w:pPr>
     </w:p>
     <w:p>
       <w:pPr>
@@ -4597,7 +4622,6 @@
           <w:sz w:val="28"/>
           <w:szCs w:val="28"/>
         </w:rPr>
-        <w:lastRenderedPageBreak/>
         <w:t>3. 学习目标 3：单表代替密码的操作</w:t>
       </w:r>
     </w:p>
@@ -4681,7 +4705,7 @@
         <w:tblLook w:val="04A0" w:firstRow="1" w:lastRow="0" w:firstColumn="1" w:lastColumn="0" w:noHBand="0" w:noVBand="1"/>
       </w:tblPr>
       <w:tblGrid>
-        <w:gridCol w:w="9016"/>
+        <w:gridCol w:w="7428"/>
       </w:tblGrid>
       <w:tr>
         <w:tc>
@@ -4704,6 +4728,7 @@
                 <w:sz w:val="20"/>
                 <w:szCs w:val="20"/>
               </w:rPr>
+              <w:lastRenderedPageBreak/>
               <w:t xml:space="preserve">代替技术    </w:t>
             </w:r>
             <w:r>
@@ -5375,25 +5400,25 @@
           <w:sz w:val="21"/>
           <w:szCs w:val="21"/>
         </w:rPr>
+        <w:t xml:space="preserve"> </w:t>
+      </w:r>
+    </w:p>
+    <w:p>
+      <w:pPr>
+        <w:spacing w:after="120"/>
+        <w:rPr>
+          <w:rFonts w:asciiTheme="minorEastAsia" w:hAnsiTheme="minorEastAsia" w:hint="eastAsia"/>
+          <w:sz w:val="21"/>
+          <w:szCs w:val="21"/>
+        </w:rPr>
+      </w:pPr>
+      <w:r>
+        <w:rPr>
+          <w:rFonts w:asciiTheme="minorEastAsia" w:hAnsiTheme="minorEastAsia"/>
+          <w:sz w:val="21"/>
+          <w:szCs w:val="21"/>
+        </w:rPr>
         <w:lastRenderedPageBreak/>
-        <w:t xml:space="preserve"> </w:t>
-      </w:r>
-    </w:p>
-    <w:p>
-      <w:pPr>
-        <w:spacing w:after="120"/>
-        <w:rPr>
-          <w:rFonts w:asciiTheme="minorEastAsia" w:hAnsiTheme="minorEastAsia" w:hint="eastAsia"/>
-          <w:sz w:val="21"/>
-          <w:szCs w:val="21"/>
-        </w:rPr>
-      </w:pPr>
-      <w:r>
-        <w:rPr>
-          <w:rFonts w:asciiTheme="minorEastAsia" w:hAnsiTheme="minorEastAsia"/>
-          <w:sz w:val="21"/>
-          <w:szCs w:val="21"/>
-        </w:rPr>
         <w:t>教材指出，若已知给定密文是 Caesar 密码，穷举攻击很容易实现，只需测试 25 个可能密钥。Caesar 密码适合穷举分析的三个重要特征是：</w:t>
       </w:r>
     </w:p>
@@ -5869,7 +5894,7 @@
         <w:tblLook w:val="04A0" w:firstRow="1" w:lastRow="0" w:firstColumn="1" w:lastColumn="0" w:noHBand="0" w:noVBand="1"/>
       </w:tblPr>
       <w:tblGrid>
-        <w:gridCol w:w="9016"/>
+        <w:gridCol w:w="7438"/>
       </w:tblGrid>
       <w:tr>
         <w:tc>
@@ -6352,16 +6377,6 @@
     </w:tbl>
     <w:p>
       <w:pPr>
-        <w:spacing w:after="200"/>
-        <w:rPr>
-          <w:rFonts w:asciiTheme="minorEastAsia" w:hAnsiTheme="minorEastAsia" w:hint="eastAsia"/>
-          <w:sz w:val="21"/>
-          <w:szCs w:val="21"/>
-        </w:rPr>
-      </w:pPr>
-    </w:p>
-    <w:p>
-      <w:pPr>
         <w:pStyle w:val="3"/>
         <w:spacing w:after="200"/>
         <w:rPr>
@@ -6376,6 +6391,7 @@
           <w:sz w:val="24"/>
           <w:szCs w:val="24"/>
         </w:rPr>
+        <w:lastRenderedPageBreak/>
         <w:t>3.5 单表代替的对策与局限</w:t>
       </w:r>
     </w:p>
@@ -6430,16 +6446,7 @@
           <w:sz w:val="21"/>
           <w:szCs w:val="21"/>
         </w:rPr>
-        <w:t>如果对每个明文元素分配的密文元素个数与该明文元素使用频率成比例，频率信息会被破坏。然</w:t>
-      </w:r>
-      <w:r>
-        <w:rPr>
-          <w:rFonts w:asciiTheme="minorEastAsia" w:hAnsiTheme="minorEastAsia"/>
-          <w:sz w:val="21"/>
-          <w:szCs w:val="21"/>
-        </w:rPr>
-        <w:lastRenderedPageBreak/>
-        <w:t>而教材指出，即使采用同音词方法，明文中的每个元素仍然只对密文中的一个元素产生影响，多字母语法模式仍会残留在密文中。</w:t>
+        <w:t>如果对每个明文元素分配的密文元素个数与该明文元素使用频率成比例，频率信息会被破坏。然而教材指出，即使采用同音词方法，明文中的每个元素仍然只对密文中的一个元素产生影响，多字母语法模式仍会残留在密文中。</w:t>
       </w:r>
     </w:p>
     <w:p>
@@ -6646,11 +6653,11 @@
         <w:tblLook w:val="04A0" w:firstRow="1" w:lastRow="0" w:firstColumn="1" w:lastColumn="0" w:noHBand="0" w:noVBand="1"/>
       </w:tblPr>
       <w:tblGrid>
-        <w:gridCol w:w="1804"/>
-        <w:gridCol w:w="1803"/>
-        <w:gridCol w:w="1803"/>
-        <w:gridCol w:w="1803"/>
-        <w:gridCol w:w="1803"/>
+        <w:gridCol w:w="1485"/>
+        <w:gridCol w:w="1485"/>
+        <w:gridCol w:w="1486"/>
+        <w:gridCol w:w="1486"/>
+        <w:gridCol w:w="1486"/>
       </w:tblGrid>
       <w:tr>
         <w:trPr>
@@ -7364,25 +7371,8 @@
           <w:sz w:val="21"/>
           <w:szCs w:val="21"/>
         </w:rPr>
-        <w:t xml:space="preserve"> </w:t>
-      </w:r>
-    </w:p>
-    <w:p>
-      <w:pPr>
-        <w:spacing w:after="120"/>
-        <w:rPr>
-          <w:rFonts w:asciiTheme="minorEastAsia" w:hAnsiTheme="minorEastAsia" w:hint="eastAsia"/>
-          <w:sz w:val="21"/>
-          <w:szCs w:val="21"/>
-        </w:rPr>
-      </w:pPr>
-      <w:r>
-        <w:rPr>
-          <w:rFonts w:asciiTheme="minorEastAsia" w:hAnsiTheme="minorEastAsia"/>
-          <w:sz w:val="21"/>
-          <w:szCs w:val="21"/>
-        </w:rPr>
-        <w:t>明文按两个字母一组加密：</w:t>
+        <w:lastRenderedPageBreak/>
+        <w:t xml:space="preserve"> 明文按两个字母一组加密：</w:t>
       </w:r>
     </w:p>
     <w:p>
@@ -7554,7 +7544,6 @@
           <w:sz w:val="21"/>
           <w:szCs w:val="21"/>
         </w:rPr>
-        <w:lastRenderedPageBreak/>
         <w:t xml:space="preserve">Playfair 相比简单单表密码有明显进步：虽然只有 26 个字母，但有 </w:t>
       </w:r>
       <m:oMath>
@@ -7655,7 +7644,7 @@
         <w:tblLook w:val="04A0" w:firstRow="1" w:lastRow="0" w:firstColumn="1" w:lastColumn="0" w:noHBand="0" w:noVBand="1"/>
       </w:tblPr>
       <w:tblGrid>
-        <w:gridCol w:w="9016"/>
+        <w:gridCol w:w="7438"/>
       </w:tblGrid>
       <w:tr>
         <w:tc>
@@ -7757,24 +7746,6 @@
     </w:p>
     <w:p>
       <w:pPr>
-        <w:spacing w:after="200"/>
-        <w:rPr>
-          <w:rFonts w:asciiTheme="minorEastAsia" w:hAnsiTheme="minorEastAsia" w:hint="eastAsia"/>
-          <w:sz w:val="21"/>
-          <w:szCs w:val="21"/>
-        </w:rPr>
-      </w:pPr>
-      <w:r>
-        <w:rPr>
-          <w:rFonts w:asciiTheme="minorEastAsia" w:hAnsiTheme="minorEastAsia"/>
-          <w:sz w:val="21"/>
-          <w:szCs w:val="21"/>
-        </w:rPr>
-        <w:t xml:space="preserve"> </w:t>
-      </w:r>
-    </w:p>
-    <w:p>
-      <w:pPr>
         <w:pStyle w:val="2"/>
         <w:spacing w:after="200"/>
         <w:rPr>
@@ -7789,6 +7760,7 @@
           <w:sz w:val="28"/>
           <w:szCs w:val="28"/>
         </w:rPr>
+        <w:lastRenderedPageBreak/>
         <w:t>4. 学习目标 4：Hill 密码</w:t>
       </w:r>
     </w:p>
@@ -8440,7 +8412,6 @@
               <w:sz w:val="21"/>
               <w:szCs w:val="21"/>
             </w:rPr>
-            <w:lastRenderedPageBreak/>
             <m:t>A</m:t>
           </m:r>
           <m:sSup>
@@ -11509,7 +11480,6 @@
           <w:sz w:val="21"/>
           <w:szCs w:val="21"/>
         </w:rPr>
-        <w:lastRenderedPageBreak/>
         <w:t>用行向量和矩阵表示：</w:t>
       </w:r>
     </w:p>
@@ -12210,6 +12180,7 @@
               <w:sz w:val="21"/>
               <w:szCs w:val="21"/>
             </w:rPr>
+            <w:lastRenderedPageBreak/>
             <m:t xml:space="preserve">C=PK </m:t>
           </m:r>
           <m:r>
@@ -13152,7 +13123,7 @@
         <w:tblLook w:val="04A0" w:firstRow="1" w:lastRow="0" w:firstColumn="1" w:lastColumn="0" w:noHBand="0" w:noVBand="1"/>
       </w:tblPr>
       <w:tblGrid>
-        <w:gridCol w:w="9016"/>
+        <w:gridCol w:w="7438"/>
       </w:tblGrid>
       <w:tr>
         <w:tc>
@@ -13255,7 +13226,7 @@
         <w:tblLook w:val="04A0" w:firstRow="1" w:lastRow="0" w:firstColumn="1" w:lastColumn="0" w:noHBand="0" w:noVBand="1"/>
       </w:tblPr>
       <w:tblGrid>
-        <w:gridCol w:w="9016"/>
+        <w:gridCol w:w="7438"/>
       </w:tblGrid>
       <w:tr>
         <w:tc>
@@ -14293,6 +14264,7 @@
               <w:sz w:val="21"/>
               <w:szCs w:val="21"/>
             </w:rPr>
+            <w:lastRenderedPageBreak/>
             <m:t>K=</m:t>
           </m:r>
           <m:sSup>
@@ -14359,7 +14331,7 @@
       <w:pPr>
         <w:spacing w:after="120"/>
         <w:rPr>
-          <w:rFonts w:asciiTheme="minorEastAsia" w:hAnsiTheme="minorEastAsia" w:hint="eastAsia"/>
+          <w:rFonts w:asciiTheme="minorEastAsia" w:hAnsiTheme="minorEastAsia"/>
           <w:sz w:val="21"/>
           <w:szCs w:val="21"/>
         </w:rPr>
@@ -14447,35 +14419,7 @@
     </w:p>
     <w:p>
       <w:pPr>
-        <w:spacing w:after="200"/>
-        <w:rPr>
-          <w:rFonts w:asciiTheme="minorEastAsia" w:hAnsiTheme="minorEastAsia"/>
-          <w:sz w:val="21"/>
-          <w:szCs w:val="21"/>
-        </w:rPr>
-      </w:pPr>
-      <w:r>
-        <w:rPr>
-          <w:rFonts w:asciiTheme="minorEastAsia" w:hAnsiTheme="minorEastAsia"/>
-          <w:sz w:val="21"/>
-          <w:szCs w:val="21"/>
-        </w:rPr>
-        <w:t xml:space="preserve"> </w:t>
-      </w:r>
-    </w:p>
-    <w:p>
-      <w:pPr>
-        <w:spacing w:after="200"/>
-        <w:rPr>
-          <w:rFonts w:asciiTheme="minorEastAsia" w:hAnsiTheme="minorEastAsia"/>
-          <w:sz w:val="21"/>
-          <w:szCs w:val="21"/>
-        </w:rPr>
-      </w:pPr>
-    </w:p>
-    <w:p>
-      <w:pPr>
-        <w:spacing w:after="200"/>
+        <w:spacing w:after="120"/>
         <w:rPr>
           <w:rFonts w:asciiTheme="minorEastAsia" w:hAnsiTheme="minorEastAsia" w:hint="eastAsia"/>
           <w:sz w:val="21"/>
@@ -14499,7 +14443,6 @@
           <w:sz w:val="28"/>
           <w:szCs w:val="28"/>
         </w:rPr>
-        <w:lastRenderedPageBreak/>
         <w:t>5. 学习目标 5：多表代替密码的操作</w:t>
       </w:r>
     </w:p>
@@ -15387,7 +15330,7 @@
         <w:tblLook w:val="04A0" w:firstRow="1" w:lastRow="0" w:firstColumn="1" w:lastColumn="0" w:noHBand="0" w:noVBand="1"/>
       </w:tblPr>
       <w:tblGrid>
-        <w:gridCol w:w="9016"/>
+        <w:gridCol w:w="7438"/>
       </w:tblGrid>
       <w:tr>
         <w:tc>
@@ -15414,6 +15357,7 @@
               <w:rPr>
                 <w:noProof/>
               </w:rPr>
+              <w:lastRenderedPageBreak/>
               <w:drawing>
                 <wp:inline distT="0" distB="0" distL="0" distR="0" wp14:anchorId="6A89F0B7" wp14:editId="07B95754">
                   <wp:extent cx="3351158" cy="552091"/>
@@ -16013,7 +15957,6 @@
           <w:sz w:val="21"/>
           <w:szCs w:val="21"/>
         </w:rPr>
-        <w:lastRenderedPageBreak/>
         <w:t>教材例子中，密钥词是 deceptive，消息是 we are discovered save yourself：</w:t>
       </w:r>
     </w:p>
@@ -16165,7 +16108,7 @@
         <w:tblLook w:val="04A0" w:firstRow="1" w:lastRow="0" w:firstColumn="1" w:lastColumn="0" w:noHBand="0" w:noVBand="1"/>
       </w:tblPr>
       <w:tblGrid>
-        <w:gridCol w:w="9016"/>
+        <w:gridCol w:w="7438"/>
       </w:tblGrid>
       <w:tr>
         <w:tc>
@@ -16193,9 +16136,9 @@
                 <w:noProof/>
               </w:rPr>
               <w:drawing>
-                <wp:inline distT="0" distB="0" distL="0" distR="0" wp14:anchorId="325B4B08" wp14:editId="385DAE45">
-                  <wp:extent cx="2458528" cy="3260467"/>
-                  <wp:effectExtent l="0" t="0" r="0" b="0"/>
+                <wp:inline distT="0" distB="0" distL="0" distR="0" wp14:anchorId="325B4B08" wp14:editId="5E434364">
+                  <wp:extent cx="2139351" cy="2837179"/>
+                  <wp:effectExtent l="0" t="0" r="0" b="1905"/>
                   <wp:docPr id="1734478227" name="图片 6"/>
                   <wp:cNvGraphicFramePr>
                     <a:graphicFrameLocks xmlns:a="http://schemas.openxmlformats.org/drawingml/2006/main" noChangeAspect="1"/>
@@ -16225,7 +16168,7 @@
                         <pic:spPr bwMode="auto">
                           <a:xfrm>
                             <a:off x="0" y="0"/>
-                            <a:ext cx="2477370" cy="3285456"/>
+                            <a:ext cx="2157993" cy="2861902"/>
                           </a:xfrm>
                           <a:prstGeom prst="rect">
                             <a:avLst/>
@@ -16254,16 +16197,6 @@
           <w:szCs w:val="21"/>
         </w:rPr>
       </w:pPr>
-    </w:p>
-    <w:p>
-      <w:pPr>
-        <w:spacing w:after="120"/>
-        <w:rPr>
-          <w:rFonts w:asciiTheme="minorEastAsia" w:hAnsiTheme="minorEastAsia" w:hint="eastAsia"/>
-          <w:sz w:val="21"/>
-          <w:szCs w:val="21"/>
-        </w:rPr>
-      </w:pPr>
       <w:proofErr w:type="spellStart"/>
       <w:r>
         <w:rPr>
@@ -16271,6 +16204,7 @@
           <w:sz w:val="21"/>
           <w:szCs w:val="21"/>
         </w:rPr>
+        <w:lastRenderedPageBreak/>
         <w:t>Vigenere</w:t>
       </w:r>
       <w:proofErr w:type="spellEnd"/>
@@ -16533,7 +16467,6 @@
           <w:sz w:val="21"/>
           <w:szCs w:val="21"/>
         </w:rPr>
-        <w:lastRenderedPageBreak/>
         <w:t xml:space="preserve"> 另一个重要观察是：若密钥词长度为 </w:t>
       </w:r>
       <m:oMath>
@@ -16762,24 +16695,6 @@
     </w:p>
     <w:p>
       <w:pPr>
-        <w:spacing w:after="200"/>
-        <w:rPr>
-          <w:rFonts w:asciiTheme="minorEastAsia" w:hAnsiTheme="minorEastAsia" w:hint="eastAsia"/>
-          <w:sz w:val="21"/>
-          <w:szCs w:val="21"/>
-        </w:rPr>
-      </w:pPr>
-      <w:r>
-        <w:rPr>
-          <w:rFonts w:asciiTheme="minorEastAsia" w:hAnsiTheme="minorEastAsia"/>
-          <w:sz w:val="21"/>
-          <w:szCs w:val="21"/>
-        </w:rPr>
-        <w:t xml:space="preserve"> </w:t>
-      </w:r>
-    </w:p>
-    <w:p>
-      <w:pPr>
         <w:pStyle w:val="3"/>
         <w:spacing w:after="200"/>
         <w:rPr>
@@ -16794,6 +16709,7 @@
           <w:sz w:val="24"/>
           <w:szCs w:val="24"/>
         </w:rPr>
+        <w:lastRenderedPageBreak/>
         <w:t>5.5 Vernam 密码</w:t>
       </w:r>
     </w:p>
@@ -17337,7 +17253,7 @@
         <w:tblLook w:val="04A0" w:firstRow="1" w:lastRow="0" w:firstColumn="1" w:lastColumn="0" w:noHBand="0" w:noVBand="1"/>
       </w:tblPr>
       <w:tblGrid>
-        <w:gridCol w:w="9016"/>
+        <w:gridCol w:w="7438"/>
       </w:tblGrid>
       <w:tr>
         <w:tc>
@@ -17489,98 +17405,80 @@
           <w:sz w:val="24"/>
           <w:szCs w:val="24"/>
         </w:rPr>
+        <w:t>5.6 一次一密</w:t>
+      </w:r>
+    </w:p>
+    <w:p>
+      <w:pPr>
+        <w:spacing w:after="120"/>
+        <w:rPr>
+          <w:rFonts w:asciiTheme="minorEastAsia" w:hAnsiTheme="minorEastAsia" w:hint="eastAsia"/>
+          <w:sz w:val="21"/>
+          <w:szCs w:val="21"/>
+        </w:rPr>
+      </w:pPr>
+      <w:r>
+        <w:rPr>
+          <w:rFonts w:asciiTheme="minorEastAsia" w:hAnsiTheme="minorEastAsia"/>
+          <w:sz w:val="21"/>
+          <w:szCs w:val="21"/>
+        </w:rPr>
+        <w:t>一次一密是 Mauborgne 对 Vernam 密码的改进。它使用与消息一样长且无重复的随机密钥来加密消息；密钥只加解密一条消息，之后丢弃不用。每条新消息都需要一个与其等长的新密钥。</w:t>
+      </w:r>
+    </w:p>
+    <w:p>
+      <w:pPr>
+        <w:spacing w:after="200"/>
+        <w:rPr>
+          <w:rFonts w:asciiTheme="minorEastAsia" w:hAnsiTheme="minorEastAsia" w:hint="eastAsia"/>
+          <w:sz w:val="21"/>
+          <w:szCs w:val="21"/>
+        </w:rPr>
+      </w:pPr>
+      <w:r>
+        <w:rPr>
+          <w:rFonts w:asciiTheme="minorEastAsia" w:hAnsiTheme="minorEastAsia"/>
+          <w:sz w:val="21"/>
+          <w:szCs w:val="21"/>
+        </w:rPr>
+        <w:t xml:space="preserve"> </w:t>
+      </w:r>
+    </w:p>
+    <w:p>
+      <w:pPr>
+        <w:spacing w:after="120"/>
+        <w:rPr>
+          <w:rFonts w:asciiTheme="minorEastAsia" w:hAnsiTheme="minorEastAsia" w:hint="eastAsia"/>
+          <w:sz w:val="21"/>
+          <w:szCs w:val="21"/>
+        </w:rPr>
+      </w:pPr>
+      <w:r>
+        <w:rPr>
+          <w:rFonts w:asciiTheme="minorEastAsia" w:hAnsiTheme="minorEastAsia"/>
+          <w:sz w:val="21"/>
+          <w:szCs w:val="21"/>
+        </w:rPr>
+        <w:t>教材结论：一次一密不可攻破。它产生的随机输出与明文没有任何统计关系，密文不包含明文的任何信息。</w:t>
+      </w:r>
+    </w:p>
+    <w:p>
+      <w:pPr>
+        <w:spacing w:after="200"/>
+        <w:rPr>
+          <w:rFonts w:asciiTheme="minorEastAsia" w:hAnsiTheme="minorEastAsia" w:hint="eastAsia"/>
+          <w:sz w:val="21"/>
+          <w:szCs w:val="21"/>
+        </w:rPr>
+      </w:pPr>
+      <w:r>
+        <w:rPr>
+          <w:rFonts w:asciiTheme="minorEastAsia" w:hAnsiTheme="minorEastAsia"/>
+          <w:sz w:val="21"/>
+          <w:szCs w:val="21"/>
+        </w:rPr>
         <w:lastRenderedPageBreak/>
-        <w:t>5.6 一次一密</w:t>
-      </w:r>
-    </w:p>
-    <w:p>
-      <w:pPr>
-        <w:spacing w:after="120"/>
-        <w:rPr>
-          <w:rFonts w:asciiTheme="minorEastAsia" w:hAnsiTheme="minorEastAsia" w:hint="eastAsia"/>
-          <w:sz w:val="21"/>
-          <w:szCs w:val="21"/>
-        </w:rPr>
-      </w:pPr>
-      <w:r>
-        <w:rPr>
-          <w:rFonts w:asciiTheme="minorEastAsia" w:hAnsiTheme="minorEastAsia"/>
-          <w:sz w:val="21"/>
-          <w:szCs w:val="21"/>
-        </w:rPr>
-        <w:t>一次一密是 Mauborgne 对 Vernam 密码的改进。它使用与消息一样长且无重复的随机密钥来加密消息；密钥只加解密一条消息，之后丢弃不用。每条新消息都需要一个与其等长的新密钥。</w:t>
-      </w:r>
-    </w:p>
-    <w:p>
-      <w:pPr>
-        <w:spacing w:after="200"/>
-        <w:rPr>
-          <w:rFonts w:asciiTheme="minorEastAsia" w:hAnsiTheme="minorEastAsia" w:hint="eastAsia"/>
-          <w:sz w:val="21"/>
-          <w:szCs w:val="21"/>
-        </w:rPr>
-      </w:pPr>
-      <w:r>
-        <w:rPr>
-          <w:rFonts w:asciiTheme="minorEastAsia" w:hAnsiTheme="minorEastAsia"/>
-          <w:sz w:val="21"/>
-          <w:szCs w:val="21"/>
-        </w:rPr>
-        <w:t xml:space="preserve"> </w:t>
-      </w:r>
-    </w:p>
-    <w:p>
-      <w:pPr>
-        <w:spacing w:after="120"/>
-        <w:rPr>
-          <w:rFonts w:asciiTheme="minorEastAsia" w:hAnsiTheme="minorEastAsia" w:hint="eastAsia"/>
-          <w:sz w:val="21"/>
-          <w:szCs w:val="21"/>
-        </w:rPr>
-      </w:pPr>
-      <w:r>
-        <w:rPr>
-          <w:rFonts w:asciiTheme="minorEastAsia" w:hAnsiTheme="minorEastAsia"/>
-          <w:sz w:val="21"/>
-          <w:szCs w:val="21"/>
-        </w:rPr>
-        <w:t>教材结论：一次一密不可攻破。它产生的随机输出与明文没有任何统计关系，密文不包含明文的任何信息。</w:t>
-      </w:r>
-    </w:p>
-    <w:p>
-      <w:pPr>
-        <w:spacing w:after="200"/>
-        <w:rPr>
-          <w:rFonts w:asciiTheme="minorEastAsia" w:hAnsiTheme="minorEastAsia" w:hint="eastAsia"/>
-          <w:sz w:val="21"/>
-          <w:szCs w:val="21"/>
-        </w:rPr>
-      </w:pPr>
-      <w:r>
-        <w:rPr>
-          <w:rFonts w:asciiTheme="minorEastAsia" w:hAnsiTheme="minorEastAsia"/>
-          <w:sz w:val="21"/>
-          <w:szCs w:val="21"/>
-        </w:rPr>
-        <w:t xml:space="preserve"> </w:t>
-      </w:r>
-    </w:p>
-    <w:p>
-      <w:pPr>
-        <w:spacing w:after="120"/>
-        <w:rPr>
-          <w:rFonts w:asciiTheme="minorEastAsia" w:hAnsiTheme="minorEastAsia" w:hint="eastAsia"/>
-          <w:sz w:val="21"/>
-          <w:szCs w:val="21"/>
-        </w:rPr>
-      </w:pPr>
-      <w:r>
-        <w:rPr>
-          <w:rFonts w:asciiTheme="minorEastAsia" w:hAnsiTheme="minorEastAsia"/>
-          <w:sz w:val="21"/>
-          <w:szCs w:val="21"/>
-        </w:rPr>
-        <w:t>教材用一个密文说明：同一密文可以由不同密钥解出两个似是而非的明文。若密钥真正随机，分析者无法判断哪个密钥更可能，也无法确定哪个明文才是真正明文。事实上，对任意与密文等长的明文，都存在一个密钥产生这个明文。</w:t>
+        <w:t xml:space="preserve"> 教材用一个密文说明：同一密文可以由不同密钥解出两个似是而非的明文。若密钥真正随机，分析者无法判断哪个密钥更可能，也无法确定哪个明文才是真正明文。事实上，对任意与密文等长的明文，都存在一个密钥产生这个明文。</w:t>
       </w:r>
     </w:p>
     <w:p>
@@ -17873,16 +17771,7 @@
                 <w:sz w:val="20"/>
                 <w:szCs w:val="20"/>
               </w:rPr>
-              <w:t xml:space="preserve">   </w:t>
-            </w:r>
-            <w:proofErr w:type="gramStart"/>
-            <w:r>
-              <w:rPr>
-                <w:rFonts w:asciiTheme="minorEastAsia" w:hAnsiTheme="minorEastAsia"/>
-                <w:sz w:val="20"/>
-                <w:szCs w:val="20"/>
-              </w:rPr>
-              <w:t xml:space="preserve">m </w:t>
+              <w:t xml:space="preserve">   m </w:t>
             </w:r>
             <w:r>
               <w:rPr>
@@ -17898,25 +17787,7 @@
                 <w:sz w:val="20"/>
                 <w:szCs w:val="20"/>
               </w:rPr>
-              <w:t>e</w:t>
-            </w:r>
-            <w:proofErr w:type="gramEnd"/>
-            <w:r>
-              <w:rPr>
-                <w:rFonts w:asciiTheme="minorEastAsia" w:hAnsiTheme="minorEastAsia"/>
-                <w:sz w:val="20"/>
-                <w:szCs w:val="20"/>
-              </w:rPr>
-              <w:t xml:space="preserve"> </w:t>
-            </w:r>
-            <w:proofErr w:type="gramStart"/>
-            <w:r>
-              <w:rPr>
-                <w:rFonts w:asciiTheme="minorEastAsia" w:hAnsiTheme="minorEastAsia"/>
-                <w:sz w:val="20"/>
-                <w:szCs w:val="20"/>
-              </w:rPr>
-              <w:t xml:space="preserve">m </w:t>
+              <w:t xml:space="preserve">e m </w:t>
             </w:r>
             <w:r>
               <w:rPr>
@@ -17932,16 +17803,7 @@
                 <w:sz w:val="20"/>
                 <w:szCs w:val="20"/>
               </w:rPr>
-              <w:t>a</w:t>
-            </w:r>
-            <w:proofErr w:type="gramEnd"/>
-            <w:r>
-              <w:rPr>
-                <w:rFonts w:asciiTheme="minorEastAsia" w:hAnsiTheme="minorEastAsia"/>
-                <w:sz w:val="20"/>
-                <w:szCs w:val="20"/>
-              </w:rPr>
-              <w:t xml:space="preserve"> </w:t>
+              <w:t xml:space="preserve">a </w:t>
             </w:r>
             <w:r>
               <w:rPr>
@@ -17951,7 +17813,6 @@
               </w:rPr>
               <w:t xml:space="preserve"> </w:t>
             </w:r>
-            <w:proofErr w:type="gramStart"/>
             <w:r>
               <w:rPr>
                 <w:rFonts w:asciiTheme="minorEastAsia" w:hAnsiTheme="minorEastAsia"/>
@@ -17974,16 +17835,7 @@
                 <w:sz w:val="20"/>
                 <w:szCs w:val="20"/>
               </w:rPr>
-              <w:t>r</w:t>
-            </w:r>
-            <w:proofErr w:type="gramEnd"/>
-            <w:r>
-              <w:rPr>
-                <w:rFonts w:asciiTheme="minorEastAsia" w:hAnsiTheme="minorEastAsia"/>
-                <w:sz w:val="20"/>
-                <w:szCs w:val="20"/>
-              </w:rPr>
-              <w:t xml:space="preserve"> </w:t>
+              <w:t xml:space="preserve">r </w:t>
             </w:r>
             <w:r>
               <w:rPr>
@@ -17993,7 +17845,6 @@
               </w:rPr>
               <w:t xml:space="preserve"> </w:t>
             </w:r>
-            <w:proofErr w:type="gramStart"/>
             <w:r>
               <w:rPr>
                 <w:rFonts w:asciiTheme="minorEastAsia" w:hAnsiTheme="minorEastAsia"/>
@@ -18016,16 +17867,7 @@
                 <w:sz w:val="20"/>
                 <w:szCs w:val="20"/>
               </w:rPr>
-              <w:t>t</w:t>
-            </w:r>
-            <w:proofErr w:type="gramEnd"/>
-            <w:r>
-              <w:rPr>
-                <w:rFonts w:asciiTheme="minorEastAsia" w:hAnsiTheme="minorEastAsia"/>
-                <w:sz w:val="20"/>
-                <w:szCs w:val="20"/>
-              </w:rPr>
-              <w:t xml:space="preserve"> </w:t>
+              <w:t xml:space="preserve">t </w:t>
             </w:r>
             <w:r>
               <w:rPr>
@@ -18035,7 +17877,6 @@
               </w:rPr>
               <w:t xml:space="preserve"> </w:t>
             </w:r>
-            <w:proofErr w:type="gramStart"/>
             <w:r>
               <w:rPr>
                 <w:rFonts w:asciiTheme="minorEastAsia" w:hAnsiTheme="minorEastAsia"/>
@@ -18058,16 +17899,7 @@
                 <w:sz w:val="20"/>
                 <w:szCs w:val="20"/>
               </w:rPr>
-              <w:t>p</w:t>
-            </w:r>
-            <w:proofErr w:type="gramEnd"/>
-            <w:r>
-              <w:rPr>
-                <w:rFonts w:asciiTheme="minorEastAsia" w:hAnsiTheme="minorEastAsia"/>
-                <w:sz w:val="20"/>
-                <w:szCs w:val="20"/>
-              </w:rPr>
-              <w:t xml:space="preserve"> </w:t>
+              <w:t xml:space="preserve">p </w:t>
             </w:r>
             <w:r>
               <w:rPr>
@@ -18077,7 +17909,6 @@
               </w:rPr>
               <w:t xml:space="preserve"> </w:t>
             </w:r>
-            <w:proofErr w:type="gramStart"/>
             <w:r>
               <w:rPr>
                 <w:rFonts w:asciiTheme="minorEastAsia" w:hAnsiTheme="minorEastAsia"/>
@@ -18100,16 +17931,7 @@
                 <w:sz w:val="20"/>
                 <w:szCs w:val="20"/>
               </w:rPr>
-              <w:t>y</w:t>
-            </w:r>
-            <w:proofErr w:type="gramEnd"/>
-            <w:r>
-              <w:rPr>
-                <w:rFonts w:asciiTheme="minorEastAsia" w:hAnsiTheme="minorEastAsia"/>
-                <w:sz w:val="20"/>
-                <w:szCs w:val="20"/>
-              </w:rPr>
-              <w:t xml:space="preserve">    </w:t>
+              <w:t xml:space="preserve">y    </w:t>
             </w:r>
             <w:r>
               <w:rPr>
@@ -18128,7 +17950,6 @@
               </w:rPr>
               <w:t xml:space="preserve"> </w:t>
             </w:r>
-            <w:proofErr w:type="gramStart"/>
             <w:r>
               <w:rPr>
                 <w:rFonts w:asciiTheme="minorEastAsia" w:hAnsiTheme="minorEastAsia"/>
@@ -18151,16 +17972,7 @@
                 <w:sz w:val="20"/>
                 <w:szCs w:val="20"/>
               </w:rPr>
-              <w:t>t</w:t>
-            </w:r>
-            <w:proofErr w:type="gramEnd"/>
-            <w:r>
-              <w:rPr>
-                <w:rFonts w:asciiTheme="minorEastAsia" w:hAnsiTheme="minorEastAsia"/>
-                <w:sz w:val="20"/>
-                <w:szCs w:val="20"/>
-              </w:rPr>
-              <w:t xml:space="preserve"> </w:t>
+              <w:t xml:space="preserve">t </w:t>
             </w:r>
             <w:r>
               <w:rPr>
@@ -18170,7 +17982,6 @@
               </w:rPr>
               <w:t xml:space="preserve"> </w:t>
             </w:r>
-            <w:proofErr w:type="gramStart"/>
             <w:r>
               <w:rPr>
                 <w:rFonts w:asciiTheme="minorEastAsia" w:hAnsiTheme="minorEastAsia"/>
@@ -18193,16 +18004,7 @@
                 <w:sz w:val="20"/>
                 <w:szCs w:val="20"/>
               </w:rPr>
-              <w:t>f</w:t>
-            </w:r>
-            <w:proofErr w:type="gramEnd"/>
-            <w:r>
-              <w:rPr>
-                <w:rFonts w:asciiTheme="minorEastAsia" w:hAnsiTheme="minorEastAsia"/>
-                <w:sz w:val="20"/>
-                <w:szCs w:val="20"/>
-              </w:rPr>
-              <w:t xml:space="preserve"> </w:t>
+              <w:t xml:space="preserve">f </w:t>
             </w:r>
             <w:r>
               <w:rPr>
@@ -18212,7 +18014,6 @@
               </w:rPr>
               <w:t xml:space="preserve"> </w:t>
             </w:r>
-            <w:proofErr w:type="gramStart"/>
             <w:r>
               <w:rPr>
                 <w:rFonts w:asciiTheme="minorEastAsia" w:hAnsiTheme="minorEastAsia"/>
@@ -18235,16 +18036,7 @@
                 <w:sz w:val="20"/>
                 <w:szCs w:val="20"/>
               </w:rPr>
-              <w:t>t</w:t>
-            </w:r>
-            <w:proofErr w:type="gramEnd"/>
-            <w:r>
-              <w:rPr>
-                <w:rFonts w:asciiTheme="minorEastAsia" w:hAnsiTheme="minorEastAsia"/>
-                <w:sz w:val="20"/>
-                <w:szCs w:val="20"/>
-              </w:rPr>
-              <w:t xml:space="preserve"> </w:t>
+              <w:t xml:space="preserve">t </w:t>
             </w:r>
             <w:r>
               <w:rPr>
@@ -18254,7 +18046,6 @@
               </w:rPr>
               <w:t xml:space="preserve"> </w:t>
             </w:r>
-            <w:proofErr w:type="gramStart"/>
             <w:r>
               <w:rPr>
                 <w:rFonts w:asciiTheme="minorEastAsia" w:hAnsiTheme="minorEastAsia"/>
@@ -18277,16 +18068,7 @@
                 <w:sz w:val="20"/>
                 <w:szCs w:val="20"/>
               </w:rPr>
-              <w:t>o</w:t>
-            </w:r>
-            <w:proofErr w:type="gramEnd"/>
-            <w:r>
-              <w:rPr>
-                <w:rFonts w:asciiTheme="minorEastAsia" w:hAnsiTheme="minorEastAsia"/>
-                <w:sz w:val="20"/>
-                <w:szCs w:val="20"/>
-              </w:rPr>
-              <w:t xml:space="preserve"> </w:t>
+              <w:t xml:space="preserve">o </w:t>
             </w:r>
             <w:r>
               <w:rPr>
@@ -18296,7 +18078,6 @@
               </w:rPr>
               <w:t xml:space="preserve"> </w:t>
             </w:r>
-            <w:proofErr w:type="gramStart"/>
             <w:r>
               <w:rPr>
                 <w:rFonts w:asciiTheme="minorEastAsia" w:hAnsiTheme="minorEastAsia"/>
@@ -18323,7 +18104,6 @@
               <w:t>a</w:t>
             </w:r>
             <w:proofErr w:type="spellEnd"/>
-            <w:proofErr w:type="gramEnd"/>
             <w:r>
               <w:rPr>
                 <w:rFonts w:asciiTheme="minorEastAsia" w:hAnsiTheme="minorEastAsia"/>
@@ -18498,7 +18278,7 @@
       <w:pPr>
         <w:spacing w:after="120"/>
         <w:rPr>
-          <w:rFonts w:asciiTheme="minorEastAsia" w:hAnsiTheme="minorEastAsia"/>
+          <w:rFonts w:asciiTheme="minorEastAsia" w:hAnsiTheme="minorEastAsia" w:hint="eastAsia"/>
           <w:sz w:val="21"/>
           <w:szCs w:val="21"/>
         </w:rPr>
@@ -18578,14 +18358,14 @@
         <w:tblLook w:val="04A0" w:firstRow="1" w:lastRow="0" w:firstColumn="1" w:lastColumn="0" w:noHBand="0" w:noVBand="1"/>
       </w:tblPr>
       <w:tblGrid>
-        <w:gridCol w:w="1441"/>
-        <w:gridCol w:w="1082"/>
-        <w:gridCol w:w="1082"/>
-        <w:gridCol w:w="1082"/>
-        <w:gridCol w:w="1082"/>
-        <w:gridCol w:w="1082"/>
-        <w:gridCol w:w="1082"/>
-        <w:gridCol w:w="1083"/>
+        <w:gridCol w:w="1169"/>
+        <w:gridCol w:w="894"/>
+        <w:gridCol w:w="894"/>
+        <w:gridCol w:w="894"/>
+        <w:gridCol w:w="894"/>
+        <w:gridCol w:w="894"/>
+        <w:gridCol w:w="894"/>
+        <w:gridCol w:w="895"/>
       </w:tblGrid>
       <w:tr>
         <w:trPr>
@@ -19735,46 +19515,17 @@
           <w:sz w:val="21"/>
           <w:szCs w:val="21"/>
         </w:rPr>
-        <w:t>教材用原始明文 28 个字母的位置序号说明：第一次置换后仍存在规律，但第二次置换后排列结构已经没有明显规律，分析者攻击它会困难得多。</w:t>
-      </w:r>
-    </w:p>
-    <w:p>
-      <w:pPr>
-        <w:spacing w:after="200"/>
-        <w:rPr>
-          <w:rFonts w:asciiTheme="minorEastAsia" w:hAnsiTheme="minorEastAsia"/>
-          <w:sz w:val="21"/>
-          <w:szCs w:val="21"/>
-        </w:rPr>
-      </w:pPr>
-      <w:r>
-        <w:rPr>
-          <w:rFonts w:asciiTheme="minorEastAsia" w:hAnsiTheme="minorEastAsia"/>
-          <w:sz w:val="21"/>
-          <w:szCs w:val="21"/>
-        </w:rPr>
-        <w:t xml:space="preserve"> </w:t>
-      </w:r>
-    </w:p>
-    <w:p>
-      <w:pPr>
-        <w:spacing w:after="200"/>
-        <w:rPr>
-          <w:rFonts w:asciiTheme="minorEastAsia" w:hAnsiTheme="minorEastAsia"/>
-          <w:sz w:val="21"/>
-          <w:szCs w:val="21"/>
-        </w:rPr>
-      </w:pPr>
-    </w:p>
-    <w:p>
-      <w:pPr>
-        <w:spacing w:after="200"/>
-        <w:rPr>
-          <w:rFonts w:asciiTheme="minorEastAsia" w:hAnsiTheme="minorEastAsia"/>
-          <w:sz w:val="21"/>
-          <w:szCs w:val="21"/>
-        </w:rPr>
-      </w:pPr>
+        <w:t>教材用原始明文 28 个字母的位置序号说明：第一次置换后仍存在规律，但第二</w:t>
+      </w:r>
+      <w:r>
+        <w:rPr>
+          <w:rFonts w:asciiTheme="minorEastAsia" w:hAnsiTheme="minorEastAsia"/>
+          <w:sz w:val="21"/>
+          <w:szCs w:val="21"/>
+        </w:rPr>
+        <w:lastRenderedPageBreak/>
+        <w:t>次置换后排列结构已经没有明显规律，分析者攻击它会困难得多。</w:t>
+      </w:r>
     </w:p>
     <w:p>
       <w:pPr>
@@ -19802,7 +19553,6 @@
           <w:sz w:val="28"/>
           <w:szCs w:val="28"/>
         </w:rPr>
-        <w:lastRenderedPageBreak/>
         <w:t>7. 本章关键术语整理</w:t>
       </w:r>
     </w:p>
@@ -19815,14 +19565,6 @@
           <w:szCs w:val="21"/>
         </w:rPr>
       </w:pPr>
-      <w:r>
-        <w:rPr>
-          <w:rFonts w:asciiTheme="minorEastAsia" w:hAnsiTheme="minorEastAsia"/>
-          <w:sz w:val="21"/>
-          <w:szCs w:val="21"/>
-        </w:rPr>
-        <w:t xml:space="preserve"> </w:t>
-      </w:r>
     </w:p>
     <w:tbl>
       <w:tblPr>
@@ -19845,8 +19587,8 @@
         <w:tblLook w:val="04A0" w:firstRow="1" w:lastRow="0" w:firstColumn="1" w:lastColumn="0" w:noHBand="0" w:noVBand="1"/>
       </w:tblPr>
       <w:tblGrid>
-        <w:gridCol w:w="2409"/>
-        <w:gridCol w:w="6607"/>
+        <w:gridCol w:w="2007"/>
+        <w:gridCol w:w="5421"/>
       </w:tblGrid>
       <w:tr>
         <w:trPr>
@@ -20453,7 +20195,16 @@
           <w:sz w:val="21"/>
           <w:szCs w:val="21"/>
         </w:rPr>
-        <w:t>5. 能否按攻击者已知信息区分唯密文、已知明文、选择明文、选择密文和选择文本攻击？</w:t>
+        <w:t>5. 能否按攻击者已知信息区分唯密文、已知明文、选择明文、选择密文和选择文</w:t>
+      </w:r>
+      <w:r>
+        <w:rPr>
+          <w:rFonts w:asciiTheme="minorEastAsia" w:hAnsiTheme="minorEastAsia"/>
+          <w:sz w:val="21"/>
+          <w:szCs w:val="21"/>
+        </w:rPr>
+        <w:lastRenderedPageBreak/>
+        <w:t>本攻击？</w:t>
       </w:r>
     </w:p>
     <w:p>
@@ -21221,7 +20972,7 @@
     </w:p>
     <w:sectPr>
       <w:footerReference w:type="default" r:id="rId18"/>
-      <w:pgSz w:w="11906" w:h="16838"/>
+      <w:pgSz w:w="10318" w:h="14570" w:code="13"/>
       <w:pgMar w:top="1440" w:right="1440" w:bottom="1440" w:left="1440" w:header="708" w:footer="708" w:gutter="0"/>
       <w:pgNumType w:start="43"/>
       <w:cols w:space="720"/>
@@ -21265,9 +21016,6 @@
         <w:pPr>
           <w:pStyle w:val="ad"/>
           <w:jc w:val="center"/>
-          <w:rPr>
-            <w:rFonts w:hint="eastAsia"/>
-          </w:rPr>
         </w:pPr>
         <w:r>
           <w:rPr>
